--- a/documents/Timeline - EnterPrise Compliance Management Platform.docx
+++ b/documents/Timeline - EnterPrise Compliance Management Platform.docx
@@ -103,7 +103,7 @@
             <w:pPr>
               <w:numPr>
                 <w:ilvl w:val="0"/>
-                <w:numId w:val="6"/>
+                <w:numId w:val="12"/>
               </w:numPr>
               <w:spacing w:line="276" w:lineRule="auto"/>
               <w:ind w:left="720" w:hanging="360"/>
@@ -122,7 +122,7 @@
             <w:pPr>
               <w:numPr>
                 <w:ilvl w:val="0"/>
-                <w:numId w:val="6"/>
+                <w:numId w:val="12"/>
               </w:numPr>
               <w:spacing w:line="276" w:lineRule="auto"/>
               <w:ind w:left="720" w:hanging="360"/>
@@ -202,7 +202,7 @@
             <w:pPr>
               <w:numPr>
                 <w:ilvl w:val="0"/>
-                <w:numId w:val="15"/>
+                <w:numId w:val="24"/>
               </w:numPr>
               <w:spacing w:line="276" w:lineRule="auto"/>
               <w:ind w:left="720" w:hanging="360"/>
@@ -221,7 +221,7 @@
             <w:pPr>
               <w:numPr>
                 <w:ilvl w:val="0"/>
-                <w:numId w:val="15"/>
+                <w:numId w:val="24"/>
               </w:numPr>
               <w:spacing w:line="276" w:lineRule="auto"/>
               <w:ind w:left="720" w:hanging="360"/>
@@ -240,7 +240,7 @@
             <w:pPr>
               <w:numPr>
                 <w:ilvl w:val="0"/>
-                <w:numId w:val="15"/>
+                <w:numId w:val="24"/>
               </w:numPr>
               <w:spacing w:line="276" w:lineRule="auto"/>
               <w:ind w:left="720" w:hanging="360"/>
@@ -319,7 +319,7 @@
             <w:pPr>
               <w:numPr>
                 <w:ilvl w:val="0"/>
-                <w:numId w:val="19"/>
+                <w:numId w:val="28"/>
               </w:numPr>
               <w:spacing w:line="276" w:lineRule="auto"/>
               <w:ind w:left="720" w:hanging="360"/>
@@ -338,7 +338,7 @@
             <w:pPr>
               <w:numPr>
                 <w:ilvl w:val="0"/>
-                <w:numId w:val="19"/>
+                <w:numId w:val="28"/>
               </w:numPr>
               <w:ind w:left="720" w:hanging="360"/>
             </w:pPr>
@@ -353,7 +353,7 @@
             <w:pPr>
               <w:numPr>
                 <w:ilvl w:val="0"/>
-                <w:numId w:val="19"/>
+                <w:numId w:val="28"/>
               </w:numPr>
               <w:ind w:left="720" w:hanging="360"/>
             </w:pPr>
@@ -368,7 +368,7 @@
             <w:pPr>
               <w:numPr>
                 <w:ilvl w:val="0"/>
-                <w:numId w:val="19"/>
+                <w:numId w:val="28"/>
               </w:numPr>
               <w:ind w:left="720" w:hanging="360"/>
             </w:pPr>
@@ -383,7 +383,7 @@
             <w:pPr>
               <w:numPr>
                 <w:ilvl w:val="0"/>
-                <w:numId w:val="19"/>
+                <w:numId w:val="28"/>
               </w:numPr>
               <w:ind w:left="720" w:hanging="360"/>
             </w:pPr>
@@ -398,7 +398,7 @@
             <w:pPr>
               <w:numPr>
                 <w:ilvl w:val="0"/>
-                <w:numId w:val="19"/>
+                <w:numId w:val="28"/>
               </w:numPr>
               <w:ind w:left="720" w:hanging="360"/>
             </w:pPr>
@@ -413,7 +413,7 @@
             <w:pPr>
               <w:numPr>
                 <w:ilvl w:val="0"/>
-                <w:numId w:val="19"/>
+                <w:numId w:val="28"/>
               </w:numPr>
               <w:ind w:left="720" w:hanging="360"/>
             </w:pPr>
@@ -428,7 +428,7 @@
             <w:pPr>
               <w:numPr>
                 <w:ilvl w:val="0"/>
-                <w:numId w:val="19"/>
+                <w:numId w:val="28"/>
               </w:numPr>
               <w:ind w:left="720" w:hanging="360"/>
             </w:pPr>
@@ -443,7 +443,7 @@
             <w:pPr>
               <w:numPr>
                 <w:ilvl w:val="0"/>
-                <w:numId w:val="19"/>
+                <w:numId w:val="28"/>
               </w:numPr>
               <w:spacing w:line="276" w:lineRule="auto"/>
               <w:ind w:left="720" w:hanging="360"/>
@@ -474,7 +474,7 @@
             <w:pPr>
               <w:numPr>
                 <w:ilvl w:val="0"/>
-                <w:numId w:val="2"/>
+                <w:numId w:val="5"/>
               </w:numPr>
               <w:spacing w:line="276" w:lineRule="auto"/>
               <w:ind w:left="720" w:hanging="360"/>
@@ -493,7 +493,7 @@
             <w:pPr>
               <w:numPr>
                 <w:ilvl w:val="0"/>
-                <w:numId w:val="2"/>
+                <w:numId w:val="5"/>
               </w:numPr>
               <w:spacing w:line="276" w:lineRule="auto"/>
               <w:ind w:left="720" w:hanging="360"/>
@@ -572,7 +572,7 @@
             <w:pPr>
               <w:numPr>
                 <w:ilvl w:val="0"/>
-                <w:numId w:val="12"/>
+                <w:numId w:val="19"/>
               </w:numPr>
               <w:ind w:left="720" w:hanging="360"/>
               <w:rPr>
@@ -590,7 +590,7 @@
             <w:pPr>
               <w:numPr>
                 <w:ilvl w:val="0"/>
-                <w:numId w:val="12"/>
+                <w:numId w:val="19"/>
               </w:numPr>
               <w:ind w:left="720" w:hanging="360"/>
               <w:rPr>
@@ -608,7 +608,7 @@
             <w:pPr>
               <w:numPr>
                 <w:ilvl w:val="0"/>
-                <w:numId w:val="12"/>
+                <w:numId w:val="19"/>
               </w:numPr>
               <w:ind w:left="720" w:hanging="360"/>
               <w:rPr>
@@ -626,7 +626,7 @@
             <w:pPr>
               <w:numPr>
                 <w:ilvl w:val="0"/>
-                <w:numId w:val="12"/>
+                <w:numId w:val="19"/>
               </w:numPr>
               <w:ind w:left="720" w:hanging="360"/>
               <w:rPr>
@@ -644,7 +644,7 @@
             <w:pPr>
               <w:numPr>
                 <w:ilvl w:val="0"/>
-                <w:numId w:val="12"/>
+                <w:numId w:val="19"/>
               </w:numPr>
               <w:ind w:left="720" w:hanging="360"/>
               <w:rPr>
@@ -662,7 +662,7 @@
             <w:pPr>
               <w:numPr>
                 <w:ilvl w:val="0"/>
-                <w:numId w:val="12"/>
+                <w:numId w:val="19"/>
               </w:numPr>
               <w:ind w:left="720" w:hanging="360"/>
               <w:rPr>
@@ -680,7 +680,7 @@
             <w:pPr>
               <w:numPr>
                 <w:ilvl w:val="0"/>
-                <w:numId w:val="12"/>
+                <w:numId w:val="19"/>
               </w:numPr>
               <w:ind w:left="720" w:hanging="360"/>
               <w:rPr>
@@ -698,7 +698,7 @@
             <w:pPr>
               <w:numPr>
                 <w:ilvl w:val="0"/>
-                <w:numId w:val="12"/>
+                <w:numId w:val="19"/>
               </w:numPr>
               <w:ind w:left="720" w:hanging="360"/>
               <w:rPr>
@@ -788,7 +788,7 @@
             <w:pPr>
               <w:numPr>
                 <w:ilvl w:val="0"/>
-                <w:numId w:val="5"/>
+                <w:numId w:val="11"/>
               </w:numPr>
               <w:spacing w:after="0" w:afterAutospacing="0" w:lineRule="auto"/>
               <w:ind w:left="720" w:hanging="360"/>
@@ -804,7 +804,7 @@
             <w:pPr>
               <w:numPr>
                 <w:ilvl w:val="0"/>
-                <w:numId w:val="5"/>
+                <w:numId w:val="11"/>
               </w:numPr>
               <w:spacing w:after="0" w:afterAutospacing="0" w:lineRule="auto"/>
               <w:ind w:left="720" w:hanging="360"/>
@@ -820,7 +820,7 @@
             <w:pPr>
               <w:numPr>
                 <w:ilvl w:val="0"/>
-                <w:numId w:val="5"/>
+                <w:numId w:val="11"/>
               </w:numPr>
               <w:spacing w:after="0" w:afterAutospacing="0" w:lineRule="auto"/>
               <w:ind w:left="720" w:hanging="360"/>
@@ -836,7 +836,7 @@
             <w:pPr>
               <w:numPr>
                 <w:ilvl w:val="0"/>
-                <w:numId w:val="5"/>
+                <w:numId w:val="11"/>
               </w:numPr>
               <w:spacing w:after="0" w:afterAutospacing="0" w:lineRule="auto"/>
               <w:ind w:left="720" w:hanging="360"/>
@@ -852,7 +852,7 @@
             <w:pPr>
               <w:numPr>
                 <w:ilvl w:val="0"/>
-                <w:numId w:val="5"/>
+                <w:numId w:val="11"/>
               </w:numPr>
               <w:spacing w:after="0" w:afterAutospacing="0" w:lineRule="auto"/>
               <w:ind w:left="720" w:hanging="360"/>
@@ -868,7 +868,7 @@
             <w:pPr>
               <w:numPr>
                 <w:ilvl w:val="0"/>
-                <w:numId w:val="5"/>
+                <w:numId w:val="11"/>
               </w:numPr>
               <w:spacing w:after="0" w:afterAutospacing="0" w:lineRule="auto"/>
               <w:ind w:left="720" w:hanging="360"/>
@@ -884,7 +884,7 @@
             <w:pPr>
               <w:numPr>
                 <w:ilvl w:val="0"/>
-                <w:numId w:val="5"/>
+                <w:numId w:val="11"/>
               </w:numPr>
               <w:spacing w:after="240" w:lineRule="auto"/>
               <w:ind w:left="720" w:hanging="360"/>
@@ -959,7 +959,7 @@
             <w:pPr>
               <w:numPr>
                 <w:ilvl w:val="0"/>
-                <w:numId w:val="8"/>
+                <w:numId w:val="14"/>
               </w:numPr>
               <w:ind w:left="720" w:hanging="360"/>
               <w:rPr>
@@ -977,7 +977,7 @@
             <w:pPr>
               <w:numPr>
                 <w:ilvl w:val="0"/>
-                <w:numId w:val="8"/>
+                <w:numId w:val="14"/>
               </w:numPr>
               <w:ind w:left="720" w:hanging="360"/>
               <w:rPr>
@@ -995,7 +995,7 @@
             <w:pPr>
               <w:numPr>
                 <w:ilvl w:val="0"/>
-                <w:numId w:val="8"/>
+                <w:numId w:val="14"/>
               </w:numPr>
               <w:ind w:left="720" w:hanging="360"/>
               <w:rPr>
@@ -1013,7 +1013,7 @@
             <w:pPr>
               <w:numPr>
                 <w:ilvl w:val="0"/>
-                <w:numId w:val="8"/>
+                <w:numId w:val="14"/>
               </w:numPr>
               <w:ind w:left="720" w:hanging="360"/>
               <w:rPr>
@@ -1031,7 +1031,7 @@
             <w:pPr>
               <w:numPr>
                 <w:ilvl w:val="0"/>
-                <w:numId w:val="8"/>
+                <w:numId w:val="14"/>
               </w:numPr>
               <w:ind w:left="720" w:hanging="360"/>
               <w:rPr>
@@ -1049,7 +1049,7 @@
             <w:pPr>
               <w:numPr>
                 <w:ilvl w:val="0"/>
-                <w:numId w:val="8"/>
+                <w:numId w:val="14"/>
               </w:numPr>
               <w:ind w:left="720" w:hanging="360"/>
               <w:rPr>
@@ -1067,7 +1067,7 @@
             <w:pPr>
               <w:numPr>
                 <w:ilvl w:val="0"/>
-                <w:numId w:val="8"/>
+                <w:numId w:val="14"/>
               </w:numPr>
               <w:ind w:left="720" w:hanging="360"/>
               <w:rPr>
@@ -1166,7 +1166,7 @@
             <w:pPr>
               <w:numPr>
                 <w:ilvl w:val="0"/>
-                <w:numId w:val="16"/>
+                <w:numId w:val="25"/>
               </w:numPr>
               <w:ind w:left="720" w:hanging="360"/>
               <w:rPr>
@@ -1184,7 +1184,7 @@
             <w:pPr>
               <w:numPr>
                 <w:ilvl w:val="0"/>
-                <w:numId w:val="16"/>
+                <w:numId w:val="25"/>
               </w:numPr>
               <w:ind w:left="720" w:hanging="360"/>
               <w:rPr>
@@ -1202,7 +1202,7 @@
             <w:pPr>
               <w:numPr>
                 <w:ilvl w:val="0"/>
-                <w:numId w:val="16"/>
+                <w:numId w:val="25"/>
               </w:numPr>
               <w:ind w:left="720" w:hanging="360"/>
               <w:rPr>
@@ -1220,7 +1220,7 @@
             <w:pPr>
               <w:numPr>
                 <w:ilvl w:val="0"/>
-                <w:numId w:val="16"/>
+                <w:numId w:val="25"/>
               </w:numPr>
               <w:ind w:left="720" w:hanging="360"/>
               <w:rPr>
@@ -1238,7 +1238,7 @@
             <w:pPr>
               <w:numPr>
                 <w:ilvl w:val="0"/>
-                <w:numId w:val="16"/>
+                <w:numId w:val="25"/>
               </w:numPr>
               <w:ind w:left="720" w:hanging="360"/>
               <w:rPr>
@@ -1256,7 +1256,7 @@
             <w:pPr>
               <w:numPr>
                 <w:ilvl w:val="0"/>
-                <w:numId w:val="16"/>
+                <w:numId w:val="25"/>
               </w:numPr>
               <w:ind w:left="720" w:hanging="360"/>
               <w:rPr>
@@ -1274,7 +1274,7 @@
             <w:pPr>
               <w:numPr>
                 <w:ilvl w:val="0"/>
-                <w:numId w:val="16"/>
+                <w:numId w:val="25"/>
               </w:numPr>
               <w:ind w:left="720" w:hanging="360"/>
               <w:rPr>
@@ -1292,7 +1292,7 @@
             <w:pPr>
               <w:numPr>
                 <w:ilvl w:val="0"/>
-                <w:numId w:val="16"/>
+                <w:numId w:val="25"/>
               </w:numPr>
               <w:ind w:left="720" w:hanging="360"/>
               <w:rPr>
@@ -1426,7 +1426,7 @@
             <w:pPr>
               <w:numPr>
                 <w:ilvl w:val="0"/>
-                <w:numId w:val="3"/>
+                <w:numId w:val="8"/>
               </w:numPr>
               <w:ind w:left="720" w:hanging="360"/>
               <w:rPr>
@@ -1458,7 +1458,7 @@
             <w:pPr>
               <w:numPr>
                 <w:ilvl w:val="0"/>
-                <w:numId w:val="3"/>
+                <w:numId w:val="8"/>
               </w:numPr>
               <w:ind w:left="720" w:hanging="360"/>
               <w:rPr>
@@ -1490,7 +1490,7 @@
             <w:pPr>
               <w:numPr>
                 <w:ilvl w:val="0"/>
-                <w:numId w:val="3"/>
+                <w:numId w:val="8"/>
               </w:numPr>
               <w:ind w:left="720" w:hanging="360"/>
               <w:rPr>
@@ -1522,7 +1522,7 @@
             <w:pPr>
               <w:numPr>
                 <w:ilvl w:val="0"/>
-                <w:numId w:val="3"/>
+                <w:numId w:val="8"/>
               </w:numPr>
               <w:ind w:left="720" w:hanging="360"/>
               <w:rPr>
@@ -1555,7 +1555,7 @@
             <w:pPr>
               <w:numPr>
                 <w:ilvl w:val="0"/>
-                <w:numId w:val="3"/>
+                <w:numId w:val="8"/>
               </w:numPr>
               <w:ind w:left="720" w:hanging="360"/>
               <w:rPr>
@@ -1632,7 +1632,7 @@
             <w:pPr>
               <w:numPr>
                 <w:ilvl w:val="0"/>
-                <w:numId w:val="18"/>
+                <w:numId w:val="27"/>
               </w:numPr>
               <w:ind w:left="720" w:hanging="360"/>
               <w:rPr>
@@ -1664,7 +1664,7 @@
             <w:pPr>
               <w:numPr>
                 <w:ilvl w:val="0"/>
-                <w:numId w:val="18"/>
+                <w:numId w:val="27"/>
               </w:numPr>
               <w:ind w:left="720" w:hanging="360"/>
               <w:rPr>
@@ -1682,7 +1682,7 @@
             <w:pPr>
               <w:numPr>
                 <w:ilvl w:val="0"/>
-                <w:numId w:val="18"/>
+                <w:numId w:val="27"/>
               </w:numPr>
               <w:ind w:left="720" w:hanging="360"/>
               <w:rPr>
@@ -1700,7 +1700,7 @@
             <w:pPr>
               <w:numPr>
                 <w:ilvl w:val="0"/>
-                <w:numId w:val="18"/>
+                <w:numId w:val="27"/>
               </w:numPr>
               <w:ind w:left="720" w:hanging="360"/>
               <w:rPr>
@@ -1718,7 +1718,7 @@
             <w:pPr>
               <w:numPr>
                 <w:ilvl w:val="0"/>
-                <w:numId w:val="18"/>
+                <w:numId w:val="27"/>
               </w:numPr>
               <w:ind w:left="720" w:hanging="360"/>
               <w:rPr>
@@ -1796,7 +1796,7 @@
             <w:pPr>
               <w:numPr>
                 <w:ilvl w:val="0"/>
-                <w:numId w:val="20"/>
+                <w:numId w:val="30"/>
               </w:numPr>
               <w:ind w:left="720" w:hanging="360"/>
               <w:rPr>
@@ -1814,7 +1814,7 @@
             <w:pPr>
               <w:numPr>
                 <w:ilvl w:val="0"/>
-                <w:numId w:val="20"/>
+                <w:numId w:val="30"/>
               </w:numPr>
               <w:ind w:left="720" w:hanging="360"/>
               <w:rPr>
@@ -1832,7 +1832,7 @@
             <w:pPr>
               <w:numPr>
                 <w:ilvl w:val="0"/>
-                <w:numId w:val="20"/>
+                <w:numId w:val="30"/>
               </w:numPr>
               <w:ind w:left="720" w:hanging="360"/>
               <w:rPr>
@@ -1850,7 +1850,7 @@
             <w:pPr>
               <w:numPr>
                 <w:ilvl w:val="0"/>
-                <w:numId w:val="20"/>
+                <w:numId w:val="30"/>
               </w:numPr>
               <w:ind w:left="720" w:hanging="360"/>
               <w:rPr>
@@ -1868,7 +1868,7 @@
             <w:pPr>
               <w:numPr>
                 <w:ilvl w:val="0"/>
-                <w:numId w:val="20"/>
+                <w:numId w:val="30"/>
               </w:numPr>
               <w:ind w:left="720" w:hanging="360"/>
               <w:rPr>
@@ -1967,7 +1967,7 @@
             <w:pPr>
               <w:numPr>
                 <w:ilvl w:val="0"/>
-                <w:numId w:val="10"/>
+                <w:numId w:val="17"/>
               </w:numPr>
               <w:ind w:left="720" w:hanging="360"/>
               <w:rPr>
@@ -1985,7 +1985,7 @@
             <w:pPr>
               <w:numPr>
                 <w:ilvl w:val="0"/>
-                <w:numId w:val="10"/>
+                <w:numId w:val="17"/>
               </w:numPr>
               <w:ind w:left="720" w:hanging="360"/>
               <w:rPr>
@@ -2003,7 +2003,7 @@
             <w:pPr>
               <w:numPr>
                 <w:ilvl w:val="0"/>
-                <w:numId w:val="10"/>
+                <w:numId w:val="17"/>
               </w:numPr>
               <w:ind w:left="720" w:hanging="360"/>
               <w:rPr>
@@ -2021,7 +2021,7 @@
             <w:pPr>
               <w:numPr>
                 <w:ilvl w:val="0"/>
-                <w:numId w:val="10"/>
+                <w:numId w:val="17"/>
               </w:numPr>
               <w:ind w:left="720" w:hanging="360"/>
               <w:rPr>
@@ -2039,7 +2039,7 @@
             <w:pPr>
               <w:numPr>
                 <w:ilvl w:val="0"/>
-                <w:numId w:val="10"/>
+                <w:numId w:val="17"/>
               </w:numPr>
               <w:ind w:left="720" w:hanging="360"/>
               <w:rPr>
@@ -2116,7 +2116,7 @@
             <w:pPr>
               <w:numPr>
                 <w:ilvl w:val="0"/>
-                <w:numId w:val="11"/>
+                <w:numId w:val="18"/>
               </w:numPr>
               <w:ind w:left="720" w:hanging="360"/>
               <w:rPr>
@@ -2135,7 +2135,7 @@
             <w:pPr>
               <w:numPr>
                 <w:ilvl w:val="0"/>
-                <w:numId w:val="11"/>
+                <w:numId w:val="18"/>
               </w:numPr>
               <w:ind w:left="720" w:hanging="360"/>
               <w:rPr>
@@ -2153,7 +2153,7 @@
             <w:pPr>
               <w:numPr>
                 <w:ilvl w:val="0"/>
-                <w:numId w:val="11"/>
+                <w:numId w:val="18"/>
               </w:numPr>
               <w:ind w:left="720" w:hanging="360"/>
               <w:rPr>
@@ -2171,7 +2171,7 @@
             <w:pPr>
               <w:numPr>
                 <w:ilvl w:val="0"/>
-                <w:numId w:val="11"/>
+                <w:numId w:val="18"/>
               </w:numPr>
               <w:ind w:left="720" w:hanging="360"/>
               <w:rPr>
@@ -2189,7 +2189,7 @@
             <w:pPr>
               <w:numPr>
                 <w:ilvl w:val="0"/>
-                <w:numId w:val="11"/>
+                <w:numId w:val="18"/>
               </w:numPr>
               <w:ind w:left="720" w:hanging="360"/>
               <w:rPr>
@@ -2266,7 +2266,7 @@
             <w:pPr>
               <w:numPr>
                 <w:ilvl w:val="0"/>
-                <w:numId w:val="7"/>
+                <w:numId w:val="13"/>
               </w:numPr>
               <w:ind w:left="720" w:hanging="360"/>
               <w:rPr>
@@ -2284,7 +2284,7 @@
             <w:pPr>
               <w:numPr>
                 <w:ilvl w:val="0"/>
-                <w:numId w:val="7"/>
+                <w:numId w:val="13"/>
               </w:numPr>
               <w:ind w:left="720" w:hanging="360"/>
               <w:rPr>
@@ -2302,7 +2302,7 @@
             <w:pPr>
               <w:numPr>
                 <w:ilvl w:val="0"/>
-                <w:numId w:val="7"/>
+                <w:numId w:val="13"/>
               </w:numPr>
               <w:ind w:left="720" w:hanging="360"/>
               <w:rPr>
@@ -2320,7 +2320,7 @@
             <w:pPr>
               <w:numPr>
                 <w:ilvl w:val="0"/>
-                <w:numId w:val="7"/>
+                <w:numId w:val="13"/>
               </w:numPr>
               <w:ind w:left="720" w:hanging="360"/>
               <w:rPr>
@@ -2338,7 +2338,7 @@
             <w:pPr>
               <w:numPr>
                 <w:ilvl w:val="0"/>
-                <w:numId w:val="7"/>
+                <w:numId w:val="13"/>
               </w:numPr>
               <w:ind w:left="720" w:hanging="360"/>
               <w:rPr>
@@ -2473,7 +2473,7 @@
             <w:pPr>
               <w:numPr>
                 <w:ilvl w:val="0"/>
-                <w:numId w:val="1"/>
+                <w:numId w:val="4"/>
               </w:numPr>
               <w:ind w:left="720" w:hanging="360"/>
               <w:rPr>
@@ -2491,7 +2491,7 @@
             <w:pPr>
               <w:numPr>
                 <w:ilvl w:val="0"/>
-                <w:numId w:val="1"/>
+                <w:numId w:val="4"/>
               </w:numPr>
               <w:ind w:left="720" w:hanging="360"/>
               <w:rPr>
@@ -2509,7 +2509,7 @@
             <w:pPr>
               <w:numPr>
                 <w:ilvl w:val="0"/>
-                <w:numId w:val="1"/>
+                <w:numId w:val="4"/>
               </w:numPr>
               <w:ind w:left="720" w:hanging="360"/>
               <w:rPr>
@@ -2527,7 +2527,7 @@
             <w:pPr>
               <w:numPr>
                 <w:ilvl w:val="0"/>
-                <w:numId w:val="1"/>
+                <w:numId w:val="4"/>
               </w:numPr>
               <w:ind w:left="720" w:hanging="360"/>
               <w:rPr>
@@ -2545,7 +2545,7 @@
             <w:pPr>
               <w:numPr>
                 <w:ilvl w:val="0"/>
-                <w:numId w:val="1"/>
+                <w:numId w:val="4"/>
               </w:numPr>
               <w:ind w:left="720" w:hanging="360"/>
               <w:rPr>
@@ -2622,7 +2622,7 @@
             <w:pPr>
               <w:numPr>
                 <w:ilvl w:val="0"/>
-                <w:numId w:val="17"/>
+                <w:numId w:val="26"/>
               </w:numPr>
               <w:ind w:left="720" w:hanging="360"/>
               <w:rPr>
@@ -2640,7 +2640,7 @@
             <w:pPr>
               <w:numPr>
                 <w:ilvl w:val="0"/>
-                <w:numId w:val="17"/>
+                <w:numId w:val="26"/>
               </w:numPr>
               <w:ind w:left="720" w:hanging="360"/>
               <w:rPr>
@@ -2658,7 +2658,7 @@
             <w:pPr>
               <w:numPr>
                 <w:ilvl w:val="0"/>
-                <w:numId w:val="17"/>
+                <w:numId w:val="26"/>
               </w:numPr>
               <w:ind w:left="720" w:hanging="360"/>
               <w:rPr>
@@ -2676,7 +2676,7 @@
             <w:pPr>
               <w:numPr>
                 <w:ilvl w:val="0"/>
-                <w:numId w:val="17"/>
+                <w:numId w:val="26"/>
               </w:numPr>
               <w:ind w:left="720" w:hanging="360"/>
               <w:rPr>
@@ -2694,7 +2694,7 @@
             <w:pPr>
               <w:numPr>
                 <w:ilvl w:val="0"/>
-                <w:numId w:val="17"/>
+                <w:numId w:val="26"/>
               </w:numPr>
               <w:ind w:left="720" w:hanging="360"/>
               <w:rPr>
@@ -2771,7 +2771,7 @@
             <w:pPr>
               <w:numPr>
                 <w:ilvl w:val="0"/>
-                <w:numId w:val="4"/>
+                <w:numId w:val="9"/>
               </w:numPr>
               <w:ind w:left="720" w:hanging="360"/>
               <w:rPr>
@@ -2789,7 +2789,7 @@
             <w:pPr>
               <w:numPr>
                 <w:ilvl w:val="0"/>
-                <w:numId w:val="4"/>
+                <w:numId w:val="9"/>
               </w:numPr>
               <w:ind w:left="720" w:hanging="360"/>
               <w:rPr>
@@ -2807,7 +2807,7 @@
             <w:pPr>
               <w:numPr>
                 <w:ilvl w:val="0"/>
-                <w:numId w:val="4"/>
+                <w:numId w:val="9"/>
               </w:numPr>
               <w:ind w:left="720" w:hanging="360"/>
               <w:rPr>
@@ -2825,7 +2825,7 @@
             <w:pPr>
               <w:numPr>
                 <w:ilvl w:val="0"/>
-                <w:numId w:val="4"/>
+                <w:numId w:val="9"/>
               </w:numPr>
               <w:ind w:left="720" w:hanging="360"/>
               <w:rPr>
@@ -2843,7 +2843,7 @@
             <w:pPr>
               <w:numPr>
                 <w:ilvl w:val="0"/>
-                <w:numId w:val="4"/>
+                <w:numId w:val="9"/>
               </w:numPr>
               <w:ind w:left="720" w:hanging="360"/>
               <w:rPr>
@@ -2920,7 +2920,7 @@
             <w:pPr>
               <w:numPr>
                 <w:ilvl w:val="0"/>
-                <w:numId w:val="14"/>
+                <w:numId w:val="23"/>
               </w:numPr>
               <w:ind w:left="720" w:hanging="360"/>
               <w:rPr>
@@ -2938,7 +2938,7 @@
             <w:pPr>
               <w:numPr>
                 <w:ilvl w:val="0"/>
-                <w:numId w:val="14"/>
+                <w:numId w:val="23"/>
               </w:numPr>
               <w:ind w:left="720" w:hanging="360"/>
               <w:rPr>
@@ -2956,7 +2956,7 @@
             <w:pPr>
               <w:numPr>
                 <w:ilvl w:val="0"/>
-                <w:numId w:val="14"/>
+                <w:numId w:val="23"/>
               </w:numPr>
               <w:ind w:left="720" w:hanging="360"/>
               <w:rPr>
@@ -2974,7 +2974,7 @@
             <w:pPr>
               <w:numPr>
                 <w:ilvl w:val="0"/>
-                <w:numId w:val="14"/>
+                <w:numId w:val="23"/>
               </w:numPr>
               <w:ind w:left="720" w:hanging="360"/>
               <w:rPr>
@@ -2992,7 +2992,7 @@
             <w:pPr>
               <w:numPr>
                 <w:ilvl w:val="0"/>
-                <w:numId w:val="14"/>
+                <w:numId w:val="23"/>
               </w:numPr>
               <w:ind w:left="720" w:hanging="360"/>
               <w:rPr>
@@ -3069,7 +3069,7 @@
             <w:pPr>
               <w:numPr>
                 <w:ilvl w:val="0"/>
-                <w:numId w:val="13"/>
+                <w:numId w:val="21"/>
               </w:numPr>
               <w:ind w:left="720" w:hanging="360"/>
               <w:rPr>
@@ -3087,7 +3087,7 @@
             <w:pPr>
               <w:numPr>
                 <w:ilvl w:val="0"/>
-                <w:numId w:val="13"/>
+                <w:numId w:val="21"/>
               </w:numPr>
               <w:ind w:left="720" w:hanging="360"/>
               <w:rPr>
@@ -3105,7 +3105,7 @@
             <w:pPr>
               <w:numPr>
                 <w:ilvl w:val="0"/>
-                <w:numId w:val="13"/>
+                <w:numId w:val="21"/>
               </w:numPr>
               <w:ind w:left="720" w:hanging="360"/>
               <w:rPr>
@@ -3123,7 +3123,7 @@
             <w:pPr>
               <w:numPr>
                 <w:ilvl w:val="0"/>
-                <w:numId w:val="13"/>
+                <w:numId w:val="21"/>
               </w:numPr>
               <w:ind w:left="720" w:hanging="360"/>
               <w:rPr>
@@ -3141,7 +3141,7 @@
             <w:pPr>
               <w:numPr>
                 <w:ilvl w:val="0"/>
-                <w:numId w:val="13"/>
+                <w:numId w:val="21"/>
               </w:numPr>
               <w:ind w:left="720" w:hanging="360"/>
               <w:rPr>
@@ -3218,7 +3218,7 @@
             <w:pPr>
               <w:numPr>
                 <w:ilvl w:val="0"/>
-                <w:numId w:val="9"/>
+                <w:numId w:val="15"/>
               </w:numPr>
               <w:ind w:left="720" w:hanging="360"/>
               <w:rPr>
@@ -3236,7 +3236,7 @@
             <w:pPr>
               <w:numPr>
                 <w:ilvl w:val="0"/>
-                <w:numId w:val="9"/>
+                <w:numId w:val="15"/>
               </w:numPr>
               <w:ind w:left="720" w:hanging="360"/>
               <w:rPr>
@@ -3254,7 +3254,7 @@
             <w:pPr>
               <w:numPr>
                 <w:ilvl w:val="0"/>
-                <w:numId w:val="9"/>
+                <w:numId w:val="15"/>
               </w:numPr>
               <w:ind w:left="720" w:hanging="360"/>
               <w:rPr>
@@ -3272,7 +3272,7 @@
             <w:pPr>
               <w:numPr>
                 <w:ilvl w:val="0"/>
-                <w:numId w:val="9"/>
+                <w:numId w:val="15"/>
               </w:numPr>
               <w:ind w:left="720" w:hanging="360"/>
               <w:rPr>
@@ -3290,7 +3290,7 @@
             <w:pPr>
               <w:numPr>
                 <w:ilvl w:val="0"/>
-                <w:numId w:val="9"/>
+                <w:numId w:val="15"/>
               </w:numPr>
               <w:ind w:left="720" w:hanging="360"/>
               <w:rPr>
@@ -3328,6 +3328,4023 @@
           <w:rtl w:val="0"/>
         </w:rPr>
         <w:t xml:space="preserve">Note: The Timelines might differ by usage of different technologies and blockers included.</w:t>
+      </w:r>
+    </w:p>
+    <w:p>
+      <w:pPr>
+        <w:spacing w:after="240" w:before="240" w:lineRule="auto"/>
+        <w:rPr/>
+      </w:pPr>
+      <w:r>
+        <w:rPr>
+          <w:rtl w:val="0"/>
+        </w:rPr>
+      </w:r>
+    </w:p>
+    <w:p>
+      <w:pPr>
+        <w:spacing w:after="240" w:before="240" w:lineRule="auto"/>
+        <w:rPr/>
+      </w:pPr>
+      <w:r>
+        <w:rPr>
+          <w:rtl w:val="0"/>
+        </w:rPr>
+      </w:r>
+    </w:p>
+    <w:p>
+      <w:pPr>
+        <w:spacing w:after="240" w:before="240" w:lineRule="auto"/>
+        <w:rPr/>
+      </w:pPr>
+      <w:r>
+        <w:rPr>
+          <w:rtl w:val="0"/>
+        </w:rPr>
+      </w:r>
+    </w:p>
+    <w:p>
+      <w:pPr>
+        <w:spacing w:after="240" w:before="240" w:lineRule="auto"/>
+        <w:rPr/>
+      </w:pPr>
+      <w:r>
+        <w:rPr>
+          <w:rtl w:val="0"/>
+        </w:rPr>
+      </w:r>
+    </w:p>
+    <w:p>
+      <w:pPr>
+        <w:spacing w:after="240" w:before="240" w:lineRule="auto"/>
+        <w:rPr/>
+      </w:pPr>
+      <w:r>
+        <w:rPr>
+          <w:rtl w:val="0"/>
+        </w:rPr>
+      </w:r>
+    </w:p>
+    <w:p>
+      <w:pPr>
+        <w:spacing w:after="240" w:before="240" w:lineRule="auto"/>
+        <w:rPr/>
+      </w:pPr>
+      <w:r>
+        <w:rPr>
+          <w:rtl w:val="0"/>
+        </w:rPr>
+      </w:r>
+    </w:p>
+    <w:p>
+      <w:pPr>
+        <w:spacing w:after="240" w:before="240" w:lineRule="auto"/>
+        <w:rPr/>
+      </w:pPr>
+      <w:r>
+        <w:rPr>
+          <w:rtl w:val="0"/>
+        </w:rPr>
+      </w:r>
+    </w:p>
+    <w:p>
+      <w:pPr>
+        <w:spacing w:after="240" w:before="240" w:lineRule="auto"/>
+        <w:rPr/>
+      </w:pPr>
+      <w:r>
+        <w:rPr>
+          <w:rtl w:val="0"/>
+        </w:rPr>
+      </w:r>
+    </w:p>
+    <w:p>
+      <w:pPr>
+        <w:spacing w:after="240" w:before="240" w:lineRule="auto"/>
+        <w:rPr/>
+      </w:pPr>
+      <w:r>
+        <w:rPr>
+          <w:rtl w:val="0"/>
+        </w:rPr>
+      </w:r>
+    </w:p>
+    <w:p>
+      <w:pPr>
+        <w:spacing w:after="240" w:before="240" w:lineRule="auto"/>
+        <w:rPr/>
+      </w:pPr>
+      <w:r>
+        <w:rPr>
+          <w:rtl w:val="0"/>
+        </w:rPr>
+      </w:r>
+    </w:p>
+    <w:p>
+      <w:pPr>
+        <w:spacing w:after="240" w:before="240" w:lineRule="auto"/>
+        <w:rPr/>
+      </w:pPr>
+      <w:r>
+        <w:rPr>
+          <w:rtl w:val="0"/>
+        </w:rPr>
+      </w:r>
+    </w:p>
+    <w:p>
+      <w:pPr>
+        <w:spacing w:after="240" w:before="240" w:lineRule="auto"/>
+        <w:rPr/>
+      </w:pPr>
+      <w:r>
+        <w:rPr>
+          <w:rtl w:val="0"/>
+        </w:rPr>
+      </w:r>
+    </w:p>
+    <w:p>
+      <w:pPr>
+        <w:spacing w:after="240" w:before="240" w:lineRule="auto"/>
+        <w:rPr/>
+      </w:pPr>
+      <w:r>
+        <w:rPr>
+          <w:rtl w:val="0"/>
+        </w:rPr>
+      </w:r>
+    </w:p>
+    <w:p>
+      <w:pPr>
+        <w:numPr>
+          <w:ilvl w:val="0"/>
+          <w:numId w:val="29"/>
+        </w:numPr>
+        <w:ind w:left="720" w:hanging="360"/>
+      </w:pPr>
+      <w:r>
+        <w:rPr>
+          <w:rtl w:val="0"/>
+        </w:rPr>
+        <w:t xml:space="preserve">For Module 3, The Compliance Management, Only those assets in which the Compliance scope falls can be taken into consideration for each Compliance Frameworks …</w:t>
+      </w:r>
+    </w:p>
+    <w:p>
+      <w:pPr>
+        <w:ind w:left="720" w:firstLine="0"/>
+        <w:rPr/>
+      </w:pPr>
+      <w:r>
+        <w:rPr>
+          <w:rtl w:val="0"/>
+        </w:rPr>
+      </w:r>
+    </w:p>
+    <w:p>
+      <w:pPr>
+        <w:ind w:left="720" w:firstLine="0"/>
+        <w:rPr/>
+      </w:pPr>
+      <w:r>
+        <w:rPr>
+          <w:rtl w:val="0"/>
+        </w:rPr>
+      </w:r>
+    </w:p>
+    <w:tbl>
+      <w:tblPr>
+        <w:tblStyle w:val="Table2"/>
+        <w:tblW w:w="9360.0" w:type="dxa"/>
+        <w:jc w:val="left"/>
+        <w:tblLayout w:type="fixed"/>
+        <w:tblLook w:val="0600"/>
+      </w:tblPr>
+      <w:tblGrid>
+        <w:gridCol w:w="3795.5320275277927"/>
+        <w:gridCol w:w="5564.467972472207"/>
+        <w:tblGridChange w:id="0">
+          <w:tblGrid>
+            <w:gridCol w:w="3795.5320275277927"/>
+            <w:gridCol w:w="5564.467972472207"/>
+          </w:tblGrid>
+        </w:tblGridChange>
+      </w:tblGrid>
+      <w:tr>
+        <w:trPr>
+          <w:cantSplit w:val="0"/>
+          <w:trHeight w:val="530" w:hRule="atLeast"/>
+          <w:tblHeader w:val="0"/>
+        </w:trPr>
+        <w:tc>
+          <w:tcPr>
+            <w:tcMar>
+              <w:top w:w="100.0" w:type="dxa"/>
+              <w:left w:w="100.0" w:type="dxa"/>
+              <w:bottom w:w="100.0" w:type="dxa"/>
+              <w:right w:w="100.0" w:type="dxa"/>
+            </w:tcMar>
+            <w:vAlign w:val="top"/>
+          </w:tcPr>
+          <w:p>
+            <w:pPr>
+              <w:ind w:left="720" w:firstLine="0"/>
+              <w:jc w:val="center"/>
+              <w:rPr/>
+            </w:pPr>
+            <w:r>
+              <w:rPr>
+                <w:b w:val="1"/>
+                <w:bCs w:val="1"/>
+                <w:rtl w:val="0"/>
+              </w:rPr>
+              <w:t xml:space="preserve">Requirement (Clause)</w:t>
+            </w:r>
+            <w:r>
+              <w:rPr>
+                <w:rtl w:val="0"/>
+              </w:rPr>
+            </w:r>
+          </w:p>
+        </w:tc>
+        <w:tc>
+          <w:tcPr>
+            <w:tcMar>
+              <w:top w:w="100.0" w:type="dxa"/>
+              <w:left w:w="100.0" w:type="dxa"/>
+              <w:bottom w:w="100.0" w:type="dxa"/>
+              <w:right w:w="100.0" w:type="dxa"/>
+            </w:tcMar>
+            <w:vAlign w:val="top"/>
+          </w:tcPr>
+          <w:p>
+            <w:pPr>
+              <w:ind w:left="720" w:firstLine="0"/>
+              <w:jc w:val="center"/>
+              <w:rPr/>
+            </w:pPr>
+            <w:r>
+              <w:rPr>
+                <w:b w:val="1"/>
+                <w:bCs w:val="1"/>
+                <w:rtl w:val="0"/>
+              </w:rPr>
+              <w:t xml:space="preserve">Example Control (Annex A)</w:t>
+            </w:r>
+            <w:r>
+              <w:rPr>
+                <w:rtl w:val="0"/>
+              </w:rPr>
+            </w:r>
+          </w:p>
+        </w:tc>
+      </w:tr>
+      <w:tr>
+        <w:trPr>
+          <w:cantSplit w:val="0"/>
+          <w:trHeight w:val="800" w:hRule="atLeast"/>
+          <w:tblHeader w:val="0"/>
+        </w:trPr>
+        <w:tc>
+          <w:tcPr>
+            <w:tcMar>
+              <w:top w:w="100.0" w:type="dxa"/>
+              <w:left w:w="100.0" w:type="dxa"/>
+              <w:bottom w:w="100.0" w:type="dxa"/>
+              <w:right w:w="100.0" w:type="dxa"/>
+            </w:tcMar>
+            <w:vAlign w:val="top"/>
+          </w:tcPr>
+          <w:p>
+            <w:pPr>
+              <w:ind w:left="720" w:firstLine="0"/>
+              <w:rPr/>
+            </w:pPr>
+            <w:r>
+              <w:rPr>
+                <w:rtl w:val="0"/>
+              </w:rPr>
+              <w:t xml:space="preserve">Perform risk assessments</w:t>
+            </w:r>
+          </w:p>
+        </w:tc>
+        <w:tc>
+          <w:tcPr>
+            <w:tcMar>
+              <w:top w:w="100.0" w:type="dxa"/>
+              <w:left w:w="100.0" w:type="dxa"/>
+              <w:bottom w:w="100.0" w:type="dxa"/>
+              <w:right w:w="100.0" w:type="dxa"/>
+            </w:tcMar>
+            <w:vAlign w:val="top"/>
+          </w:tcPr>
+          <w:p>
+            <w:pPr>
+              <w:ind w:left="720" w:firstLine="0"/>
+              <w:rPr/>
+            </w:pPr>
+            <w:r>
+              <w:rPr>
+                <w:rtl w:val="0"/>
+              </w:rPr>
+              <w:t xml:space="preserve">Maintain a risk register and risk treatment plan</w:t>
+            </w:r>
+          </w:p>
+        </w:tc>
+      </w:tr>
+      <w:tr>
+        <w:trPr>
+          <w:cantSplit w:val="0"/>
+          <w:trHeight w:val="800" w:hRule="atLeast"/>
+          <w:tblHeader w:val="0"/>
+        </w:trPr>
+        <w:tc>
+          <w:tcPr>
+            <w:tcMar>
+              <w:top w:w="100.0" w:type="dxa"/>
+              <w:left w:w="100.0" w:type="dxa"/>
+              <w:bottom w:w="100.0" w:type="dxa"/>
+              <w:right w:w="100.0" w:type="dxa"/>
+            </w:tcMar>
+            <w:vAlign w:val="top"/>
+          </w:tcPr>
+          <w:p>
+            <w:pPr>
+              <w:ind w:left="720" w:firstLine="0"/>
+              <w:rPr/>
+            </w:pPr>
+            <w:r>
+              <w:rPr>
+                <w:rtl w:val="0"/>
+              </w:rPr>
+              <w:t xml:space="preserve">Define information security policies</w:t>
+            </w:r>
+          </w:p>
+        </w:tc>
+        <w:tc>
+          <w:tcPr>
+            <w:tcMar>
+              <w:top w:w="100.0" w:type="dxa"/>
+              <w:left w:w="100.0" w:type="dxa"/>
+              <w:bottom w:w="100.0" w:type="dxa"/>
+              <w:right w:w="100.0" w:type="dxa"/>
+            </w:tcMar>
+            <w:vAlign w:val="top"/>
+          </w:tcPr>
+          <w:p>
+            <w:pPr>
+              <w:ind w:left="720" w:firstLine="0"/>
+              <w:rPr/>
+            </w:pPr>
+            <w:r>
+              <w:rPr>
+                <w:rtl w:val="0"/>
+              </w:rPr>
+              <w:t xml:space="preserve">Create and approve an Information Security Policy</w:t>
+            </w:r>
+          </w:p>
+        </w:tc>
+      </w:tr>
+      <w:tr>
+        <w:trPr>
+          <w:cantSplit w:val="0"/>
+          <w:trHeight w:val="800" w:hRule="atLeast"/>
+          <w:tblHeader w:val="0"/>
+        </w:trPr>
+        <w:tc>
+          <w:tcPr>
+            <w:tcMar>
+              <w:top w:w="100.0" w:type="dxa"/>
+              <w:left w:w="100.0" w:type="dxa"/>
+              <w:bottom w:w="100.0" w:type="dxa"/>
+              <w:right w:w="100.0" w:type="dxa"/>
+            </w:tcMar>
+            <w:vAlign w:val="top"/>
+          </w:tcPr>
+          <w:p>
+            <w:pPr>
+              <w:ind w:left="720" w:firstLine="0"/>
+              <w:rPr/>
+            </w:pPr>
+            <w:r>
+              <w:rPr>
+                <w:rtl w:val="0"/>
+              </w:rPr>
+              <w:t xml:space="preserve">Assign roles and responsibilities</w:t>
+            </w:r>
+          </w:p>
+        </w:tc>
+        <w:tc>
+          <w:tcPr>
+            <w:tcMar>
+              <w:top w:w="100.0" w:type="dxa"/>
+              <w:left w:w="100.0" w:type="dxa"/>
+              <w:bottom w:w="100.0" w:type="dxa"/>
+              <w:right w:w="100.0" w:type="dxa"/>
+            </w:tcMar>
+            <w:vAlign w:val="top"/>
+          </w:tcPr>
+          <w:p>
+            <w:pPr>
+              <w:ind w:left="720" w:firstLine="0"/>
+              <w:rPr/>
+            </w:pPr>
+            <w:r>
+              <w:rPr>
+                <w:rtl w:val="0"/>
+              </w:rPr>
+              <w:t xml:space="preserve">Designate an Information Security Officer</w:t>
+            </w:r>
+          </w:p>
+        </w:tc>
+      </w:tr>
+      <w:tr>
+        <w:trPr>
+          <w:cantSplit w:val="0"/>
+          <w:trHeight w:val="800" w:hRule="atLeast"/>
+          <w:tblHeader w:val="0"/>
+        </w:trPr>
+        <w:tc>
+          <w:tcPr>
+            <w:tcMar>
+              <w:top w:w="100.0" w:type="dxa"/>
+              <w:left w:w="100.0" w:type="dxa"/>
+              <w:bottom w:w="100.0" w:type="dxa"/>
+              <w:right w:w="100.0" w:type="dxa"/>
+            </w:tcMar>
+            <w:vAlign w:val="top"/>
+          </w:tcPr>
+          <w:p>
+            <w:pPr>
+              <w:ind w:left="720" w:firstLine="0"/>
+              <w:rPr/>
+            </w:pPr>
+            <w:r>
+              <w:rPr>
+                <w:rtl w:val="0"/>
+              </w:rPr>
+              <w:t xml:space="preserve">Ensure employee awareness</w:t>
+            </w:r>
+          </w:p>
+        </w:tc>
+        <w:tc>
+          <w:tcPr>
+            <w:tcMar>
+              <w:top w:w="100.0" w:type="dxa"/>
+              <w:left w:w="100.0" w:type="dxa"/>
+              <w:bottom w:w="100.0" w:type="dxa"/>
+              <w:right w:w="100.0" w:type="dxa"/>
+            </w:tcMar>
+            <w:vAlign w:val="top"/>
+          </w:tcPr>
+          <w:p>
+            <w:pPr>
+              <w:ind w:left="720" w:firstLine="0"/>
+              <w:rPr/>
+            </w:pPr>
+            <w:r>
+              <w:rPr>
+                <w:rtl w:val="0"/>
+              </w:rPr>
+              <w:t xml:space="preserve">Conduct annual security awareness training</w:t>
+            </w:r>
+          </w:p>
+        </w:tc>
+      </w:tr>
+      <w:tr>
+        <w:trPr>
+          <w:cantSplit w:val="0"/>
+          <w:trHeight w:val="515" w:hRule="atLeast"/>
+          <w:tblHeader w:val="0"/>
+        </w:trPr>
+        <w:tc>
+          <w:tcPr>
+            <w:tcMar>
+              <w:top w:w="100.0" w:type="dxa"/>
+              <w:left w:w="100.0" w:type="dxa"/>
+              <w:bottom w:w="100.0" w:type="dxa"/>
+              <w:right w:w="100.0" w:type="dxa"/>
+            </w:tcMar>
+            <w:vAlign w:val="top"/>
+          </w:tcPr>
+          <w:p>
+            <w:pPr>
+              <w:ind w:left="720" w:firstLine="0"/>
+              <w:rPr/>
+            </w:pPr>
+            <w:r>
+              <w:rPr>
+                <w:rtl w:val="0"/>
+              </w:rPr>
+              <w:t xml:space="preserve">Manage supplier risks</w:t>
+            </w:r>
+          </w:p>
+        </w:tc>
+        <w:tc>
+          <w:tcPr>
+            <w:tcMar>
+              <w:top w:w="100.0" w:type="dxa"/>
+              <w:left w:w="100.0" w:type="dxa"/>
+              <w:bottom w:w="100.0" w:type="dxa"/>
+              <w:right w:w="100.0" w:type="dxa"/>
+            </w:tcMar>
+            <w:vAlign w:val="top"/>
+          </w:tcPr>
+          <w:p>
+            <w:pPr>
+              <w:ind w:left="720" w:firstLine="0"/>
+              <w:rPr/>
+            </w:pPr>
+            <w:r>
+              <w:rPr>
+                <w:rtl w:val="0"/>
+              </w:rPr>
+              <w:t xml:space="preserve">Perform vendor security assessments</w:t>
+            </w:r>
+          </w:p>
+        </w:tc>
+      </w:tr>
+      <w:tr>
+        <w:trPr>
+          <w:cantSplit w:val="0"/>
+          <w:trHeight w:val="800" w:hRule="atLeast"/>
+          <w:tblHeader w:val="0"/>
+        </w:trPr>
+        <w:tc>
+          <w:tcPr>
+            <w:tcMar>
+              <w:top w:w="100.0" w:type="dxa"/>
+              <w:left w:w="100.0" w:type="dxa"/>
+              <w:bottom w:w="100.0" w:type="dxa"/>
+              <w:right w:w="100.0" w:type="dxa"/>
+            </w:tcMar>
+            <w:vAlign w:val="top"/>
+          </w:tcPr>
+          <w:p>
+            <w:pPr>
+              <w:ind w:left="720" w:firstLine="0"/>
+              <w:rPr/>
+            </w:pPr>
+            <w:r>
+              <w:rPr>
+                <w:rtl w:val="0"/>
+              </w:rPr>
+              <w:t xml:space="preserve">Control access to information</w:t>
+            </w:r>
+          </w:p>
+        </w:tc>
+        <w:tc>
+          <w:tcPr>
+            <w:tcMar>
+              <w:top w:w="100.0" w:type="dxa"/>
+              <w:left w:w="100.0" w:type="dxa"/>
+              <w:bottom w:w="100.0" w:type="dxa"/>
+              <w:right w:w="100.0" w:type="dxa"/>
+            </w:tcMar>
+            <w:vAlign w:val="top"/>
+          </w:tcPr>
+          <w:p>
+            <w:pPr>
+              <w:ind w:left="720" w:firstLine="0"/>
+              <w:rPr/>
+            </w:pPr>
+            <w:r>
+              <w:rPr>
+                <w:rtl w:val="0"/>
+              </w:rPr>
+              <w:t xml:space="preserve">Implement MFA and role-based access control (RBAC)</w:t>
+            </w:r>
+          </w:p>
+        </w:tc>
+      </w:tr>
+      <w:tr>
+        <w:trPr>
+          <w:cantSplit w:val="0"/>
+          <w:trHeight w:val="800" w:hRule="atLeast"/>
+          <w:tblHeader w:val="0"/>
+        </w:trPr>
+        <w:tc>
+          <w:tcPr>
+            <w:tcMar>
+              <w:top w:w="100.0" w:type="dxa"/>
+              <w:left w:w="100.0" w:type="dxa"/>
+              <w:bottom w:w="100.0" w:type="dxa"/>
+              <w:right w:w="100.0" w:type="dxa"/>
+            </w:tcMar>
+            <w:vAlign w:val="top"/>
+          </w:tcPr>
+          <w:p>
+            <w:pPr>
+              <w:ind w:left="720" w:firstLine="0"/>
+              <w:rPr/>
+            </w:pPr>
+            <w:r>
+              <w:rPr>
+                <w:rtl w:val="0"/>
+              </w:rPr>
+              <w:t xml:space="preserve">Protect information assets</w:t>
+            </w:r>
+          </w:p>
+        </w:tc>
+        <w:tc>
+          <w:tcPr>
+            <w:tcMar>
+              <w:top w:w="100.0" w:type="dxa"/>
+              <w:left w:w="100.0" w:type="dxa"/>
+              <w:bottom w:w="100.0" w:type="dxa"/>
+              <w:right w:w="100.0" w:type="dxa"/>
+            </w:tcMar>
+            <w:vAlign w:val="top"/>
+          </w:tcPr>
+          <w:p>
+            <w:pPr>
+              <w:ind w:left="720" w:firstLine="0"/>
+              <w:rPr/>
+            </w:pPr>
+            <w:r>
+              <w:rPr>
+                <w:rtl w:val="0"/>
+              </w:rPr>
+              <w:t xml:space="preserve">Maintain an asset inventory and asset ownership records</w:t>
+            </w:r>
+          </w:p>
+        </w:tc>
+      </w:tr>
+      <w:tr>
+        <w:trPr>
+          <w:cantSplit w:val="0"/>
+          <w:trHeight w:val="515" w:hRule="atLeast"/>
+          <w:tblHeader w:val="0"/>
+        </w:trPr>
+        <w:tc>
+          <w:tcPr>
+            <w:tcMar>
+              <w:top w:w="100.0" w:type="dxa"/>
+              <w:left w:w="100.0" w:type="dxa"/>
+              <w:bottom w:w="100.0" w:type="dxa"/>
+              <w:right w:w="100.0" w:type="dxa"/>
+            </w:tcMar>
+            <w:vAlign w:val="top"/>
+          </w:tcPr>
+          <w:p>
+            <w:pPr>
+              <w:ind w:left="720" w:firstLine="0"/>
+              <w:rPr/>
+            </w:pPr>
+            <w:r>
+              <w:rPr>
+                <w:rtl w:val="0"/>
+              </w:rPr>
+              <w:t xml:space="preserve">Handle security incidents</w:t>
+            </w:r>
+          </w:p>
+        </w:tc>
+        <w:tc>
+          <w:tcPr>
+            <w:tcMar>
+              <w:top w:w="100.0" w:type="dxa"/>
+              <w:left w:w="100.0" w:type="dxa"/>
+              <w:bottom w:w="100.0" w:type="dxa"/>
+              <w:right w:w="100.0" w:type="dxa"/>
+            </w:tcMar>
+            <w:vAlign w:val="top"/>
+          </w:tcPr>
+          <w:p>
+            <w:pPr>
+              <w:ind w:left="720" w:firstLine="0"/>
+              <w:rPr/>
+            </w:pPr>
+            <w:r>
+              <w:rPr>
+                <w:rtl w:val="0"/>
+              </w:rPr>
+              <w:t xml:space="preserve">Establish an incident response process</w:t>
+            </w:r>
+          </w:p>
+        </w:tc>
+      </w:tr>
+      <w:tr>
+        <w:trPr>
+          <w:cantSplit w:val="0"/>
+          <w:trHeight w:val="515" w:hRule="atLeast"/>
+          <w:tblHeader w:val="0"/>
+        </w:trPr>
+        <w:tc>
+          <w:tcPr>
+            <w:tcMar>
+              <w:top w:w="100.0" w:type="dxa"/>
+              <w:left w:w="100.0" w:type="dxa"/>
+              <w:bottom w:w="100.0" w:type="dxa"/>
+              <w:right w:w="100.0" w:type="dxa"/>
+            </w:tcMar>
+            <w:vAlign w:val="top"/>
+          </w:tcPr>
+          <w:p>
+            <w:pPr>
+              <w:ind w:left="720" w:firstLine="0"/>
+              <w:rPr/>
+            </w:pPr>
+            <w:r>
+              <w:rPr>
+                <w:rtl w:val="0"/>
+              </w:rPr>
+              <w:t xml:space="preserve">Ensure business continuity</w:t>
+            </w:r>
+          </w:p>
+        </w:tc>
+        <w:tc>
+          <w:tcPr>
+            <w:tcMar>
+              <w:top w:w="100.0" w:type="dxa"/>
+              <w:left w:w="100.0" w:type="dxa"/>
+              <w:bottom w:w="100.0" w:type="dxa"/>
+              <w:right w:w="100.0" w:type="dxa"/>
+            </w:tcMar>
+            <w:vAlign w:val="top"/>
+          </w:tcPr>
+          <w:p>
+            <w:pPr>
+              <w:ind w:left="720" w:firstLine="0"/>
+              <w:rPr/>
+            </w:pPr>
+            <w:r>
+              <w:rPr>
+                <w:rtl w:val="0"/>
+              </w:rPr>
+              <w:t xml:space="preserve">Create and test disaster recovery plans</w:t>
+            </w:r>
+          </w:p>
+        </w:tc>
+      </w:tr>
+      <w:tr>
+        <w:trPr>
+          <w:cantSplit w:val="0"/>
+          <w:trHeight w:val="800" w:hRule="atLeast"/>
+          <w:tblHeader w:val="0"/>
+        </w:trPr>
+        <w:tc>
+          <w:tcPr>
+            <w:tcMar>
+              <w:top w:w="100.0" w:type="dxa"/>
+              <w:left w:w="100.0" w:type="dxa"/>
+              <w:bottom w:w="100.0" w:type="dxa"/>
+              <w:right w:w="100.0" w:type="dxa"/>
+            </w:tcMar>
+            <w:vAlign w:val="top"/>
+          </w:tcPr>
+          <w:p>
+            <w:pPr>
+              <w:ind w:left="720" w:firstLine="0"/>
+              <w:rPr/>
+            </w:pPr>
+            <w:r>
+              <w:rPr>
+                <w:rtl w:val="0"/>
+              </w:rPr>
+              <w:t xml:space="preserve">Monitor and improve the ISMS</w:t>
+            </w:r>
+          </w:p>
+        </w:tc>
+        <w:tc>
+          <w:tcPr>
+            <w:tcMar>
+              <w:top w:w="100.0" w:type="dxa"/>
+              <w:left w:w="100.0" w:type="dxa"/>
+              <w:bottom w:w="100.0" w:type="dxa"/>
+              <w:right w:w="100.0" w:type="dxa"/>
+            </w:tcMar>
+            <w:vAlign w:val="top"/>
+          </w:tcPr>
+          <w:p>
+            <w:pPr>
+              <w:ind w:left="720" w:firstLine="0"/>
+              <w:rPr/>
+            </w:pPr>
+            <w:r>
+              <w:rPr>
+                <w:rtl w:val="0"/>
+              </w:rPr>
+              <w:t xml:space="preserve">Conduct internal audits and management reviews</w:t>
+            </w:r>
+          </w:p>
+        </w:tc>
+      </w:tr>
+      <w:tr>
+        <w:trPr>
+          <w:cantSplit w:val="0"/>
+          <w:trHeight w:val="515" w:hRule="atLeast"/>
+          <w:tblHeader w:val="0"/>
+        </w:trPr>
+        <w:tc>
+          <w:tcPr>
+            <w:tcMar>
+              <w:top w:w="100.0" w:type="dxa"/>
+              <w:left w:w="100.0" w:type="dxa"/>
+              <w:bottom w:w="100.0" w:type="dxa"/>
+              <w:right w:w="100.0" w:type="dxa"/>
+            </w:tcMar>
+            <w:vAlign w:val="top"/>
+          </w:tcPr>
+          <w:p>
+            <w:pPr>
+              <w:ind w:left="720" w:firstLine="0"/>
+              <w:rPr/>
+            </w:pPr>
+            <w:r>
+              <w:rPr>
+                <w:rtl w:val="0"/>
+              </w:rPr>
+              <w:t xml:space="preserve">Protect data confidentiality</w:t>
+            </w:r>
+          </w:p>
+        </w:tc>
+        <w:tc>
+          <w:tcPr>
+            <w:tcMar>
+              <w:top w:w="100.0" w:type="dxa"/>
+              <w:left w:w="100.0" w:type="dxa"/>
+              <w:bottom w:w="100.0" w:type="dxa"/>
+              <w:right w:w="100.0" w:type="dxa"/>
+            </w:tcMar>
+            <w:vAlign w:val="top"/>
+          </w:tcPr>
+          <w:p>
+            <w:pPr>
+              <w:ind w:left="720" w:firstLine="0"/>
+              <w:rPr/>
+            </w:pPr>
+            <w:r>
+              <w:rPr>
+                <w:rtl w:val="0"/>
+              </w:rPr>
+              <w:t xml:space="preserve">Encrypt sensitive data at rest and in transit</w:t>
+            </w:r>
+          </w:p>
+        </w:tc>
+      </w:tr>
+      <w:tr>
+        <w:trPr>
+          <w:cantSplit w:val="0"/>
+          <w:trHeight w:val="800" w:hRule="atLeast"/>
+          <w:tblHeader w:val="0"/>
+        </w:trPr>
+        <w:tc>
+          <w:tcPr>
+            <w:tcMar>
+              <w:top w:w="100.0" w:type="dxa"/>
+              <w:left w:w="100.0" w:type="dxa"/>
+              <w:bottom w:w="100.0" w:type="dxa"/>
+              <w:right w:w="100.0" w:type="dxa"/>
+            </w:tcMar>
+            <w:vAlign w:val="top"/>
+          </w:tcPr>
+          <w:p>
+            <w:pPr>
+              <w:ind w:left="720" w:firstLine="0"/>
+              <w:rPr/>
+            </w:pPr>
+            <w:r>
+              <w:rPr>
+                <w:rtl w:val="0"/>
+              </w:rPr>
+              <w:t xml:space="preserve">Manage vulnerabilities</w:t>
+            </w:r>
+          </w:p>
+        </w:tc>
+        <w:tc>
+          <w:tcPr>
+            <w:tcMar>
+              <w:top w:w="100.0" w:type="dxa"/>
+              <w:left w:w="100.0" w:type="dxa"/>
+              <w:bottom w:w="100.0" w:type="dxa"/>
+              <w:right w:w="100.0" w:type="dxa"/>
+            </w:tcMar>
+            <w:vAlign w:val="top"/>
+          </w:tcPr>
+          <w:p>
+            <w:pPr>
+              <w:ind w:left="720" w:firstLine="0"/>
+              <w:rPr/>
+            </w:pPr>
+            <w:r>
+              <w:rPr>
+                <w:rtl w:val="0"/>
+              </w:rPr>
+              <w:t xml:space="preserve">Run periodic vulnerability scans and patch systems</w:t>
+            </w:r>
+          </w:p>
+        </w:tc>
+      </w:tr>
+    </w:tbl>
+    <w:p>
+      <w:pPr>
+        <w:ind w:left="720" w:firstLine="0"/>
+        <w:rPr/>
+      </w:pPr>
+      <w:r>
+        <w:rPr>
+          <w:rtl w:val="0"/>
+        </w:rPr>
+      </w:r>
+    </w:p>
+    <w:p>
+      <w:pPr>
+        <w:ind w:left="720" w:firstLine="0"/>
+        <w:rPr/>
+      </w:pPr>
+      <w:r>
+        <w:rPr>
+          <w:rtl w:val="0"/>
+        </w:rPr>
+      </w:r>
+    </w:p>
+    <w:p>
+      <w:pPr>
+        <w:ind w:left="720" w:firstLine="0"/>
+        <w:rPr/>
+      </w:pPr>
+      <w:r>
+        <w:rPr>
+          <w:rtl w:val="0"/>
+        </w:rPr>
+      </w:r>
+    </w:p>
+    <w:p>
+      <w:pPr>
+        <w:ind w:left="720" w:firstLine="0"/>
+        <w:rPr/>
+      </w:pPr>
+      <w:r>
+        <w:rPr>
+          <w:rtl w:val="0"/>
+        </w:rPr>
+      </w:r>
+    </w:p>
+    <w:p>
+      <w:pPr>
+        <w:ind w:left="720" w:firstLine="0"/>
+        <w:rPr/>
+      </w:pPr>
+      <w:r>
+        <w:rPr>
+          <w:rtl w:val="0"/>
+        </w:rPr>
+      </w:r>
+    </w:p>
+    <w:p>
+      <w:pPr>
+        <w:ind w:left="720" w:firstLine="0"/>
+        <w:rPr/>
+      </w:pPr>
+      <w:r>
+        <w:rPr>
+          <w:rtl w:val="0"/>
+        </w:rPr>
+      </w:r>
+    </w:p>
+    <w:p>
+      <w:pPr>
+        <w:ind w:left="720" w:firstLine="0"/>
+        <w:rPr/>
+      </w:pPr>
+      <w:r>
+        <w:rPr>
+          <w:rtl w:val="0"/>
+        </w:rPr>
+      </w:r>
+    </w:p>
+    <w:p>
+      <w:pPr>
+        <w:ind w:left="720" w:firstLine="0"/>
+        <w:rPr/>
+      </w:pPr>
+      <w:r>
+        <w:rPr>
+          <w:rtl w:val="0"/>
+        </w:rPr>
+      </w:r>
+    </w:p>
+    <w:p>
+      <w:pPr>
+        <w:ind w:left="720" w:firstLine="0"/>
+        <w:rPr>
+          <w:b w:val="1"/>
+          <w:bCs w:val="1"/>
+        </w:rPr>
+      </w:pPr>
+      <w:r>
+        <w:rPr>
+          <w:b w:val="1"/>
+          <w:bCs w:val="1"/>
+          <w:rtl w:val="0"/>
+        </w:rPr>
+        <w:t xml:space="preserve">SOC 2:</w:t>
+        <w:br w:type="textWrapping"/>
+      </w:r>
+    </w:p>
+    <w:p>
+      <w:pPr>
+        <w:numPr>
+          <w:ilvl w:val="0"/>
+          <w:numId w:val="2"/>
+        </w:numPr>
+        <w:ind w:left="1440" w:hanging="360"/>
+      </w:pPr>
+      <w:r>
+        <w:rPr>
+          <w:rtl w:val="0"/>
+        </w:rPr>
+        <w:t xml:space="preserve">A breakdown of how your systems work and how you protect customer data.</w:t>
+      </w:r>
+    </w:p>
+    <w:p>
+      <w:pPr>
+        <w:numPr>
+          <w:ilvl w:val="0"/>
+          <w:numId w:val="10"/>
+        </w:numPr>
+        <w:ind w:left="2160" w:hanging="360"/>
+      </w:pPr>
+      <w:r>
+        <w:rPr>
+          <w:rtl w:val="0"/>
+        </w:rPr>
+        <w:t xml:space="preserve">Company Overview (What company does and systems are)</w:t>
+      </w:r>
+    </w:p>
+    <w:p>
+      <w:pPr>
+        <w:numPr>
+          <w:ilvl w:val="0"/>
+          <w:numId w:val="10"/>
+        </w:numPr>
+        <w:ind w:left="2160" w:hanging="360"/>
+      </w:pPr>
+      <w:r>
+        <w:rPr>
+          <w:rtl w:val="0"/>
+        </w:rPr>
+        <w:t xml:space="preserve">Servers, DBs, Cloud platforms.</w:t>
+      </w:r>
+    </w:p>
+    <w:p>
+      <w:pPr>
+        <w:numPr>
+          <w:ilvl w:val="0"/>
+          <w:numId w:val="10"/>
+        </w:numPr>
+        <w:ind w:left="2160" w:hanging="360"/>
+      </w:pPr>
+      <w:r>
+        <w:rPr>
+          <w:rtl w:val="0"/>
+        </w:rPr>
+        <w:t xml:space="preserve">Security promises, Uptime guarantees. </w:t>
+      </w:r>
+    </w:p>
+    <w:p>
+      <w:pPr>
+        <w:numPr>
+          <w:ilvl w:val="0"/>
+          <w:numId w:val="2"/>
+        </w:numPr>
+        <w:ind w:left="1440" w:hanging="360"/>
+      </w:pPr>
+      <w:r>
+        <w:rPr>
+          <w:rtl w:val="0"/>
+        </w:rPr>
+        <w:t xml:space="preserve">A formal statement from leadership confirming your security control.</w:t>
+      </w:r>
+    </w:p>
+    <w:p>
+      <w:pPr>
+        <w:ind w:left="2160" w:firstLine="0"/>
+        <w:rPr/>
+      </w:pPr>
+      <w:r>
+        <w:rPr>
+          <w:rtl w:val="0"/>
+        </w:rPr>
+        <w:t xml:space="preserve">A basic statement that security controls exist and its working as intended.</w:t>
+      </w:r>
+    </w:p>
+    <w:p>
+      <w:pPr>
+        <w:numPr>
+          <w:ilvl w:val="0"/>
+          <w:numId w:val="20"/>
+        </w:numPr>
+        <w:ind w:left="2160" w:hanging="360"/>
+      </w:pPr>
+      <w:r>
+        <w:rPr>
+          <w:rtl w:val="0"/>
+        </w:rPr>
+        <w:t xml:space="preserve">Summary of the Security Controls</w:t>
+      </w:r>
+    </w:p>
+    <w:p>
+      <w:pPr>
+        <w:numPr>
+          <w:ilvl w:val="0"/>
+          <w:numId w:val="20"/>
+        </w:numPr>
+        <w:ind w:left="2160" w:hanging="360"/>
+      </w:pPr>
+      <w:r>
+        <w:rPr>
+          <w:rtl w:val="0"/>
+        </w:rPr>
+        <w:t xml:space="preserve">Statement on Security Objectives (Eg:Ensuring Customer Data Integrity)</w:t>
+      </w:r>
+    </w:p>
+    <w:p>
+      <w:pPr>
+        <w:numPr>
+          <w:ilvl w:val="0"/>
+          <w:numId w:val="20"/>
+        </w:numPr>
+        <w:ind w:left="2160" w:hanging="360"/>
+      </w:pPr>
+      <w:r>
+        <w:rPr>
+          <w:rtl w:val="0"/>
+        </w:rPr>
+        <w:t xml:space="preserve">Evidence on the above.</w:t>
+      </w:r>
+    </w:p>
+    <w:p>
+      <w:pPr>
+        <w:numPr>
+          <w:ilvl w:val="0"/>
+          <w:numId w:val="2"/>
+        </w:numPr>
+        <w:ind w:left="1440" w:hanging="360"/>
+      </w:pPr>
+      <w:r>
+        <w:rPr>
+          <w:rtl w:val="0"/>
+        </w:rPr>
+        <w:t xml:space="preserve">A detailed Map of security measures and how they align with SOC 2. (Checklist)</w:t>
+      </w:r>
+    </w:p>
+    <w:p>
+      <w:pPr>
+        <w:numPr>
+          <w:ilvl w:val="0"/>
+          <w:numId w:val="16"/>
+        </w:numPr>
+        <w:ind w:left="2160" w:hanging="360"/>
+      </w:pPr>
+      <w:r>
+        <w:rPr>
+          <w:rtl w:val="0"/>
+        </w:rPr>
+        <w:t xml:space="preserve">Control Number (Unique Identifier for the Controls enforced)</w:t>
+      </w:r>
+    </w:p>
+    <w:p>
+      <w:pPr>
+        <w:numPr>
+          <w:ilvl w:val="0"/>
+          <w:numId w:val="16"/>
+        </w:numPr>
+        <w:ind w:left="2160" w:hanging="360"/>
+      </w:pPr>
+      <w:r>
+        <w:rPr>
+          <w:rtl w:val="0"/>
+        </w:rPr>
+        <w:t xml:space="preserve">Control Activity (Description of what the control does)</w:t>
+      </w:r>
+    </w:p>
+    <w:p>
+      <w:pPr>
+        <w:numPr>
+          <w:ilvl w:val="0"/>
+          <w:numId w:val="16"/>
+        </w:numPr>
+        <w:ind w:left="2160" w:hanging="360"/>
+      </w:pPr>
+      <w:r>
+        <w:rPr>
+          <w:rtl w:val="0"/>
+        </w:rPr>
+        <w:t xml:space="preserve">Risk Level</w:t>
+      </w:r>
+    </w:p>
+    <w:p>
+      <w:pPr>
+        <w:numPr>
+          <w:ilvl w:val="0"/>
+          <w:numId w:val="16"/>
+        </w:numPr>
+        <w:ind w:left="2160" w:hanging="360"/>
+      </w:pPr>
+      <w:r>
+        <w:rPr>
+          <w:rtl w:val="0"/>
+        </w:rPr>
+        <w:t xml:space="preserve">Responsible Team (Accountable for the Compliance) Eg -&gt; A password policy with MFA and password rotation would go under Access Control and under the responsible team of “Security Teams”</w:t>
+      </w:r>
+    </w:p>
+    <w:p>
+      <w:pPr>
+        <w:ind w:left="720" w:firstLine="0"/>
+        <w:rPr/>
+      </w:pPr>
+      <w:r>
+        <w:rPr>
+          <w:rtl w:val="0"/>
+        </w:rPr>
+      </w:r>
+    </w:p>
+    <w:p>
+      <w:pPr>
+        <w:ind w:left="720" w:firstLine="0"/>
+        <w:rPr/>
+      </w:pPr>
+      <w:r>
+        <w:rPr>
+          <w:rtl w:val="0"/>
+        </w:rPr>
+      </w:r>
+    </w:p>
+    <w:p>
+      <w:pPr>
+        <w:ind w:left="720" w:firstLine="0"/>
+        <w:rPr/>
+      </w:pPr>
+      <w:r>
+        <w:rPr>
+          <w:rtl w:val="0"/>
+        </w:rPr>
+      </w:r>
+    </w:p>
+    <w:p>
+      <w:pPr>
+        <w:ind w:left="720" w:firstLine="0"/>
+        <w:rPr/>
+      </w:pPr>
+      <w:r>
+        <w:rPr>
+          <w:rtl w:val="0"/>
+        </w:rPr>
+      </w:r>
+    </w:p>
+    <w:p>
+      <w:pPr>
+        <w:rPr/>
+      </w:pPr>
+      <w:r>
+        <w:rPr>
+          <w:rtl w:val="0"/>
+        </w:rPr>
+      </w:r>
+    </w:p>
+    <w:p>
+      <w:pPr>
+        <w:ind w:left="720" w:firstLine="0"/>
+        <w:rPr/>
+      </w:pPr>
+      <w:r>
+        <w:rPr>
+          <w:rtl w:val="0"/>
+        </w:rPr>
+      </w:r>
+    </w:p>
+    <w:p>
+      <w:pPr>
+        <w:ind w:left="720" w:firstLine="0"/>
+        <w:rPr/>
+      </w:pPr>
+      <w:r>
+        <w:rPr>
+          <w:rtl w:val="0"/>
+        </w:rPr>
+      </w:r>
+    </w:p>
+    <w:p>
+      <w:pPr>
+        <w:rPr/>
+      </w:pPr>
+      <w:r>
+        <w:rPr>
+          <w:rtl w:val="0"/>
+        </w:rPr>
+      </w:r>
+    </w:p>
+    <w:p>
+      <w:pPr>
+        <w:numPr>
+          <w:ilvl w:val="0"/>
+          <w:numId w:val="29"/>
+        </w:numPr>
+        <w:ind w:left="720" w:hanging="360"/>
+      </w:pPr>
+      <w:r>
+        <w:rPr>
+          <w:rtl w:val="0"/>
+        </w:rPr>
+        <w:t xml:space="preserve">Hence the Controls ( What must be achieved ? ) and Requirements (What must be done to achieve it ? ) mapping where each control is mapped to each requirement.</w:t>
+      </w:r>
+    </w:p>
+    <w:p>
+      <w:pPr>
+        <w:rPr/>
+      </w:pPr>
+      <w:r>
+        <w:rPr>
+          <w:rtl w:val="0"/>
+        </w:rPr>
+      </w:r>
+    </w:p>
+    <w:p>
+      <w:pPr>
+        <w:numPr>
+          <w:ilvl w:val="0"/>
+          <w:numId w:val="29"/>
+        </w:numPr>
+        <w:ind w:left="720" w:hanging="360"/>
+      </w:pPr>
+      <w:r>
+        <w:rPr>
+          <w:rtl w:val="0"/>
+        </w:rPr>
+        <w:t xml:space="preserve">For The Audit taking place, the Compliance Engine must contain 4 control statutes as Compliant, Non-Compliant, In Progress and Not Applicable.</w:t>
+      </w:r>
+    </w:p>
+    <w:p>
+      <w:pPr>
+        <w:rPr/>
+      </w:pPr>
+      <w:r>
+        <w:rPr>
+          <w:rtl w:val="0"/>
+        </w:rPr>
+      </w:r>
+    </w:p>
+    <w:p>
+      <w:pPr>
+        <w:numPr>
+          <w:ilvl w:val="0"/>
+          <w:numId w:val="29"/>
+        </w:numPr>
+        <w:ind w:left="720" w:hanging="360"/>
+      </w:pPr>
+      <w:r>
+        <w:rPr>
+          <w:rtl w:val="0"/>
+        </w:rPr>
+        <w:t xml:space="preserve">For Policy Management, it is necessary that the Client’s Company policies are added such as InfoSec , Access Control , Data Retention etc …</w:t>
+      </w:r>
+    </w:p>
+    <w:p>
+      <w:pPr>
+        <w:ind w:left="720" w:firstLine="0"/>
+        <w:rPr/>
+      </w:pPr>
+      <w:r>
+        <w:rPr>
+          <w:rtl w:val="0"/>
+        </w:rPr>
+      </w:r>
+    </w:p>
+    <w:p>
+      <w:pPr>
+        <w:ind w:left="720" w:firstLine="0"/>
+        <w:rPr/>
+      </w:pPr>
+      <w:r>
+        <w:rPr>
+          <w:rtl w:val="0"/>
+        </w:rPr>
+      </w:r>
+    </w:p>
+    <w:p>
+      <w:pPr>
+        <w:ind w:left="720" w:firstLine="0"/>
+        <w:rPr/>
+      </w:pPr>
+      <w:r>
+        <w:rPr>
+          <w:rtl w:val="0"/>
+        </w:rPr>
+      </w:r>
+    </w:p>
+    <w:p>
+      <w:pPr>
+        <w:ind w:left="720" w:firstLine="0"/>
+        <w:rPr/>
+      </w:pPr>
+      <w:r>
+        <w:rPr>
+          <w:rtl w:val="0"/>
+        </w:rPr>
+      </w:r>
+    </w:p>
+    <w:p>
+      <w:pPr>
+        <w:ind w:left="720" w:firstLine="0"/>
+        <w:rPr/>
+      </w:pPr>
+      <w:r>
+        <w:rPr>
+          <w:rtl w:val="0"/>
+        </w:rPr>
+      </w:r>
+    </w:p>
+    <w:p>
+      <w:pPr>
+        <w:ind w:left="720" w:firstLine="0"/>
+        <w:rPr/>
+      </w:pPr>
+      <w:r>
+        <w:rPr>
+          <w:rtl w:val="0"/>
+        </w:rPr>
+      </w:r>
+    </w:p>
+    <w:p>
+      <w:pPr>
+        <w:rPr/>
+      </w:pPr>
+      <w:r>
+        <w:rPr>
+          <w:rtl w:val="0"/>
+        </w:rPr>
+      </w:r>
+    </w:p>
+    <w:p>
+      <w:pPr>
+        <w:numPr>
+          <w:ilvl w:val="0"/>
+          <w:numId w:val="29"/>
+        </w:numPr>
+        <w:ind w:left="720" w:hanging="360"/>
+      </w:pPr>
+      <w:r>
+        <w:rPr>
+          <w:rtl w:val="0"/>
+        </w:rPr>
+        <w:t xml:space="preserve">The platform should have capabilities for versioning of those policies, its approval if newly created and its review tracking …</w:t>
+      </w:r>
+    </w:p>
+    <w:p>
+      <w:pPr>
+        <w:ind w:left="720" w:firstLine="0"/>
+        <w:rPr/>
+      </w:pPr>
+      <w:r>
+        <w:rPr>
+          <w:rtl w:val="0"/>
+        </w:rPr>
+      </w:r>
+    </w:p>
+    <w:p>
+      <w:pPr>
+        <w:ind w:left="720" w:firstLine="0"/>
+        <w:rPr/>
+      </w:pPr>
+      <w:r>
+        <w:rPr>
+          <w:rtl w:val="0"/>
+        </w:rPr>
+        <w:t xml:space="preserve">The Approval workflow can be such</w:t>
+      </w:r>
+    </w:p>
+    <w:p>
+      <w:pPr>
+        <w:ind w:left="720" w:firstLine="0"/>
+        <w:rPr/>
+      </w:pPr>
+      <w:r>
+        <w:rPr>
+          <w:rtl w:val="0"/>
+        </w:rPr>
+      </w:r>
+    </w:p>
+    <w:p>
+      <w:pPr>
+        <w:ind w:left="720" w:firstLine="0"/>
+        <w:rPr/>
+      </w:pPr>
+      <w:r>
+        <w:rPr>
+          <w:rtl w:val="0"/>
+        </w:rPr>
+        <w:t xml:space="preserve">Security Manager</w:t>
+      </w:r>
+    </w:p>
+    <w:p>
+      <w:pPr>
+        <w:ind w:left="720" w:firstLine="0"/>
+        <w:rPr/>
+      </w:pPr>
+      <w:r>
+        <w:rPr>
+          <w:rFonts w:ascii="Arial Unicode MS" w:cs="Arial Unicode MS" w:eastAsia="Arial Unicode MS" w:hAnsi="Arial Unicode MS"/>
+          <w:rtl w:val="0"/>
+        </w:rPr>
+        <w:t xml:space="preserve">    ↓ Creates Policy</w:t>
+      </w:r>
+    </w:p>
+    <w:p>
+      <w:pPr>
+        <w:ind w:left="720" w:firstLine="0"/>
+        <w:rPr/>
+      </w:pPr>
+      <w:r>
+        <w:rPr>
+          <w:rtl w:val="0"/>
+        </w:rPr>
+      </w:r>
+    </w:p>
+    <w:p>
+      <w:pPr>
+        <w:ind w:left="720" w:firstLine="0"/>
+        <w:rPr/>
+      </w:pPr>
+      <w:r>
+        <w:rPr>
+          <w:rtl w:val="0"/>
+        </w:rPr>
+        <w:t xml:space="preserve">Compliance Admin</w:t>
+      </w:r>
+    </w:p>
+    <w:p>
+      <w:pPr>
+        <w:ind w:left="720" w:firstLine="0"/>
+        <w:rPr/>
+      </w:pPr>
+      <w:r>
+        <w:rPr>
+          <w:rFonts w:ascii="Arial Unicode MS" w:cs="Arial Unicode MS" w:eastAsia="Arial Unicode MS" w:hAnsi="Arial Unicode MS"/>
+          <w:rtl w:val="0"/>
+        </w:rPr>
+        <w:t xml:space="preserve">    ↓ Reviews</w:t>
+      </w:r>
+    </w:p>
+    <w:p>
+      <w:pPr>
+        <w:ind w:left="720" w:firstLine="0"/>
+        <w:rPr/>
+      </w:pPr>
+      <w:r>
+        <w:rPr>
+          <w:rtl w:val="0"/>
+        </w:rPr>
+      </w:r>
+    </w:p>
+    <w:p>
+      <w:pPr>
+        <w:ind w:left="720" w:firstLine="0"/>
+        <w:rPr/>
+      </w:pPr>
+      <w:r>
+        <w:rPr>
+          <w:rtl w:val="0"/>
+        </w:rPr>
+        <w:t xml:space="preserve">CISO</w:t>
+      </w:r>
+    </w:p>
+    <w:p>
+      <w:pPr>
+        <w:ind w:left="720" w:firstLine="0"/>
+        <w:rPr/>
+      </w:pPr>
+      <w:r>
+        <w:rPr>
+          <w:rFonts w:ascii="Arial Unicode MS" w:cs="Arial Unicode MS" w:eastAsia="Arial Unicode MS" w:hAnsi="Arial Unicode MS"/>
+          <w:rtl w:val="0"/>
+        </w:rPr>
+        <w:t xml:space="preserve">    ↓ Approves</w:t>
+      </w:r>
+    </w:p>
+    <w:p>
+      <w:pPr>
+        <w:ind w:left="720" w:firstLine="0"/>
+        <w:rPr/>
+      </w:pPr>
+      <w:r>
+        <w:rPr>
+          <w:rtl w:val="0"/>
+        </w:rPr>
+      </w:r>
+    </w:p>
+    <w:p>
+      <w:pPr>
+        <w:ind w:left="720" w:firstLine="0"/>
+        <w:rPr/>
+      </w:pPr>
+      <w:r>
+        <w:rPr>
+          <w:rtl w:val="0"/>
+        </w:rPr>
+        <w:t xml:space="preserve">Policy Published</w:t>
+      </w:r>
+    </w:p>
+    <w:p>
+      <w:pPr>
+        <w:ind w:left="720" w:firstLine="0"/>
+        <w:rPr/>
+      </w:pPr>
+      <w:r>
+        <w:rPr>
+          <w:rtl w:val="0"/>
+        </w:rPr>
+      </w:r>
+    </w:p>
+    <w:p>
+      <w:pPr>
+        <w:rPr/>
+      </w:pPr>
+      <w:r>
+        <w:rPr>
+          <w:rtl w:val="0"/>
+        </w:rPr>
+        <w:tab/>
+        <w:t xml:space="preserve">Then Employees confirm if can use this policy then tracking takes place…</w:t>
+      </w:r>
+    </w:p>
+    <w:p>
+      <w:pPr>
+        <w:rPr/>
+      </w:pPr>
+      <w:r>
+        <w:rPr>
+          <w:rtl w:val="0"/>
+        </w:rPr>
+      </w:r>
+    </w:p>
+    <w:p>
+      <w:pPr>
+        <w:numPr>
+          <w:ilvl w:val="0"/>
+          <w:numId w:val="29"/>
+        </w:numPr>
+        <w:ind w:left="720" w:hanging="360"/>
+      </w:pPr>
+      <w:r>
+        <w:rPr>
+          <w:rtl w:val="0"/>
+        </w:rPr>
+        <w:t xml:space="preserve">Module 5 goes for the Evidence Collection and these can be used …</w:t>
+      </w:r>
+    </w:p>
+    <w:p>
+      <w:pPr>
+        <w:rPr/>
+      </w:pPr>
+      <w:r>
+        <w:rPr>
+          <w:rtl w:val="0"/>
+        </w:rPr>
+      </w:r>
+    </w:p>
+    <w:p>
+      <w:pPr>
+        <w:ind w:firstLine="720"/>
+        <w:rPr>
+          <w:b w:val="1"/>
+          <w:bCs w:val="1"/>
+        </w:rPr>
+      </w:pPr>
+      <w:r>
+        <w:rPr>
+          <w:b w:val="1"/>
+          <w:bCs w:val="1"/>
+          <w:rtl w:val="0"/>
+        </w:rPr>
+        <w:t xml:space="preserve">AWS</w:t>
+      </w:r>
+    </w:p>
+    <w:p>
+      <w:pPr>
+        <w:ind w:firstLine="720"/>
+        <w:rPr>
+          <w:b w:val="1"/>
+          <w:bCs w:val="1"/>
+        </w:rPr>
+      </w:pPr>
+      <w:r>
+        <w:rPr>
+          <w:b w:val="1"/>
+          <w:bCs w:val="1"/>
+          <w:rtl w:val="0"/>
+        </w:rPr>
+        <w:t xml:space="preserve">Azure</w:t>
+      </w:r>
+    </w:p>
+    <w:p>
+      <w:pPr>
+        <w:ind w:firstLine="720"/>
+        <w:rPr>
+          <w:b w:val="1"/>
+          <w:bCs w:val="1"/>
+        </w:rPr>
+      </w:pPr>
+      <w:r>
+        <w:rPr>
+          <w:b w:val="1"/>
+          <w:bCs w:val="1"/>
+          <w:rtl w:val="0"/>
+        </w:rPr>
+        <w:t xml:space="preserve">GCP</w:t>
+      </w:r>
+    </w:p>
+    <w:p>
+      <w:pPr>
+        <w:ind w:firstLine="720"/>
+        <w:rPr>
+          <w:b w:val="1"/>
+          <w:bCs w:val="1"/>
+        </w:rPr>
+      </w:pPr>
+      <w:r>
+        <w:rPr>
+          <w:b w:val="1"/>
+          <w:bCs w:val="1"/>
+          <w:rtl w:val="0"/>
+        </w:rPr>
+        <w:t xml:space="preserve">GitHub</w:t>
+      </w:r>
+    </w:p>
+    <w:p>
+      <w:pPr>
+        <w:ind w:firstLine="720"/>
+        <w:rPr>
+          <w:b w:val="1"/>
+          <w:bCs w:val="1"/>
+        </w:rPr>
+      </w:pPr>
+      <w:r>
+        <w:rPr>
+          <w:b w:val="1"/>
+          <w:bCs w:val="1"/>
+          <w:rtl w:val="0"/>
+        </w:rPr>
+        <w:t xml:space="preserve">GitLab</w:t>
+      </w:r>
+    </w:p>
+    <w:p>
+      <w:pPr>
+        <w:ind w:firstLine="720"/>
+        <w:rPr>
+          <w:b w:val="1"/>
+          <w:bCs w:val="1"/>
+        </w:rPr>
+      </w:pPr>
+      <w:r>
+        <w:rPr>
+          <w:b w:val="1"/>
+          <w:bCs w:val="1"/>
+          <w:rtl w:val="0"/>
+        </w:rPr>
+        <w:t xml:space="preserve">Jira</w:t>
+      </w:r>
+    </w:p>
+    <w:p>
+      <w:pPr>
+        <w:ind w:firstLine="720"/>
+        <w:rPr>
+          <w:b w:val="1"/>
+          <w:bCs w:val="1"/>
+        </w:rPr>
+      </w:pPr>
+      <w:r>
+        <w:rPr>
+          <w:b w:val="1"/>
+          <w:bCs w:val="1"/>
+          <w:rtl w:val="0"/>
+        </w:rPr>
+        <w:t xml:space="preserve">Okta</w:t>
+      </w:r>
+    </w:p>
+    <w:p>
+      <w:pPr>
+        <w:ind w:firstLine="720"/>
+        <w:rPr/>
+      </w:pPr>
+      <w:r>
+        <w:rPr>
+          <w:b w:val="1"/>
+          <w:bCs w:val="1"/>
+          <w:rtl w:val="0"/>
+        </w:rPr>
+        <w:t xml:space="preserve">Google Workspace</w:t>
+      </w:r>
+      <w:r>
+        <w:rPr>
+          <w:rtl w:val="0"/>
+        </w:rPr>
+        <w:tab/>
+      </w:r>
+    </w:p>
+    <w:p>
+      <w:pPr>
+        <w:rPr/>
+      </w:pPr>
+      <w:r>
+        <w:rPr>
+          <w:rtl w:val="0"/>
+        </w:rPr>
+      </w:r>
+    </w:p>
+    <w:p>
+      <w:pPr>
+        <w:ind w:left="720" w:firstLine="0"/>
+        <w:rPr/>
+      </w:pPr>
+      <w:r>
+        <w:rPr>
+          <w:b w:val="1"/>
+          <w:bCs w:val="1"/>
+          <w:rtl w:val="0"/>
+        </w:rPr>
+        <w:t xml:space="preserve">Screenshots</w:t>
+      </w:r>
+      <w:r>
+        <w:rPr>
+          <w:rFonts w:ascii="Arial Unicode MS" w:cs="Arial Unicode MS" w:eastAsia="Arial Unicode MS" w:hAnsi="Arial Unicode MS"/>
+          <w:rtl w:val="0"/>
+        </w:rPr>
+        <w:t xml:space="preserve"> → Manual upload or browser automation (Playwright/Selenium) to capture AWS Console pages.</w:t>
+      </w:r>
+    </w:p>
+    <w:p>
+      <w:pPr>
+        <w:ind w:left="720" w:firstLine="0"/>
+        <w:rPr/>
+      </w:pPr>
+      <w:r>
+        <w:rPr>
+          <w:b w:val="1"/>
+          <w:bCs w:val="1"/>
+          <w:rtl w:val="0"/>
+        </w:rPr>
+        <w:t xml:space="preserve">Logs</w:t>
+      </w:r>
+      <w:r>
+        <w:rPr>
+          <w:rFonts w:ascii="Arial Unicode MS" w:cs="Arial Unicode MS" w:eastAsia="Arial Unicode MS" w:hAnsi="Arial Unicode MS"/>
+          <w:rtl w:val="0"/>
+        </w:rPr>
+        <w:t xml:space="preserve"> → Collect from AWS CloudTrail, CloudWatch Logs, VPC Flow Logs, and GuardDuty using AWS APIs.</w:t>
+      </w:r>
+    </w:p>
+    <w:p>
+      <w:pPr>
+        <w:ind w:left="720" w:firstLine="0"/>
+        <w:rPr/>
+      </w:pPr>
+      <w:r>
+        <w:rPr>
+          <w:b w:val="1"/>
+          <w:bCs w:val="1"/>
+          <w:rtl w:val="0"/>
+        </w:rPr>
+        <w:t xml:space="preserve">Configurations</w:t>
+      </w:r>
+      <w:r>
+        <w:rPr>
+          <w:rFonts w:ascii="Arial Unicode MS" w:cs="Arial Unicode MS" w:eastAsia="Arial Unicode MS" w:hAnsi="Arial Unicode MS"/>
+          <w:rtl w:val="0"/>
+        </w:rPr>
+        <w:t xml:space="preserve"> → Query AWS resources using boto3 APIs or use AWS Config.</w:t>
+      </w:r>
+    </w:p>
+    <w:p>
+      <w:pPr>
+        <w:ind w:left="720" w:firstLine="0"/>
+        <w:rPr/>
+      </w:pPr>
+      <w:r>
+        <w:rPr>
+          <w:b w:val="1"/>
+          <w:bCs w:val="1"/>
+          <w:rtl w:val="0"/>
+        </w:rPr>
+        <w:t xml:space="preserve">Reports</w:t>
+      </w:r>
+      <w:r>
+        <w:rPr>
+          <w:rFonts w:ascii="Arial Unicode MS" w:cs="Arial Unicode MS" w:eastAsia="Arial Unicode MS" w:hAnsi="Arial Unicode MS"/>
+          <w:rtl w:val="0"/>
+        </w:rPr>
+        <w:t xml:space="preserve"> → Generate PDF/CSV/Excel reports from collected AWS data (IAM users, MFA status, security findings, access reviews, etc.).</w:t>
+      </w:r>
+    </w:p>
+    <w:p>
+      <w:pPr>
+        <w:ind w:left="720" w:firstLine="0"/>
+        <w:rPr/>
+      </w:pPr>
+      <w:r>
+        <w:rPr>
+          <w:b w:val="1"/>
+          <w:bCs w:val="1"/>
+          <w:rtl w:val="0"/>
+        </w:rPr>
+        <w:t xml:space="preserve">API Snapshots</w:t>
+      </w:r>
+      <w:r>
+        <w:rPr>
+          <w:rFonts w:ascii="Arial Unicode MS" w:cs="Arial Unicode MS" w:eastAsia="Arial Unicode MS" w:hAnsi="Arial Unicode MS"/>
+          <w:rtl w:val="0"/>
+        </w:rPr>
+        <w:t xml:space="preserve"> → Store raw JSON responses returned by AWS APIs as immutable audit evidence. </w:t>
+      </w:r>
+    </w:p>
+    <w:p>
+      <w:pPr>
+        <w:ind w:left="720" w:firstLine="0"/>
+        <w:rPr/>
+      </w:pPr>
+      <w:r>
+        <w:rPr>
+          <w:rtl w:val="0"/>
+        </w:rPr>
+        <w:t xml:space="preserve">The above is for AWS alone </w:t>
+      </w:r>
+    </w:p>
+    <w:p>
+      <w:pPr>
+        <w:rPr/>
+      </w:pPr>
+      <w:r>
+        <w:rPr>
+          <w:rtl w:val="0"/>
+        </w:rPr>
+      </w:r>
+    </w:p>
+    <w:p>
+      <w:pPr>
+        <w:rPr/>
+      </w:pPr>
+      <w:r>
+        <w:rPr>
+          <w:rtl w:val="0"/>
+        </w:rPr>
+      </w:r>
+    </w:p>
+    <w:p>
+      <w:pPr>
+        <w:numPr>
+          <w:ilvl w:val="0"/>
+          <w:numId w:val="29"/>
+        </w:numPr>
+        <w:ind w:left="720" w:hanging="360"/>
+      </w:pPr>
+      <w:r>
+        <w:rPr>
+          <w:rtl w:val="0"/>
+        </w:rPr>
+        <w:t xml:space="preserve">For the Collector Engine in Mod 5, </w:t>
+      </w:r>
+    </w:p>
+    <w:p>
+      <w:pPr>
+        <w:ind w:left="1440" w:firstLine="0"/>
+        <w:rPr/>
+      </w:pPr>
+      <w:r>
+        <w:rPr>
+          <w:rtl w:val="0"/>
+        </w:rPr>
+      </w:r>
+    </w:p>
+    <w:p>
+      <w:pPr>
+        <w:ind w:left="1440" w:firstLine="0"/>
+        <w:rPr/>
+      </w:pPr>
+      <w:r>
+        <w:rPr>
+          <w:rtl w:val="0"/>
+        </w:rPr>
+        <w:t xml:space="preserve">Connector Layer (Can Use BOTO3 for connecting users in AWS)</w:t>
+      </w:r>
+    </w:p>
+    <w:p>
+      <w:pPr>
+        <w:ind w:left="1440" w:firstLine="0"/>
+        <w:rPr/>
+      </w:pPr>
+      <w:r>
+        <w:rPr>
+          <w:rFonts w:ascii="Arial Unicode MS" w:cs="Arial Unicode MS" w:eastAsia="Arial Unicode MS" w:hAnsi="Arial Unicode MS"/>
+          <w:rtl w:val="0"/>
+        </w:rPr>
+        <w:t xml:space="preserve">↓</w:t>
+      </w:r>
+    </w:p>
+    <w:p>
+      <w:pPr>
+        <w:ind w:left="1440" w:firstLine="0"/>
+        <w:rPr/>
+      </w:pPr>
+      <w:r>
+        <w:rPr>
+          <w:rtl w:val="0"/>
+        </w:rPr>
+        <w:t xml:space="preserve">Collection Service (All the evidence related functions like ec2, s3 listings etc …)</w:t>
+      </w:r>
+    </w:p>
+    <w:p>
+      <w:pPr>
+        <w:ind w:left="1440" w:firstLine="0"/>
+        <w:rPr/>
+      </w:pPr>
+      <w:r>
+        <w:rPr>
+          <w:rFonts w:ascii="Arial Unicode MS" w:cs="Arial Unicode MS" w:eastAsia="Arial Unicode MS" w:hAnsi="Arial Unicode MS"/>
+          <w:rtl w:val="0"/>
+        </w:rPr>
+        <w:t xml:space="preserve">↓</w:t>
+      </w:r>
+    </w:p>
+    <w:p>
+      <w:pPr>
+        <w:ind w:left="1440" w:firstLine="0"/>
+        <w:rPr/>
+      </w:pPr>
+      <w:r>
+        <w:rPr>
+          <w:rtl w:val="0"/>
+        </w:rPr>
+        <w:t xml:space="preserve">Evidence Processor (Rule Based Evidence Processor needed )</w:t>
+      </w:r>
+    </w:p>
+    <w:p>
+      <w:pPr>
+        <w:ind w:left="1440" w:firstLine="0"/>
+        <w:rPr/>
+      </w:pPr>
+      <w:r>
+        <w:rPr>
+          <w:rFonts w:ascii="Arial Unicode MS" w:cs="Arial Unicode MS" w:eastAsia="Arial Unicode MS" w:hAnsi="Arial Unicode MS"/>
+          <w:rtl w:val="0"/>
+        </w:rPr>
+        <w:t xml:space="preserve">↓</w:t>
+      </w:r>
+    </w:p>
+    <w:p>
+      <w:pPr>
+        <w:ind w:left="1440" w:firstLine="0"/>
+        <w:rPr/>
+      </w:pPr>
+      <w:r>
+        <w:rPr>
+          <w:rtl w:val="0"/>
+        </w:rPr>
+        <w:t xml:space="preserve">Evidence Repository ( Stores evidences for audit )</w:t>
+      </w:r>
+    </w:p>
+    <w:p>
+      <w:pPr>
+        <w:ind w:left="1440" w:firstLine="0"/>
+        <w:rPr/>
+      </w:pPr>
+      <w:r>
+        <w:rPr>
+          <w:rtl w:val="0"/>
+        </w:rPr>
+      </w:r>
+    </w:p>
+    <w:p>
+      <w:pPr>
+        <w:numPr>
+          <w:ilvl w:val="0"/>
+          <w:numId w:val="29"/>
+        </w:numPr>
+        <w:ind w:left="720" w:hanging="360"/>
+      </w:pPr>
+      <w:r>
+        <w:rPr>
+          <w:rtl w:val="0"/>
+        </w:rPr>
+        <w:t xml:space="preserve">In Module 6, Cloud Security Integrations are done such as</w:t>
+      </w:r>
+    </w:p>
+    <w:p>
+      <w:pPr>
+        <w:ind w:left="720" w:firstLine="0"/>
+        <w:rPr/>
+      </w:pPr>
+      <w:r>
+        <w:rPr>
+          <w:rtl w:val="0"/>
+        </w:rPr>
+      </w:r>
+    </w:p>
+    <w:p>
+      <w:pPr>
+        <w:ind w:left="720" w:firstLine="0"/>
+        <w:rPr/>
+      </w:pPr>
+      <w:r>
+        <w:rPr>
+          <w:b w:val="1"/>
+          <w:bCs w:val="1"/>
+          <w:rtl w:val="0"/>
+        </w:rPr>
+        <w:t xml:space="preserve">Connector Framework</w:t>
+      </w:r>
+      <w:r>
+        <w:rPr>
+          <w:rFonts w:ascii="Arial Unicode MS" w:cs="Arial Unicode MS" w:eastAsia="Arial Unicode MS" w:hAnsi="Arial Unicode MS"/>
+          <w:rtl w:val="0"/>
+        </w:rPr>
+        <w:t xml:space="preserve"> → Standardizes how all external systems (AWS, Azure, Google Workspace, etc.) connect to the GRC platform.</w:t>
+      </w:r>
+    </w:p>
+    <w:p>
+      <w:pPr>
+        <w:ind w:left="720" w:firstLine="0"/>
+        <w:rPr/>
+      </w:pPr>
+      <w:r>
+        <w:rPr>
+          <w:b w:val="1"/>
+          <w:bCs w:val="1"/>
+          <w:rtl w:val="0"/>
+        </w:rPr>
+        <w:t xml:space="preserve">Connector SDK</w:t>
+      </w:r>
+      <w:r>
+        <w:rPr>
+          <w:rFonts w:ascii="Arial Unicode MS" w:cs="Arial Unicode MS" w:eastAsia="Arial Unicode MS" w:hAnsi="Arial Unicode MS"/>
+          <w:rtl w:val="0"/>
+        </w:rPr>
+        <w:t xml:space="preserve"> → Provides reusable tools and interfaces for building new integrations </w:t>
+      </w:r>
+    </w:p>
+    <w:p>
+      <w:pPr>
+        <w:ind w:left="720" w:firstLine="0"/>
+        <w:rPr/>
+      </w:pPr>
+      <w:r>
+        <w:rPr>
+          <w:b w:val="1"/>
+          <w:bCs w:val="1"/>
+          <w:rtl w:val="0"/>
+        </w:rPr>
+        <w:t xml:space="preserve">API Adapter</w:t>
+      </w:r>
+      <w:r>
+        <w:rPr>
+          <w:rFonts w:ascii="Arial Unicode MS" w:cs="Arial Unicode MS" w:eastAsia="Arial Unicode MS" w:hAnsi="Arial Unicode MS"/>
+          <w:rtl w:val="0"/>
+        </w:rPr>
+        <w:t xml:space="preserve"> → Translates each provider's API responses into a common format understood by the platform.</w:t>
+      </w:r>
+    </w:p>
+    <w:p>
+      <w:pPr>
+        <w:ind w:left="720" w:firstLine="0"/>
+        <w:rPr/>
+      </w:pPr>
+      <w:r>
+        <w:rPr>
+          <w:b w:val="1"/>
+          <w:bCs w:val="1"/>
+          <w:rtl w:val="0"/>
+        </w:rPr>
+        <w:t xml:space="preserve">Event Listener</w:t>
+      </w:r>
+      <w:r>
+        <w:rPr>
+          <w:rFonts w:ascii="Arial Unicode MS" w:cs="Arial Unicode MS" w:eastAsia="Arial Unicode MS" w:hAnsi="Arial Unicode MS"/>
+          <w:rtl w:val="0"/>
+        </w:rPr>
+        <w:t xml:space="preserve"> → Detects and receives real-time changes or events from integrated systems.</w:t>
+      </w:r>
+    </w:p>
+    <w:p>
+      <w:pPr>
+        <w:ind w:left="720" w:firstLine="0"/>
+        <w:rPr/>
+      </w:pPr>
+      <w:r>
+        <w:rPr>
+          <w:b w:val="1"/>
+          <w:bCs w:val="1"/>
+          <w:rtl w:val="0"/>
+        </w:rPr>
+        <w:t xml:space="preserve">Sync Engine</w:t>
+      </w:r>
+      <w:r>
+        <w:rPr>
+          <w:rFonts w:ascii="Arial Unicode MS" w:cs="Arial Unicode MS" w:eastAsia="Arial Unicode MS" w:hAnsi="Arial Unicode MS"/>
+          <w:rtl w:val="0"/>
+        </w:rPr>
+        <w:t xml:space="preserve"> → Periodically collects and updates assets, configurations, and evidence from connected systems into the GRC platform.</w:t>
+      </w:r>
+    </w:p>
+    <w:p>
+      <w:pPr>
+        <w:numPr>
+          <w:ilvl w:val="0"/>
+          <w:numId w:val="29"/>
+        </w:numPr>
+        <w:ind w:left="720" w:hanging="360"/>
+      </w:pPr>
+      <w:r>
+        <w:rPr>
+          <w:rtl w:val="0"/>
+        </w:rPr>
+        <w:t xml:space="preserve">Module 7 - Continuous Security Monitoring can have cloud resources monitors , configurations, identities, network exposure, encryption status and known vulnerabilities. Also this will have a dashboard to monitor information like Security Score, Trend Analysis and Violations.</w:t>
+      </w:r>
+    </w:p>
+    <w:p>
+      <w:pPr>
+        <w:ind w:left="720" w:firstLine="0"/>
+        <w:rPr/>
+      </w:pPr>
+      <w:r>
+        <w:rPr>
+          <w:rtl w:val="0"/>
+        </w:rPr>
+        <w:t xml:space="preserve">Since we have already built the compliance engine for compliance related functions, it can be implemented here … hence the workflow goes as …</w:t>
+      </w:r>
+    </w:p>
+    <w:p>
+      <w:pPr>
+        <w:ind w:left="720" w:firstLine="0"/>
+        <w:rPr/>
+      </w:pPr>
+      <w:r>
+        <w:rPr>
+          <w:rtl w:val="0"/>
+        </w:rPr>
+      </w:r>
+    </w:p>
+    <w:p>
+      <w:pPr>
+        <w:ind w:left="720" w:firstLine="0"/>
+        <w:rPr/>
+      </w:pPr>
+      <w:r>
+        <w:rPr>
+          <w:rtl w:val="0"/>
+        </w:rPr>
+        <w:t xml:space="preserve">Cloud APIs</w:t>
+      </w:r>
+    </w:p>
+    <w:p>
+      <w:pPr>
+        <w:ind w:left="720" w:firstLine="0"/>
+        <w:rPr/>
+      </w:pPr>
+      <w:r>
+        <w:rPr>
+          <w:rFonts w:ascii="Arial Unicode MS" w:cs="Arial Unicode MS" w:eastAsia="Arial Unicode MS" w:hAnsi="Arial Unicode MS"/>
+          <w:rtl w:val="0"/>
+        </w:rPr>
+        <w:t xml:space="preserve">↓</w:t>
+      </w:r>
+    </w:p>
+    <w:p>
+      <w:pPr>
+        <w:ind w:left="720" w:firstLine="0"/>
+        <w:rPr/>
+      </w:pPr>
+      <w:r>
+        <w:rPr>
+          <w:rtl w:val="0"/>
+        </w:rPr>
+        <w:t xml:space="preserve">Monitoring Engine</w:t>
+      </w:r>
+    </w:p>
+    <w:p>
+      <w:pPr>
+        <w:ind w:left="720" w:firstLine="0"/>
+        <w:rPr/>
+      </w:pPr>
+      <w:r>
+        <w:rPr>
+          <w:rFonts w:ascii="Arial Unicode MS" w:cs="Arial Unicode MS" w:eastAsia="Arial Unicode MS" w:hAnsi="Arial Unicode MS"/>
+          <w:rtl w:val="0"/>
+        </w:rPr>
+        <w:t xml:space="preserve">↓</w:t>
+      </w:r>
+    </w:p>
+    <w:p>
+      <w:pPr>
+        <w:ind w:left="720" w:firstLine="0"/>
+        <w:rPr/>
+      </w:pPr>
+      <w:r>
+        <w:rPr>
+          <w:rtl w:val="0"/>
+        </w:rPr>
+        <w:t xml:space="preserve">Rules Engine</w:t>
+      </w:r>
+    </w:p>
+    <w:p>
+      <w:pPr>
+        <w:ind w:left="720" w:firstLine="0"/>
+        <w:rPr/>
+      </w:pPr>
+      <w:r>
+        <w:rPr>
+          <w:rFonts w:ascii="Arial Unicode MS" w:cs="Arial Unicode MS" w:eastAsia="Arial Unicode MS" w:hAnsi="Arial Unicode MS"/>
+          <w:rtl w:val="0"/>
+        </w:rPr>
+        <w:t xml:space="preserve">↓</w:t>
+      </w:r>
+    </w:p>
+    <w:p>
+      <w:pPr>
+        <w:ind w:left="720" w:firstLine="0"/>
+        <w:rPr/>
+      </w:pPr>
+      <w:r>
+        <w:rPr>
+          <w:rtl w:val="0"/>
+        </w:rPr>
+        <w:t xml:space="preserve">Compliance Engine</w:t>
+      </w:r>
+    </w:p>
+    <w:p>
+      <w:pPr>
+        <w:ind w:left="720" w:firstLine="0"/>
+        <w:rPr/>
+      </w:pPr>
+      <w:r>
+        <w:rPr>
+          <w:rFonts w:ascii="Arial Unicode MS" w:cs="Arial Unicode MS" w:eastAsia="Arial Unicode MS" w:hAnsi="Arial Unicode MS"/>
+          <w:rtl w:val="0"/>
+        </w:rPr>
+        <w:t xml:space="preserve">↓</w:t>
+      </w:r>
+    </w:p>
+    <w:p>
+      <w:pPr>
+        <w:ind w:left="720" w:firstLine="0"/>
+        <w:rPr/>
+      </w:pPr>
+      <w:r>
+        <w:rPr>
+          <w:rtl w:val="0"/>
+        </w:rPr>
+        <w:t xml:space="preserve">Dashboard</w:t>
+      </w:r>
+    </w:p>
+    <w:p>
+      <w:pPr>
+        <w:ind w:left="720" w:firstLine="0"/>
+        <w:rPr/>
+      </w:pPr>
+      <w:r>
+        <w:rPr>
+          <w:rtl w:val="0"/>
+        </w:rPr>
+      </w:r>
+    </w:p>
+    <w:p>
+      <w:pPr>
+        <w:ind w:left="720" w:firstLine="0"/>
+        <w:rPr/>
+      </w:pPr>
+      <w:r>
+        <w:rPr>
+          <w:rtl w:val="0"/>
+        </w:rPr>
+      </w:r>
+    </w:p>
+    <w:p>
+      <w:pPr>
+        <w:rPr/>
+      </w:pPr>
+      <w:r>
+        <w:rPr>
+          <w:rtl w:val="0"/>
+        </w:rPr>
+        <w:t xml:space="preserve">The Monitoring Engine calls:</w:t>
+      </w:r>
+    </w:p>
+    <w:p>
+      <w:pPr>
+        <w:numPr>
+          <w:ilvl w:val="0"/>
+          <w:numId w:val="1"/>
+        </w:numPr>
+        <w:ind w:left="720" w:hanging="360"/>
+      </w:pPr>
+      <w:r>
+        <w:rPr>
+          <w:rFonts w:ascii="Arial Unicode MS" w:cs="Arial Unicode MS" w:eastAsia="Arial Unicode MS" w:hAnsi="Arial Unicode MS"/>
+          <w:rtl w:val="0"/>
+        </w:rPr>
+        <w:t xml:space="preserve">AWS EC2 APIs → instance details</w:t>
+      </w:r>
+    </w:p>
+    <w:p>
+      <w:pPr>
+        <w:numPr>
+          <w:ilvl w:val="0"/>
+          <w:numId w:val="1"/>
+        </w:numPr>
+        <w:ind w:left="720" w:hanging="360"/>
+      </w:pPr>
+      <w:r>
+        <w:rPr>
+          <w:rFonts w:ascii="Arial Unicode MS" w:cs="Arial Unicode MS" w:eastAsia="Arial Unicode MS" w:hAnsi="Arial Unicode MS"/>
+          <w:rtl w:val="0"/>
+        </w:rPr>
+        <w:t xml:space="preserve">Security Group APIs → open ports</w:t>
+      </w:r>
+    </w:p>
+    <w:p>
+      <w:pPr>
+        <w:numPr>
+          <w:ilvl w:val="0"/>
+          <w:numId w:val="1"/>
+        </w:numPr>
+        <w:ind w:left="720" w:hanging="360"/>
+      </w:pPr>
+      <w:r>
+        <w:rPr>
+          <w:rFonts w:ascii="Arial Unicode MS" w:cs="Arial Unicode MS" w:eastAsia="Arial Unicode MS" w:hAnsi="Arial Unicode MS"/>
+          <w:rtl w:val="0"/>
+        </w:rPr>
+        <w:t xml:space="preserve">IAM APIs → MFA status</w:t>
+      </w:r>
+    </w:p>
+    <w:p>
+      <w:pPr>
+        <w:numPr>
+          <w:ilvl w:val="0"/>
+          <w:numId w:val="1"/>
+        </w:numPr>
+        <w:ind w:left="720" w:hanging="360"/>
+      </w:pPr>
+      <w:r>
+        <w:rPr>
+          <w:rFonts w:ascii="Arial Unicode MS" w:cs="Arial Unicode MS" w:eastAsia="Arial Unicode MS" w:hAnsi="Arial Unicode MS"/>
+          <w:rtl w:val="0"/>
+        </w:rPr>
+        <w:t xml:space="preserve">EBS APIs → encryption status</w:t>
+      </w:r>
+    </w:p>
+    <w:p>
+      <w:pPr>
+        <w:numPr>
+          <w:ilvl w:val="0"/>
+          <w:numId w:val="1"/>
+        </w:numPr>
+        <w:ind w:left="720" w:hanging="360"/>
+      </w:pPr>
+      <w:r>
+        <w:rPr>
+          <w:rFonts w:ascii="Arial Unicode MS" w:cs="Arial Unicode MS" w:eastAsia="Arial Unicode MS" w:hAnsi="Arial Unicode MS"/>
+          <w:rtl w:val="0"/>
+        </w:rPr>
+        <w:t xml:space="preserve">Inspector APIs → vulnerabilities</w:t>
+      </w:r>
+    </w:p>
+    <w:p>
+      <w:pPr>
+        <w:rPr/>
+      </w:pPr>
+      <w:r>
+        <w:rPr>
+          <w:rtl w:val="0"/>
+        </w:rPr>
+        <w:t xml:space="preserve">Rules engine has its own general rules of security that will be checked against the incoming data from the monitoring engine and then passed to the Compliance engine to see if they are compliant or not which will be reflected in the dashboard.</w:t>
+      </w:r>
+    </w:p>
+    <w:p>
+      <w:pPr>
+        <w:rPr/>
+      </w:pPr>
+      <w:r>
+        <w:rPr>
+          <w:rtl w:val="0"/>
+        </w:rPr>
+      </w:r>
+    </w:p>
+    <w:p>
+      <w:pPr>
+        <w:numPr>
+          <w:ilvl w:val="0"/>
+          <w:numId w:val="29"/>
+        </w:numPr>
+        <w:ind w:left="720" w:hanging="360"/>
+      </w:pPr>
+      <w:r>
+        <w:rPr>
+          <w:rtl w:val="0"/>
+        </w:rPr>
+        <w:t xml:space="preserve">Audit Management Module 8 covers different types of audits that can be done …</w:t>
+      </w:r>
+    </w:p>
+    <w:p>
+      <w:pPr>
+        <w:numPr>
+          <w:ilvl w:val="1"/>
+          <w:numId w:val="29"/>
+        </w:numPr>
+        <w:ind w:left="1440" w:hanging="360"/>
+      </w:pPr>
+      <w:r>
+        <w:rPr>
+          <w:rtl w:val="0"/>
+        </w:rPr>
+        <w:t xml:space="preserve">Internal Audit</w:t>
+      </w:r>
+    </w:p>
+    <w:p>
+      <w:pPr>
+        <w:numPr>
+          <w:ilvl w:val="1"/>
+          <w:numId w:val="29"/>
+        </w:numPr>
+        <w:ind w:left="1440" w:hanging="360"/>
+      </w:pPr>
+      <w:r>
+        <w:rPr>
+          <w:rtl w:val="0"/>
+        </w:rPr>
+        <w:t xml:space="preserve">External Audit</w:t>
+      </w:r>
+    </w:p>
+    <w:p>
+      <w:pPr>
+        <w:numPr>
+          <w:ilvl w:val="1"/>
+          <w:numId w:val="29"/>
+        </w:numPr>
+        <w:ind w:left="1440" w:hanging="360"/>
+      </w:pPr>
+      <w:r>
+        <w:rPr>
+          <w:rtl w:val="0"/>
+        </w:rPr>
+        <w:t xml:space="preserve">Certification Audit</w:t>
+      </w:r>
+    </w:p>
+    <w:p>
+      <w:pPr>
+        <w:ind w:left="1440" w:firstLine="0"/>
+        <w:rPr/>
+      </w:pPr>
+      <w:r>
+        <w:rPr>
+          <w:rtl w:val="0"/>
+        </w:rPr>
+      </w:r>
+    </w:p>
+    <w:p>
+      <w:pPr>
+        <w:rPr/>
+      </w:pPr>
+      <w:r>
+        <w:rPr>
+          <w:rtl w:val="0"/>
+        </w:rPr>
+        <w:tab/>
+        <w:t xml:space="preserve">Example:</w:t>
+      </w:r>
+    </w:p>
+    <w:p>
+      <w:pPr>
+        <w:rPr/>
+      </w:pPr>
+      <w:r>
+        <w:rPr>
+          <w:rtl w:val="0"/>
+        </w:rPr>
+        <w:tab/>
+        <w:tab/>
+        <w:t xml:space="preserve">Create Audit</w:t>
+      </w:r>
+    </w:p>
+    <w:p>
+      <w:pPr>
+        <w:ind w:left="1440" w:firstLine="0"/>
+        <w:rPr/>
+      </w:pPr>
+      <w:r>
+        <w:rPr>
+          <w:rFonts w:ascii="Arial Unicode MS" w:cs="Arial Unicode MS" w:eastAsia="Arial Unicode MS" w:hAnsi="Arial Unicode MS"/>
+          <w:rtl w:val="0"/>
+        </w:rPr>
+        <w:t xml:space="preserve">    ↓</w:t>
+      </w:r>
+    </w:p>
+    <w:p>
+      <w:pPr>
+        <w:ind w:left="1440" w:firstLine="0"/>
+        <w:rPr/>
+      </w:pPr>
+      <w:r>
+        <w:rPr>
+          <w:rtl w:val="0"/>
+        </w:rPr>
+        <w:t xml:space="preserve">Define Scope</w:t>
+      </w:r>
+    </w:p>
+    <w:p>
+      <w:pPr>
+        <w:ind w:left="1440" w:firstLine="0"/>
+        <w:rPr/>
+      </w:pPr>
+      <w:r>
+        <w:rPr>
+          <w:rFonts w:ascii="Arial Unicode MS" w:cs="Arial Unicode MS" w:eastAsia="Arial Unicode MS" w:hAnsi="Arial Unicode MS"/>
+          <w:rtl w:val="0"/>
+        </w:rPr>
+        <w:t xml:space="preserve">    ↓</w:t>
+      </w:r>
+    </w:p>
+    <w:p>
+      <w:pPr>
+        <w:ind w:left="1440" w:firstLine="0"/>
+        <w:rPr/>
+      </w:pPr>
+      <w:r>
+        <w:rPr>
+          <w:rtl w:val="0"/>
+        </w:rPr>
+        <w:t xml:space="preserve">Assign Tasks</w:t>
+      </w:r>
+    </w:p>
+    <w:p>
+      <w:pPr>
+        <w:ind w:left="1440" w:firstLine="0"/>
+        <w:rPr/>
+      </w:pPr>
+      <w:r>
+        <w:rPr>
+          <w:rFonts w:ascii="Arial Unicode MS" w:cs="Arial Unicode MS" w:eastAsia="Arial Unicode MS" w:hAnsi="Arial Unicode MS"/>
+          <w:rtl w:val="0"/>
+        </w:rPr>
+        <w:t xml:space="preserve">    ↓</w:t>
+      </w:r>
+    </w:p>
+    <w:p>
+      <w:pPr>
+        <w:ind w:left="1440" w:firstLine="0"/>
+        <w:rPr/>
+      </w:pPr>
+      <w:r>
+        <w:rPr>
+          <w:rtl w:val="0"/>
+        </w:rPr>
+        <w:t xml:space="preserve">Review Evidence (Get through Compliance Engine)</w:t>
+      </w:r>
+    </w:p>
+    <w:p>
+      <w:pPr>
+        <w:ind w:left="1440" w:firstLine="0"/>
+        <w:rPr/>
+      </w:pPr>
+      <w:r>
+        <w:rPr>
+          <w:rFonts w:ascii="Arial Unicode MS" w:cs="Arial Unicode MS" w:eastAsia="Arial Unicode MS" w:hAnsi="Arial Unicode MS"/>
+          <w:rtl w:val="0"/>
+        </w:rPr>
+        <w:t xml:space="preserve">    ↓</w:t>
+      </w:r>
+    </w:p>
+    <w:p>
+      <w:pPr>
+        <w:ind w:left="1440" w:firstLine="0"/>
+        <w:rPr/>
+      </w:pPr>
+      <w:r>
+        <w:rPr>
+          <w:rtl w:val="0"/>
+        </w:rPr>
+        <w:t xml:space="preserve">Record Findings (Confirmed Issues)</w:t>
+      </w:r>
+    </w:p>
+    <w:p>
+      <w:pPr>
+        <w:ind w:left="1440" w:firstLine="0"/>
+        <w:rPr/>
+      </w:pPr>
+      <w:r>
+        <w:rPr>
+          <w:rFonts w:ascii="Arial Unicode MS" w:cs="Arial Unicode MS" w:eastAsia="Arial Unicode MS" w:hAnsi="Arial Unicode MS"/>
+          <w:rtl w:val="0"/>
+        </w:rPr>
+        <w:t xml:space="preserve">    ↓</w:t>
+      </w:r>
+    </w:p>
+    <w:p>
+      <w:pPr>
+        <w:ind w:left="1440" w:firstLine="0"/>
+        <w:rPr/>
+      </w:pPr>
+      <w:r>
+        <w:rPr>
+          <w:rtl w:val="0"/>
+        </w:rPr>
+        <w:t xml:space="preserve">Track Remediation </w:t>
+      </w:r>
+    </w:p>
+    <w:p>
+      <w:pPr>
+        <w:ind w:left="1440" w:firstLine="0"/>
+        <w:rPr/>
+      </w:pPr>
+      <w:r>
+        <w:rPr>
+          <w:rFonts w:ascii="Arial Unicode MS" w:cs="Arial Unicode MS" w:eastAsia="Arial Unicode MS" w:hAnsi="Arial Unicode MS"/>
+          <w:rtl w:val="0"/>
+        </w:rPr>
+        <w:t xml:space="preserve">    ↓</w:t>
+      </w:r>
+    </w:p>
+    <w:p>
+      <w:pPr>
+        <w:ind w:left="1440" w:firstLine="0"/>
+        <w:rPr/>
+      </w:pPr>
+      <w:r>
+        <w:rPr>
+          <w:rtl w:val="0"/>
+        </w:rPr>
+        <w:t xml:space="preserve">Close Audit</w:t>
+      </w:r>
+    </w:p>
+    <w:p>
+      <w:pPr>
+        <w:ind w:left="1440" w:firstLine="0"/>
+        <w:rPr/>
+      </w:pPr>
+      <w:r>
+        <w:rPr>
+          <w:rtl w:val="0"/>
+        </w:rPr>
+      </w:r>
+    </w:p>
+    <w:p>
+      <w:pPr>
+        <w:numPr>
+          <w:ilvl w:val="0"/>
+          <w:numId w:val="29"/>
+        </w:numPr>
+        <w:ind w:left="720" w:hanging="360"/>
+      </w:pPr>
+      <w:r>
+        <w:rPr>
+          <w:rtl w:val="0"/>
+        </w:rPr>
+        <w:t xml:space="preserve">Module 9 - covers everything related to risk analysis …</w:t>
+      </w:r>
+    </w:p>
+    <w:p>
+      <w:pPr>
+        <w:numPr>
+          <w:ilvl w:val="0"/>
+          <w:numId w:val="7"/>
+        </w:numPr>
+        <w:ind w:left="1440" w:hanging="360"/>
+      </w:pPr>
+      <w:r>
+        <w:rPr>
+          <w:rtl w:val="0"/>
+        </w:rPr>
+        <w:t xml:space="preserve">Cyber Risks (Open ports, weak passwords, MFA missing)</w:t>
+      </w:r>
+    </w:p>
+    <w:p>
+      <w:pPr>
+        <w:numPr>
+          <w:ilvl w:val="0"/>
+          <w:numId w:val="7"/>
+        </w:numPr>
+        <w:ind w:left="1440" w:hanging="360"/>
+      </w:pPr>
+      <w:r>
+        <w:rPr>
+          <w:rtl w:val="0"/>
+        </w:rPr>
+        <w:t xml:space="preserve">Vendor Risks ( Missing compliance , Vendor breach )</w:t>
+      </w:r>
+    </w:p>
+    <w:p>
+      <w:pPr>
+        <w:numPr>
+          <w:ilvl w:val="0"/>
+          <w:numId w:val="7"/>
+        </w:numPr>
+        <w:ind w:left="1440" w:hanging="360"/>
+      </w:pPr>
+      <w:r>
+        <w:rPr>
+          <w:rtl w:val="0"/>
+        </w:rPr>
+        <w:t xml:space="preserve">Operational Risks (Business Processes Risks -&gt; No Backups )</w:t>
+      </w:r>
+    </w:p>
+    <w:p>
+      <w:pPr>
+        <w:numPr>
+          <w:ilvl w:val="0"/>
+          <w:numId w:val="7"/>
+        </w:numPr>
+        <w:ind w:left="1440" w:hanging="360"/>
+      </w:pPr>
+      <w:r>
+        <w:rPr>
+          <w:rtl w:val="0"/>
+        </w:rPr>
+        <w:t xml:space="preserve">Data Risks (Unauthorized Access, Data loss etc … CIA fail )</w:t>
+      </w:r>
+    </w:p>
+    <w:p>
+      <w:pPr>
+        <w:numPr>
+          <w:ilvl w:val="0"/>
+          <w:numId w:val="7"/>
+        </w:numPr>
+        <w:ind w:left="1440" w:hanging="360"/>
+      </w:pPr>
+      <w:r>
+        <w:rPr>
+          <w:rtl w:val="0"/>
+        </w:rPr>
+        <w:t xml:space="preserve">Privacy Risk (GDPR violation )</w:t>
+      </w:r>
+    </w:p>
+    <w:p>
+      <w:pPr>
+        <w:rPr/>
+      </w:pPr>
+      <w:r>
+        <w:rPr>
+          <w:rtl w:val="0"/>
+        </w:rPr>
+        <w:tab/>
+      </w:r>
+    </w:p>
+    <w:p>
+      <w:pPr>
+        <w:rPr/>
+      </w:pPr>
+      <w:r>
+        <w:rPr>
+          <w:rtl w:val="0"/>
+        </w:rPr>
+        <w:tab/>
+        <w:t xml:space="preserve">Risk scores, acceptance and plans for mitigation has to be implemented</w:t>
+      </w:r>
+    </w:p>
+    <w:p>
+      <w:pPr>
+        <w:rPr/>
+      </w:pPr>
+      <w:r>
+        <w:rPr>
+          <w:rtl w:val="0"/>
+        </w:rPr>
+      </w:r>
+    </w:p>
+    <w:p>
+      <w:pPr>
+        <w:rPr/>
+      </w:pPr>
+      <w:r>
+        <w:rPr>
+          <w:rtl w:val="0"/>
+        </w:rPr>
+      </w:r>
+    </w:p>
+    <w:p>
+      <w:pPr>
+        <w:rPr/>
+      </w:pPr>
+      <w:r>
+        <w:rPr>
+          <w:rtl w:val="0"/>
+        </w:rPr>
+      </w:r>
+    </w:p>
+    <w:p>
+      <w:pPr>
+        <w:rPr/>
+      </w:pPr>
+      <w:r>
+        <w:rPr>
+          <w:rtl w:val="0"/>
+        </w:rPr>
+        <w:t xml:space="preserve">20) Module 10 consists of a separate section of Handling Vendor Risks (Eg: If one of them gets breached, the both the client and the platform provider gets affected)</w:t>
+      </w:r>
+    </w:p>
+    <w:p>
+      <w:pPr>
+        <w:rPr/>
+      </w:pPr>
+      <w:r>
+        <w:rPr>
+          <w:rtl w:val="0"/>
+        </w:rPr>
+        <w:tab/>
+      </w:r>
+    </w:p>
+    <w:p>
+      <w:pPr>
+        <w:rPr/>
+      </w:pPr>
+      <w:r>
+        <w:rPr>
+          <w:rtl w:val="0"/>
+        </w:rPr>
+        <w:tab/>
+        <w:t xml:space="preserve">Onboarding ( Vendor like AWS/payroll providers like PayU )</w:t>
+      </w:r>
+    </w:p>
+    <w:p>
+      <w:pPr>
+        <w:rPr/>
+      </w:pPr>
+      <w:r>
+        <w:rPr>
+          <w:rFonts w:ascii="Arial Unicode MS" w:cs="Arial Unicode MS" w:eastAsia="Arial Unicode MS" w:hAnsi="Arial Unicode MS"/>
+          <w:rtl w:val="0"/>
+        </w:rPr>
+        <w:tab/>
+        <w:t xml:space="preserve">     ↓</w:t>
+        <w:tab/>
+      </w:r>
+    </w:p>
+    <w:p>
+      <w:pPr>
+        <w:ind w:left="720" w:firstLine="0"/>
+        <w:rPr/>
+      </w:pPr>
+      <w:r>
+        <w:rPr>
+          <w:rtl w:val="0"/>
+        </w:rPr>
+        <w:t xml:space="preserve">Assessment ( Security Questionnare like [Do you support MFA ? | Have SOC 2 Cert ]  )</w:t>
+      </w:r>
+    </w:p>
+    <w:p>
+      <w:pPr>
+        <w:ind w:left="720" w:firstLine="0"/>
+        <w:rPr/>
+      </w:pPr>
+      <w:r>
+        <w:rPr>
+          <w:rFonts w:ascii="Arial Unicode MS" w:cs="Arial Unicode MS" w:eastAsia="Arial Unicode MS" w:hAnsi="Arial Unicode MS"/>
+          <w:rtl w:val="0"/>
+        </w:rPr>
+        <w:t xml:space="preserve">    ↓</w:t>
+      </w:r>
+    </w:p>
+    <w:p>
+      <w:pPr>
+        <w:ind w:left="720" w:firstLine="0"/>
+        <w:rPr/>
+      </w:pPr>
+      <w:r>
+        <w:rPr>
+          <w:rtl w:val="0"/>
+        </w:rPr>
+        <w:t xml:space="preserve">Approval ( Security Team approves of it / rejects it )</w:t>
+      </w:r>
+    </w:p>
+    <w:p>
+      <w:pPr>
+        <w:ind w:left="720" w:firstLine="0"/>
+        <w:rPr/>
+      </w:pPr>
+      <w:r>
+        <w:rPr>
+          <w:rFonts w:ascii="Arial Unicode MS" w:cs="Arial Unicode MS" w:eastAsia="Arial Unicode MS" w:hAnsi="Arial Unicode MS"/>
+          <w:rtl w:val="0"/>
+        </w:rPr>
+        <w:t xml:space="preserve">    ↓</w:t>
+      </w:r>
+    </w:p>
+    <w:p>
+      <w:pPr>
+        <w:ind w:left="720" w:firstLine="0"/>
+        <w:rPr/>
+      </w:pPr>
+      <w:r>
+        <w:rPr>
+          <w:rtl w:val="0"/>
+        </w:rPr>
+        <w:t xml:space="preserve">Review ( Every 6-12 months review happens [Any Risks increased ? / Any Breaches ?] )</w:t>
+      </w:r>
+    </w:p>
+    <w:p>
+      <w:pPr>
+        <w:ind w:left="720" w:firstLine="0"/>
+        <w:rPr/>
+      </w:pPr>
+      <w:r>
+        <w:rPr>
+          <w:rFonts w:ascii="Arial Unicode MS" w:cs="Arial Unicode MS" w:eastAsia="Arial Unicode MS" w:hAnsi="Arial Unicode MS"/>
+          <w:rtl w:val="0"/>
+        </w:rPr>
+        <w:t xml:space="preserve">    ↓</w:t>
+      </w:r>
+    </w:p>
+    <w:p>
+      <w:pPr>
+        <w:ind w:left="720" w:firstLine="0"/>
+        <w:rPr/>
+      </w:pPr>
+      <w:r>
+        <w:rPr>
+          <w:rtl w:val="0"/>
+        </w:rPr>
+        <w:t xml:space="preserve">Renewal ( Review again before renewal )</w:t>
+      </w:r>
+    </w:p>
+    <w:p>
+      <w:pPr>
+        <w:ind w:left="720" w:firstLine="0"/>
+        <w:rPr/>
+      </w:pPr>
+      <w:r>
+        <w:rPr>
+          <w:rFonts w:ascii="Arial Unicode MS" w:cs="Arial Unicode MS" w:eastAsia="Arial Unicode MS" w:hAnsi="Arial Unicode MS"/>
+          <w:rtl w:val="0"/>
+        </w:rPr>
+        <w:t xml:space="preserve">    ↓</w:t>
+      </w:r>
+    </w:p>
+    <w:p>
+      <w:pPr>
+        <w:ind w:left="720" w:firstLine="0"/>
+        <w:rPr/>
+      </w:pPr>
+      <w:r>
+        <w:rPr>
+          <w:rtl w:val="0"/>
+        </w:rPr>
+        <w:t xml:space="preserve">Termination ( If breaches suffered / Assessment Failed )</w:t>
+      </w:r>
+    </w:p>
+    <w:p>
+      <w:pPr>
+        <w:rPr/>
+      </w:pPr>
+      <w:r>
+        <w:rPr>
+          <w:rtl w:val="0"/>
+        </w:rPr>
+      </w:r>
+    </w:p>
+    <w:p>
+      <w:pPr>
+        <w:rPr/>
+      </w:pPr>
+      <w:r>
+        <w:rPr>
+          <w:rtl w:val="0"/>
+        </w:rPr>
+        <w:t xml:space="preserve">21) Module 11 is having questionnaires and storing them along with what answers were given respectively by the client or the vendor companies. With additional functionalities like auto fill answers, reusable responses and AI suggested Responses.</w:t>
+      </w:r>
+    </w:p>
+    <w:p>
+      <w:pPr>
+        <w:rPr/>
+      </w:pPr>
+      <w:r>
+        <w:rPr>
+          <w:rtl w:val="0"/>
+        </w:rPr>
+      </w:r>
+    </w:p>
+    <w:p>
+      <w:pPr>
+        <w:rPr/>
+      </w:pPr>
+      <w:r>
+        <w:rPr>
+          <w:rtl w:val="0"/>
+        </w:rPr>
+        <w:t xml:space="preserve">22) Module 12 is similar to </w:t>
+      </w:r>
+      <w:hyperlink r:id="rId6">
+        <w:r>
+          <w:rPr>
+            <w:color w:val="1155cc"/>
+            <w:u w:val="single"/>
+            <w:rtl w:val="0"/>
+          </w:rPr>
+          <w:t xml:space="preserve">trust.openai.com</w:t>
+        </w:r>
+      </w:hyperlink>
+      <w:r>
+        <w:rPr>
+          <w:rtl w:val="0"/>
+        </w:rPr>
+        <w:t xml:space="preserve"> and that is to create a trust center to showcase the certifications and clients who have come to get good use of the platform and also to share Policies and Audit reports and Security Overview only with permission from the Platform Admin as the workflow is shown below:</w:t>
+      </w:r>
+    </w:p>
+    <w:p>
+      <w:pPr>
+        <w:rPr/>
+      </w:pPr>
+      <w:r>
+        <w:rPr>
+          <w:rtl w:val="0"/>
+        </w:rPr>
+      </w:r>
+    </w:p>
+    <w:p>
+      <w:pPr>
+        <w:ind w:left="1440" w:firstLine="0"/>
+        <w:rPr/>
+      </w:pPr>
+      <w:r>
+        <w:rPr>
+          <w:rtl w:val="0"/>
+        </w:rPr>
+        <w:t xml:space="preserve">Visitor Request</w:t>
+      </w:r>
+    </w:p>
+    <w:p>
+      <w:pPr>
+        <w:ind w:left="1440" w:firstLine="720"/>
+        <w:rPr/>
+      </w:pPr>
+      <w:r>
+        <w:rPr>
+          <w:rFonts w:ascii="Arial Unicode MS" w:cs="Arial Unicode MS" w:eastAsia="Arial Unicode MS" w:hAnsi="Arial Unicode MS"/>
+          <w:rtl w:val="0"/>
+        </w:rPr>
+        <w:t xml:space="preserve">↓</w:t>
+      </w:r>
+    </w:p>
+    <w:p>
+      <w:pPr>
+        <w:ind w:left="1440" w:firstLine="0"/>
+        <w:rPr/>
+      </w:pPr>
+      <w:r>
+        <w:rPr>
+          <w:rtl w:val="0"/>
+        </w:rPr>
+        <w:t xml:space="preserve">     Approval (Approved by the Compliance Admin - Signed)</w:t>
+      </w:r>
+    </w:p>
+    <w:p>
+      <w:pPr>
+        <w:ind w:left="1440" w:firstLine="720"/>
+        <w:rPr/>
+      </w:pPr>
+      <w:r>
+        <w:rPr>
+          <w:rFonts w:ascii="Arial Unicode MS" w:cs="Arial Unicode MS" w:eastAsia="Arial Unicode MS" w:hAnsi="Arial Unicode MS"/>
+          <w:rtl w:val="0"/>
+        </w:rPr>
+        <w:t xml:space="preserve">↓</w:t>
+      </w:r>
+    </w:p>
+    <w:p>
+      <w:pPr>
+        <w:ind w:left="1440" w:firstLine="0"/>
+        <w:rPr/>
+      </w:pPr>
+      <w:r>
+        <w:rPr>
+          <w:rtl w:val="0"/>
+        </w:rPr>
+        <w:t xml:space="preserve">        NDA (Non Disclosure Agreed by the Visitor Request)</w:t>
+      </w:r>
+    </w:p>
+    <w:p>
+      <w:pPr>
+        <w:ind w:left="1440" w:firstLine="720"/>
+        <w:rPr/>
+      </w:pPr>
+      <w:r>
+        <w:rPr>
+          <w:rFonts w:ascii="Arial Unicode MS" w:cs="Arial Unicode MS" w:eastAsia="Arial Unicode MS" w:hAnsi="Arial Unicode MS"/>
+          <w:rtl w:val="0"/>
+        </w:rPr>
+        <w:t xml:space="preserve">↓</w:t>
+      </w:r>
+    </w:p>
+    <w:p>
+      <w:pPr>
+        <w:ind w:left="1440" w:firstLine="0"/>
+        <w:rPr/>
+      </w:pPr>
+      <w:r>
+        <w:rPr>
+          <w:rtl w:val="0"/>
+        </w:rPr>
+        <w:t xml:space="preserve">Document Sharing</w:t>
+      </w:r>
+    </w:p>
+    <w:p>
+      <w:pPr>
+        <w:ind w:left="1440" w:firstLine="0"/>
+        <w:rPr>
+          <w:b w:val="1"/>
+          <w:bCs w:val="1"/>
+        </w:rPr>
+      </w:pPr>
+      <w:r>
+        <w:rPr>
+          <w:rtl w:val="0"/>
+        </w:rPr>
+      </w:r>
+    </w:p>
+    <w:p>
+      <w:pPr>
+        <w:ind w:left="1440" w:firstLine="0"/>
+        <w:rPr>
+          <w:b w:val="1"/>
+          <w:bCs w:val="1"/>
+        </w:rPr>
+      </w:pPr>
+      <w:r>
+        <w:rPr>
+          <w:rtl w:val="0"/>
+        </w:rPr>
+      </w:r>
+    </w:p>
+    <w:p>
+      <w:pPr>
+        <w:rPr/>
+      </w:pPr>
+      <w:r>
+        <w:rPr>
+          <w:rtl w:val="0"/>
+        </w:rPr>
+        <w:t xml:space="preserve">Do the below for every page to avoid Security Risks</w:t>
+      </w:r>
+    </w:p>
+    <w:p>
+      <w:pPr>
+        <w:ind w:left="1440" w:firstLine="0"/>
+        <w:rPr>
+          <w:b w:val="1"/>
+          <w:bCs w:val="1"/>
+        </w:rPr>
+      </w:pPr>
+      <w:r>
+        <w:rPr>
+          <w:rtl w:val="0"/>
+        </w:rPr>
+      </w:r>
+    </w:p>
+    <w:p>
+      <w:pPr>
+        <w:ind w:left="1440" w:firstLine="0"/>
+        <w:rPr>
+          <w:b w:val="1"/>
+          <w:bCs w:val="1"/>
+        </w:rPr>
+      </w:pPr>
+      <w:r>
+        <w:rPr>
+          <w:b w:val="1"/>
+          <w:bCs w:val="1"/>
+          <w:rtl w:val="0"/>
+        </w:rPr>
+        <w:t xml:space="preserve">Shared with:</w:t>
+      </w:r>
+    </w:p>
+    <w:p>
+      <w:pPr>
+        <w:ind w:left="1440" w:firstLine="0"/>
+        <w:rPr>
+          <w:b w:val="1"/>
+          <w:bCs w:val="1"/>
+        </w:rPr>
+      </w:pPr>
+      <w:r>
+        <w:rPr>
+          <w:b w:val="1"/>
+          <w:bCs w:val="1"/>
+          <w:rtl w:val="0"/>
+        </w:rPr>
+        <w:t xml:space="preserve">security@customer.com</w:t>
+      </w:r>
+    </w:p>
+    <w:p>
+      <w:pPr>
+        <w:ind w:left="1440" w:firstLine="0"/>
+        <w:rPr>
+          <w:b w:val="1"/>
+          <w:bCs w:val="1"/>
+        </w:rPr>
+      </w:pPr>
+      <w:r>
+        <w:rPr>
+          <w:b w:val="1"/>
+          <w:bCs w:val="1"/>
+          <w:rtl w:val="0"/>
+        </w:rPr>
+        <w:t xml:space="preserve">Request ID: 12345</w:t>
+      </w:r>
+    </w:p>
+    <w:p>
+      <w:pPr>
+        <w:ind w:left="1440" w:firstLine="0"/>
+        <w:rPr>
+          <w:b w:val="1"/>
+          <w:bCs w:val="1"/>
+        </w:rPr>
+      </w:pPr>
+      <w:r>
+        <w:rPr>
+          <w:b w:val="1"/>
+          <w:bCs w:val="1"/>
+          <w:rtl w:val="0"/>
+        </w:rPr>
+        <w:t xml:space="preserve">Date: 2026-06-11</w:t>
+      </w:r>
+    </w:p>
+    <w:p>
+      <w:pPr>
+        <w:ind w:left="1440" w:firstLine="0"/>
+        <w:rPr>
+          <w:b w:val="1"/>
+          <w:bCs w:val="1"/>
+        </w:rPr>
+      </w:pPr>
+      <w:r>
+        <w:rPr>
+          <w:rtl w:val="0"/>
+        </w:rPr>
+      </w:r>
+    </w:p>
+    <w:p>
+      <w:pPr>
+        <w:ind w:left="1440" w:firstLine="0"/>
+        <w:rPr>
+          <w:b w:val="1"/>
+          <w:bCs w:val="1"/>
+        </w:rPr>
+      </w:pPr>
+      <w:r>
+        <w:rPr>
+          <w:rtl w:val="0"/>
+        </w:rPr>
+      </w:r>
+    </w:p>
+    <w:p>
+      <w:pPr>
+        <w:rPr/>
+      </w:pPr>
+      <w:r>
+        <w:rPr>
+          <w:rtl w:val="0"/>
+        </w:rPr>
+      </w:r>
+    </w:p>
+    <w:p>
+      <w:pPr>
+        <w:rPr/>
+      </w:pPr>
+      <w:r>
+        <w:rPr>
+          <w:rtl w:val="0"/>
+        </w:rPr>
+      </w:r>
+    </w:p>
+    <w:p>
+      <w:pPr>
+        <w:rPr/>
+      </w:pPr>
+      <w:r>
+        <w:rPr>
+          <w:rtl w:val="0"/>
+        </w:rPr>
+        <w:t xml:space="preserve">23) Module 13 goes for workflow automation.</w:t>
+      </w:r>
+    </w:p>
+    <w:p>
+      <w:pPr>
+        <w:rPr/>
+      </w:pPr>
+      <w:r>
+        <w:rPr>
+          <w:rtl w:val="0"/>
+        </w:rPr>
+      </w:r>
+    </w:p>
+    <w:p>
+      <w:pPr>
+        <w:rPr/>
+      </w:pPr>
+      <w:r>
+        <w:rPr>
+          <w:rtl w:val="0"/>
+        </w:rPr>
+        <w:t xml:space="preserve">If at all a risk is created from somewhere, Automation can be done through </w:t>
+      </w:r>
+    </w:p>
+    <w:p>
+      <w:pPr>
+        <w:rPr/>
+      </w:pPr>
+      <w:r>
+        <w:rPr>
+          <w:rtl w:val="0"/>
+        </w:rPr>
+      </w:r>
+    </w:p>
+    <w:p>
+      <w:pPr>
+        <w:rPr/>
+      </w:pPr>
+      <w:r>
+        <w:rPr>
+          <w:rtl w:val="0"/>
+        </w:rPr>
+        <w:t xml:space="preserve">Event Bus (Has functions related to Different categories of risks and emits them)</w:t>
+      </w:r>
+    </w:p>
+    <w:p>
+      <w:pPr>
+        <w:rPr/>
+      </w:pPr>
+      <w:r>
+        <w:rPr>
+          <w:rFonts w:ascii="Arial Unicode MS" w:cs="Arial Unicode MS" w:eastAsia="Arial Unicode MS" w:hAnsi="Arial Unicode MS"/>
+          <w:rtl w:val="0"/>
+        </w:rPr>
+        <w:t xml:space="preserve">    ↓</w:t>
+      </w:r>
+    </w:p>
+    <w:p>
+      <w:pPr>
+        <w:rPr/>
+      </w:pPr>
+      <w:r>
+        <w:rPr>
+          <w:rtl w:val="0"/>
+        </w:rPr>
+        <w:t xml:space="preserve">Rules Engine ( Decides and Creates severity level and violation description )</w:t>
+      </w:r>
+    </w:p>
+    <w:p>
+      <w:pPr>
+        <w:rPr/>
+      </w:pPr>
+      <w:r>
+        <w:rPr>
+          <w:rFonts w:ascii="Arial Unicode MS" w:cs="Arial Unicode MS" w:eastAsia="Arial Unicode MS" w:hAnsi="Arial Unicode MS"/>
+          <w:rtl w:val="0"/>
+        </w:rPr>
+        <w:t xml:space="preserve">    ↓</w:t>
+      </w:r>
+    </w:p>
+    <w:p>
+      <w:pPr>
+        <w:rPr/>
+      </w:pPr>
+      <w:r>
+        <w:rPr>
+          <w:rtl w:val="0"/>
+        </w:rPr>
+        <w:t xml:space="preserve">Workflow Engine ( Creates a Ticket automatically and fires it )</w:t>
+      </w:r>
+    </w:p>
+    <w:p>
+      <w:pPr>
+        <w:rPr/>
+      </w:pPr>
+      <w:r>
+        <w:rPr>
+          <w:rFonts w:ascii="Arial Unicode MS" w:cs="Arial Unicode MS" w:eastAsia="Arial Unicode MS" w:hAnsi="Arial Unicode MS"/>
+          <w:rtl w:val="0"/>
+        </w:rPr>
+        <w:t xml:space="preserve">    ↓</w:t>
+      </w:r>
+    </w:p>
+    <w:p>
+      <w:pPr>
+        <w:rPr/>
+      </w:pPr>
+      <w:r>
+        <w:rPr>
+          <w:rtl w:val="0"/>
+        </w:rPr>
+        <w:t xml:space="preserve">Notification Engine ( Sends email/notification to the Team)</w:t>
+      </w:r>
+    </w:p>
+    <w:p>
+      <w:pPr>
+        <w:rPr/>
+      </w:pPr>
+      <w:r>
+        <w:rPr>
+          <w:rtl w:val="0"/>
+        </w:rPr>
+        <w:br w:type="textWrapping"/>
+      </w:r>
+    </w:p>
+    <w:p>
+      <w:pPr>
+        <w:rPr/>
+      </w:pPr>
+      <w:r>
+        <w:rPr>
+          <w:rtl w:val="0"/>
+        </w:rPr>
+      </w:r>
+    </w:p>
+    <w:p>
+      <w:pPr>
+        <w:rPr/>
+      </w:pPr>
+      <w:r>
+        <w:rPr>
+          <w:rtl w:val="0"/>
+        </w:rPr>
+      </w:r>
+    </w:p>
+    <w:p>
+      <w:pPr>
+        <w:rPr/>
+      </w:pPr>
+      <w:r>
+        <w:rPr>
+          <w:rtl w:val="0"/>
+        </w:rPr>
+        <w:t xml:space="preserve">24) Module 14 goes with the Ticket Integration as to which services can be integrated such as </w:t>
+      </w:r>
+    </w:p>
+    <w:p>
+      <w:pPr>
+        <w:ind w:left="720" w:firstLine="0"/>
+        <w:rPr/>
+      </w:pPr>
+      <w:r>
+        <w:rPr>
+          <w:rtl w:val="0"/>
+        </w:rPr>
+      </w:r>
+    </w:p>
+    <w:p>
+      <w:pPr>
+        <w:ind w:left="720" w:firstLine="0"/>
+        <w:rPr/>
+      </w:pPr>
+      <w:r>
+        <w:rPr>
+          <w:rtl w:val="0"/>
+        </w:rPr>
+        <w:t xml:space="preserve">Jira</w:t>
+      </w:r>
+    </w:p>
+    <w:p>
+      <w:pPr>
+        <w:ind w:left="720" w:firstLine="0"/>
+        <w:rPr/>
+      </w:pPr>
+      <w:r>
+        <w:rPr>
+          <w:rtl w:val="0"/>
+        </w:rPr>
+        <w:t xml:space="preserve">ServiceNow</w:t>
+      </w:r>
+    </w:p>
+    <w:p>
+      <w:pPr>
+        <w:ind w:left="720" w:firstLine="0"/>
+        <w:rPr/>
+      </w:pPr>
+      <w:r>
+        <w:rPr>
+          <w:rtl w:val="0"/>
+        </w:rPr>
+        <w:t xml:space="preserve">Freshservice</w:t>
+      </w:r>
+    </w:p>
+    <w:p>
+      <w:pPr>
+        <w:ind w:left="720" w:firstLine="0"/>
+        <w:rPr/>
+      </w:pPr>
+      <w:r>
+        <w:rPr>
+          <w:rtl w:val="0"/>
+        </w:rPr>
+        <w:t xml:space="preserve">Zendesk</w:t>
+      </w:r>
+    </w:p>
+    <w:p>
+      <w:pPr>
+        <w:ind w:left="720" w:firstLine="0"/>
+        <w:rPr/>
+      </w:pPr>
+      <w:r>
+        <w:rPr>
+          <w:rtl w:val="0"/>
+        </w:rPr>
+      </w:r>
+    </w:p>
+    <w:p>
+      <w:pPr>
+        <w:rPr/>
+      </w:pPr>
+      <w:r>
+        <w:rPr>
+          <w:rtl w:val="0"/>
+        </w:rPr>
+        <w:t xml:space="preserve">25) Module 15 covers AI compliance assistance where an AI agent is constructed to </w:t>
+      </w:r>
+    </w:p>
+    <w:p>
+      <w:pPr>
+        <w:numPr>
+          <w:ilvl w:val="0"/>
+          <w:numId w:val="22"/>
+        </w:numPr>
+        <w:ind w:left="720" w:hanging="360"/>
+      </w:pPr>
+      <w:r>
+        <w:rPr>
+          <w:rtl w:val="0"/>
+        </w:rPr>
+        <w:t xml:space="preserve">Show Failed Controls.</w:t>
+      </w:r>
+    </w:p>
+    <w:p>
+      <w:pPr>
+        <w:numPr>
+          <w:ilvl w:val="0"/>
+          <w:numId w:val="22"/>
+        </w:numPr>
+        <w:ind w:left="720" w:hanging="360"/>
+      </w:pPr>
+      <w:r>
+        <w:rPr>
+          <w:rtl w:val="0"/>
+        </w:rPr>
+        <w:t xml:space="preserve">Generation of Audit Reports.</w:t>
+      </w:r>
+    </w:p>
+    <w:p>
+      <w:pPr>
+        <w:numPr>
+          <w:ilvl w:val="0"/>
+          <w:numId w:val="22"/>
+        </w:numPr>
+        <w:ind w:left="720" w:hanging="360"/>
+      </w:pPr>
+      <w:r>
+        <w:rPr>
+          <w:rtl w:val="0"/>
+        </w:rPr>
+        <w:t xml:space="preserve">Explain Compliance Gap.</w:t>
+      </w:r>
+    </w:p>
+    <w:p>
+      <w:pPr>
+        <w:numPr>
+          <w:ilvl w:val="0"/>
+          <w:numId w:val="22"/>
+        </w:numPr>
+        <w:ind w:left="720" w:hanging="360"/>
+      </w:pPr>
+      <w:r>
+        <w:rPr>
+          <w:rtl w:val="0"/>
+        </w:rPr>
+        <w:t xml:space="preserve">Suggestion of remediation.</w:t>
+      </w:r>
+    </w:p>
+    <w:p>
+      <w:pPr>
+        <w:rPr/>
+      </w:pPr>
+      <w:r>
+        <w:rPr>
+          <w:rtl w:val="0"/>
+        </w:rPr>
+      </w:r>
+    </w:p>
+    <w:p>
+      <w:pPr>
+        <w:rPr/>
+      </w:pPr>
+      <w:r>
+        <w:rPr>
+          <w:rtl w:val="0"/>
+        </w:rPr>
+        <w:tab/>
+        <w:t xml:space="preserve">LLM Layer (Ollama or openAI)</w:t>
+      </w:r>
+    </w:p>
+    <w:p>
+      <w:pPr>
+        <w:ind w:left="720" w:firstLine="0"/>
+        <w:rPr/>
+      </w:pPr>
+      <w:r>
+        <w:rPr>
+          <w:rFonts w:ascii="Arial Unicode MS" w:cs="Arial Unicode MS" w:eastAsia="Arial Unicode MS" w:hAnsi="Arial Unicode MS"/>
+          <w:rtl w:val="0"/>
+        </w:rPr>
+        <w:t xml:space="preserve">↓</w:t>
+      </w:r>
+    </w:p>
+    <w:p>
+      <w:pPr>
+        <w:ind w:left="720" w:firstLine="0"/>
+        <w:rPr/>
+      </w:pPr>
+      <w:r>
+        <w:rPr>
+          <w:rtl w:val="0"/>
+        </w:rPr>
+        <w:t xml:space="preserve">RAG Engine ( Generates answers based on the data provided [eg: failed controls] )</w:t>
+      </w:r>
+    </w:p>
+    <w:p>
+      <w:pPr>
+        <w:ind w:left="720" w:firstLine="0"/>
+        <w:rPr/>
+      </w:pPr>
+      <w:r>
+        <w:rPr>
+          <w:rFonts w:ascii="Arial Unicode MS" w:cs="Arial Unicode MS" w:eastAsia="Arial Unicode MS" w:hAnsi="Arial Unicode MS"/>
+          <w:rtl w:val="0"/>
+        </w:rPr>
+        <w:t xml:space="preserve">↓</w:t>
+      </w:r>
+    </w:p>
+    <w:p>
+      <w:pPr>
+        <w:ind w:left="720" w:firstLine="0"/>
+        <w:rPr/>
+      </w:pPr>
+      <w:r>
+        <w:rPr>
+          <w:rtl w:val="0"/>
+        </w:rPr>
+        <w:t xml:space="preserve">Compliance Knowledge Base ( Storage of Compliance Requirements and Controls )</w:t>
+      </w:r>
+    </w:p>
+    <w:p>
+      <w:pPr>
+        <w:ind w:left="720" w:firstLine="0"/>
+        <w:rPr/>
+      </w:pPr>
+      <w:r>
+        <w:rPr>
+          <w:rFonts w:ascii="Arial Unicode MS" w:cs="Arial Unicode MS" w:eastAsia="Arial Unicode MS" w:hAnsi="Arial Unicode MS"/>
+          <w:rtl w:val="0"/>
+        </w:rPr>
+        <w:t xml:space="preserve">↓</w:t>
+      </w:r>
+    </w:p>
+    <w:p>
+      <w:pPr>
+        <w:ind w:left="720" w:firstLine="0"/>
+        <w:rPr/>
+      </w:pPr>
+      <w:r>
+        <w:rPr>
+          <w:rtl w:val="0"/>
+        </w:rPr>
+        <w:t xml:space="preserve">Enterprise Data Sources ( Real Company Data [eg: Assets, Evidences etc …] ) </w:t>
+      </w:r>
+    </w:p>
+    <w:p>
+      <w:pPr>
+        <w:rPr/>
+      </w:pPr>
+      <w:r>
+        <w:rPr>
+          <w:rtl w:val="0"/>
+        </w:rPr>
+      </w:r>
+    </w:p>
+    <w:p>
+      <w:pPr>
+        <w:rPr/>
+      </w:pPr>
+      <w:r>
+        <w:rPr/>
+        <w:drawing>
+          <wp:inline distB="114300" distT="114300" distL="114300" distR="114300">
+            <wp:extent cx="5943600" cy="1879600"/>
+            <wp:effectExtent b="0" l="0" r="0" t="0"/>
+            <wp:docPr id="1" name="image1.png"/>
+            <a:graphic>
+              <a:graphicData uri="http://schemas.openxmlformats.org/drawingml/2006/picture">
+                <pic:pic>
+                  <pic:nvPicPr>
+                    <pic:cNvPr id="0" name="image1.png"/>
+                    <pic:cNvPicPr preferRelativeResize="0"/>
+                  </pic:nvPicPr>
+                  <pic:blipFill>
+                    <a:blip r:embed="rId7"/>
+                    <a:srcRect b="4669" l="3526" r="0" t="11146"/>
+                    <a:stretch>
+                      <a:fillRect/>
+                    </a:stretch>
+                  </pic:blipFill>
+                  <pic:spPr>
+                    <a:xfrm>
+                      <a:off x="0" y="0"/>
+                      <a:ext cx="5943600" cy="1879600"/>
+                    </a:xfrm>
+                    <a:prstGeom prst="rect"/>
+                    <a:ln/>
+                  </pic:spPr>
+                </pic:pic>
+              </a:graphicData>
+            </a:graphic>
+          </wp:inline>
+        </w:drawing>
+      </w:r>
+      <w:r>
+        <w:rPr>
+          <w:rtl w:val="0"/>
+        </w:rPr>
+      </w:r>
+    </w:p>
+    <w:p>
+      <w:pPr>
+        <w:rPr/>
+      </w:pPr>
+      <w:r>
+        <w:rPr>
+          <w:rtl w:val="0"/>
+        </w:rPr>
+      </w:r>
+    </w:p>
+    <w:p>
+      <w:pPr>
+        <w:rPr/>
+      </w:pPr>
+      <w:r>
+        <w:rPr>
+          <w:rtl w:val="0"/>
+        </w:rPr>
+        <w:t xml:space="preserve">26) Module 16 goes for AI policy Generation such as:</w:t>
+      </w:r>
+    </w:p>
+    <w:p>
+      <w:pPr>
+        <w:numPr>
+          <w:ilvl w:val="0"/>
+          <w:numId w:val="3"/>
+        </w:numPr>
+        <w:ind w:left="720" w:hanging="360"/>
+      </w:pPr>
+      <w:r>
+        <w:rPr>
+          <w:rtl w:val="0"/>
+        </w:rPr>
+        <w:t xml:space="preserve">Generate Policies</w:t>
+      </w:r>
+    </w:p>
+    <w:p>
+      <w:pPr>
+        <w:numPr>
+          <w:ilvl w:val="0"/>
+          <w:numId w:val="3"/>
+        </w:numPr>
+        <w:ind w:left="720" w:hanging="360"/>
+      </w:pPr>
+      <w:r>
+        <w:rPr>
+          <w:rtl w:val="0"/>
+        </w:rPr>
+        <w:t xml:space="preserve">Update Policies</w:t>
+      </w:r>
+    </w:p>
+    <w:p>
+      <w:pPr>
+        <w:numPr>
+          <w:ilvl w:val="0"/>
+          <w:numId w:val="3"/>
+        </w:numPr>
+        <w:ind w:left="720" w:hanging="360"/>
+      </w:pPr>
+      <w:r>
+        <w:rPr>
+          <w:rtl w:val="0"/>
+        </w:rPr>
+        <w:t xml:space="preserve">Framework Mapping (Mapping to compliance frameworks)</w:t>
+      </w:r>
+    </w:p>
+    <w:p>
+      <w:pPr>
+        <w:ind w:left="720" w:firstLine="0"/>
+        <w:rPr/>
+      </w:pPr>
+      <w:r>
+        <w:rPr>
+          <w:rtl w:val="0"/>
+        </w:rPr>
+      </w:r>
+    </w:p>
+    <w:p>
+      <w:pPr>
+        <w:rPr/>
+      </w:pPr>
+      <w:r>
+        <w:rPr>
+          <w:rtl w:val="0"/>
+        </w:rPr>
+        <w:t xml:space="preserve">27) Predictive Risk Intelligence “What risks are likely to happen next month? (or in a period of time)”</w:t>
+      </w:r>
+    </w:p>
+    <w:p>
+      <w:pPr>
+        <w:numPr>
+          <w:ilvl w:val="0"/>
+          <w:numId w:val="6"/>
+        </w:numPr>
+        <w:ind w:left="720" w:hanging="360"/>
+      </w:pPr>
+      <w:r>
+        <w:rPr>
+          <w:rtl w:val="0"/>
+        </w:rPr>
+        <w:t xml:space="preserve">Risk Forecasting -&gt; If critical findings increase month by month, risk exposure is getting even higher …</w:t>
+      </w:r>
+    </w:p>
+    <w:p>
+      <w:pPr>
+        <w:numPr>
+          <w:ilvl w:val="0"/>
+          <w:numId w:val="6"/>
+        </w:numPr>
+        <w:ind w:left="720" w:hanging="360"/>
+      </w:pPr>
+      <w:r>
+        <w:rPr>
+          <w:rtl w:val="0"/>
+        </w:rPr>
+        <w:t xml:space="preserve">Is the company still under compliance ? If not, it has to be detected.</w:t>
+      </w:r>
+    </w:p>
+    <w:p>
+      <w:pPr>
+        <w:numPr>
+          <w:ilvl w:val="0"/>
+          <w:numId w:val="6"/>
+        </w:numPr>
+        <w:ind w:left="720" w:hanging="360"/>
+      </w:pPr>
+      <w:r>
+        <w:rPr>
+          <w:rtl w:val="0"/>
+        </w:rPr>
+        <w:t xml:space="preserve">Using ML models like Time Series Forecasting (Historical risks and evidences to predict future risks …)</w:t>
+      </w:r>
+    </w:p>
+    <w:p>
+      <w:pPr>
+        <w:numPr>
+          <w:ilvl w:val="0"/>
+          <w:numId w:val="6"/>
+        </w:numPr>
+        <w:ind w:left="720" w:hanging="360"/>
+      </w:pPr>
+      <w:r>
+        <w:rPr>
+          <w:rtl w:val="0"/>
+        </w:rPr>
+        <w:t xml:space="preserve">Classification models and Risk Scoring Models.</w:t>
+      </w:r>
+    </w:p>
+    <w:p>
+      <w:pPr>
+        <w:rPr/>
+      </w:pPr>
+      <w:r>
+        <w:rPr>
+          <w:rtl w:val="0"/>
+        </w:rPr>
+      </w:r>
+    </w:p>
+    <w:p>
+      <w:pPr>
+        <w:rPr/>
+      </w:pPr>
+      <w:r>
+        <w:rPr>
+          <w:rtl w:val="0"/>
+        </w:rPr>
+        <w:t xml:space="preserve">28) Modules from 18 to 20 are related to SaaS where multi tenant Architecture is followed along with Enterprise reporting and Analytics like Compliance Status, Risk Posture etc … and Command center that has Security Score, Compliance Score, audit readiness etc …</w:t>
+      </w:r>
+    </w:p>
+    <w:p>
+      <w:pPr>
+        <w:spacing w:after="240" w:before="240" w:lineRule="auto"/>
+        <w:rPr/>
+      </w:pPr>
+      <w:r>
+        <w:rPr>
+          <w:rtl w:val="0"/>
+        </w:rPr>
       </w:r>
     </w:p>
     <w:sectPr>
@@ -3454,11 +7471,11 @@
   <w:abstractNum w:abstractNumId="2">
     <w:lvl w:ilvl="0">
       <w:start w:val="1"/>
-      <w:numFmt w:val="bullet"/>
-      <w:lvlText w:val="●"/>
-      <w:lvlJc w:val="left"/>
-      <w:pPr>
-        <w:ind w:left="720" w:hanging="360"/>
+      <w:numFmt w:val="decimal"/>
+      <w:lvlText w:val="%1)"/>
+      <w:lvlJc w:val="left"/>
+      <w:pPr>
+        <w:ind w:left="1440" w:hanging="360"/>
       </w:pPr>
       <w:rPr>
         <w:u w:val="none"/>
@@ -3466,11 +7483,11 @@
     </w:lvl>
     <w:lvl w:ilvl="1">
       <w:start w:val="1"/>
-      <w:numFmt w:val="bullet"/>
-      <w:lvlText w:val="○"/>
-      <w:lvlJc w:val="left"/>
-      <w:pPr>
-        <w:ind w:left="1440" w:hanging="360"/>
+      <w:numFmt w:val="lowerLetter"/>
+      <w:lvlText w:val="%2)"/>
+      <w:lvlJc w:val="left"/>
+      <w:pPr>
+        <w:ind w:left="2160" w:hanging="360"/>
       </w:pPr>
       <w:rPr>
         <w:u w:val="none"/>
@@ -3478,11 +7495,11 @@
     </w:lvl>
     <w:lvl w:ilvl="2">
       <w:start w:val="1"/>
-      <w:numFmt w:val="bullet"/>
-      <w:lvlText w:val="■"/>
-      <w:lvlJc w:val="left"/>
-      <w:pPr>
-        <w:ind w:left="2160" w:hanging="360"/>
+      <w:numFmt w:val="lowerRoman"/>
+      <w:lvlText w:val="%3)"/>
+      <w:lvlJc w:val="right"/>
+      <w:pPr>
+        <w:ind w:left="2880" w:hanging="360"/>
       </w:pPr>
       <w:rPr>
         <w:u w:val="none"/>
@@ -3490,11 +7507,11 @@
     </w:lvl>
     <w:lvl w:ilvl="3">
       <w:start w:val="1"/>
-      <w:numFmt w:val="bullet"/>
-      <w:lvlText w:val="●"/>
-      <w:lvlJc w:val="left"/>
-      <w:pPr>
-        <w:ind w:left="2880" w:hanging="360"/>
+      <w:numFmt w:val="decimal"/>
+      <w:lvlText w:val="(%4)"/>
+      <w:lvlJc w:val="left"/>
+      <w:pPr>
+        <w:ind w:left="3600" w:hanging="360"/>
       </w:pPr>
       <w:rPr>
         <w:u w:val="none"/>
@@ -3502,11 +7519,11 @@
     </w:lvl>
     <w:lvl w:ilvl="4">
       <w:start w:val="1"/>
-      <w:numFmt w:val="bullet"/>
-      <w:lvlText w:val="○"/>
-      <w:lvlJc w:val="left"/>
-      <w:pPr>
-        <w:ind w:left="3600" w:hanging="360"/>
+      <w:numFmt w:val="lowerLetter"/>
+      <w:lvlText w:val="(%5)"/>
+      <w:lvlJc w:val="left"/>
+      <w:pPr>
+        <w:ind w:left="4320" w:hanging="360"/>
       </w:pPr>
       <w:rPr>
         <w:u w:val="none"/>
@@ -3514,11 +7531,11 @@
     </w:lvl>
     <w:lvl w:ilvl="5">
       <w:start w:val="1"/>
-      <w:numFmt w:val="bullet"/>
-      <w:lvlText w:val="■"/>
-      <w:lvlJc w:val="left"/>
-      <w:pPr>
-        <w:ind w:left="4320" w:hanging="360"/>
+      <w:numFmt w:val="lowerRoman"/>
+      <w:lvlText w:val="(%6)"/>
+      <w:lvlJc w:val="right"/>
+      <w:pPr>
+        <w:ind w:left="5040" w:hanging="360"/>
       </w:pPr>
       <w:rPr>
         <w:u w:val="none"/>
@@ -3526,11 +7543,11 @@
     </w:lvl>
     <w:lvl w:ilvl="6">
       <w:start w:val="1"/>
-      <w:numFmt w:val="bullet"/>
-      <w:lvlText w:val="●"/>
-      <w:lvlJc w:val="left"/>
-      <w:pPr>
-        <w:ind w:left="5040" w:hanging="360"/>
+      <w:numFmt w:val="decimal"/>
+      <w:lvlText w:val="%7."/>
+      <w:lvlJc w:val="left"/>
+      <w:pPr>
+        <w:ind w:left="5760" w:hanging="360"/>
       </w:pPr>
       <w:rPr>
         <w:u w:val="none"/>
@@ -3538,11 +7555,11 @@
     </w:lvl>
     <w:lvl w:ilvl="7">
       <w:start w:val="1"/>
-      <w:numFmt w:val="bullet"/>
-      <w:lvlText w:val="○"/>
-      <w:lvlJc w:val="left"/>
-      <w:pPr>
-        <w:ind w:left="5760" w:hanging="360"/>
+      <w:numFmt w:val="lowerLetter"/>
+      <w:lvlText w:val="%8."/>
+      <w:lvlJc w:val="left"/>
+      <w:pPr>
+        <w:ind w:left="6480" w:hanging="360"/>
       </w:pPr>
       <w:rPr>
         <w:u w:val="none"/>
@@ -3550,11 +7567,11 @@
     </w:lvl>
     <w:lvl w:ilvl="8">
       <w:start w:val="1"/>
-      <w:numFmt w:val="bullet"/>
-      <w:lvlText w:val="■"/>
-      <w:lvlJc w:val="left"/>
-      <w:pPr>
-        <w:ind w:left="6480" w:hanging="360"/>
+      <w:numFmt w:val="lowerRoman"/>
+      <w:lvlText w:val="%9."/>
+      <w:lvlJc w:val="right"/>
+      <w:pPr>
+        <w:ind w:left="7200" w:hanging="360"/>
       </w:pPr>
       <w:rPr>
         <w:u w:val="none"/>
@@ -3564,8 +7581,8 @@
   <w:abstractNum w:abstractNumId="3">
     <w:lvl w:ilvl="0">
       <w:start w:val="1"/>
-      <w:numFmt w:val="bullet"/>
-      <w:lvlText w:val="●"/>
+      <w:numFmt w:val="lowerLetter"/>
+      <w:lvlText w:val="%1)"/>
       <w:lvlJc w:val="left"/>
       <w:pPr>
         <w:ind w:left="720" w:hanging="360"/>
@@ -3576,9 +7593,9 @@
     </w:lvl>
     <w:lvl w:ilvl="1">
       <w:start w:val="1"/>
-      <w:numFmt w:val="bullet"/>
-      <w:lvlText w:val="○"/>
-      <w:lvlJc w:val="left"/>
+      <w:numFmt w:val="lowerRoman"/>
+      <w:lvlText w:val="%2)"/>
+      <w:lvlJc w:val="right"/>
       <w:pPr>
         <w:ind w:left="1440" w:hanging="360"/>
       </w:pPr>
@@ -3588,8 +7605,8 @@
     </w:lvl>
     <w:lvl w:ilvl="2">
       <w:start w:val="1"/>
-      <w:numFmt w:val="bullet"/>
-      <w:lvlText w:val="■"/>
+      <w:numFmt w:val="decimal"/>
+      <w:lvlText w:val="%3)"/>
       <w:lvlJc w:val="left"/>
       <w:pPr>
         <w:ind w:left="2160" w:hanging="360"/>
@@ -3600,8 +7617,8 @@
     </w:lvl>
     <w:lvl w:ilvl="3">
       <w:start w:val="1"/>
-      <w:numFmt w:val="bullet"/>
-      <w:lvlText w:val="●"/>
+      <w:numFmt w:val="lowerLetter"/>
+      <w:lvlText w:val="(%4)"/>
       <w:lvlJc w:val="left"/>
       <w:pPr>
         <w:ind w:left="2880" w:hanging="360"/>
@@ -3612,9 +7629,9 @@
     </w:lvl>
     <w:lvl w:ilvl="4">
       <w:start w:val="1"/>
-      <w:numFmt w:val="bullet"/>
-      <w:lvlText w:val="○"/>
-      <w:lvlJc w:val="left"/>
+      <w:numFmt w:val="lowerRoman"/>
+      <w:lvlText w:val="(%5)"/>
+      <w:lvlJc w:val="right"/>
       <w:pPr>
         <w:ind w:left="3600" w:hanging="360"/>
       </w:pPr>
@@ -3624,8 +7641,8 @@
     </w:lvl>
     <w:lvl w:ilvl="5">
       <w:start w:val="1"/>
-      <w:numFmt w:val="bullet"/>
-      <w:lvlText w:val="■"/>
+      <w:numFmt w:val="decimal"/>
+      <w:lvlText w:val="(%6)"/>
       <w:lvlJc w:val="left"/>
       <w:pPr>
         <w:ind w:left="4320" w:hanging="360"/>
@@ -3636,8 +7653,8 @@
     </w:lvl>
     <w:lvl w:ilvl="6">
       <w:start w:val="1"/>
-      <w:numFmt w:val="bullet"/>
-      <w:lvlText w:val="●"/>
+      <w:numFmt w:val="lowerLetter"/>
+      <w:lvlText w:val="%7."/>
       <w:lvlJc w:val="left"/>
       <w:pPr>
         <w:ind w:left="5040" w:hanging="360"/>
@@ -3648,9 +7665,9 @@
     </w:lvl>
     <w:lvl w:ilvl="7">
       <w:start w:val="1"/>
-      <w:numFmt w:val="bullet"/>
-      <w:lvlText w:val="○"/>
-      <w:lvlJc w:val="left"/>
+      <w:numFmt w:val="lowerRoman"/>
+      <w:lvlText w:val="%8."/>
+      <w:lvlJc w:val="right"/>
       <w:pPr>
         <w:ind w:left="5760" w:hanging="360"/>
       </w:pPr>
@@ -3660,8 +7677,8 @@
     </w:lvl>
     <w:lvl w:ilvl="8">
       <w:start w:val="1"/>
-      <w:numFmt w:val="bullet"/>
-      <w:lvlText w:val="■"/>
+      <w:numFmt w:val="decimal"/>
+      <w:lvlText w:val="%9."/>
       <w:lvlJc w:val="left"/>
       <w:pPr>
         <w:ind w:left="6480" w:hanging="360"/>
@@ -3894,8 +7911,8 @@
   <w:abstractNum w:abstractNumId="6">
     <w:lvl w:ilvl="0">
       <w:start w:val="1"/>
-      <w:numFmt w:val="bullet"/>
-      <w:lvlText w:val="●"/>
+      <w:numFmt w:val="lowerLetter"/>
+      <w:lvlText w:val="%1)"/>
       <w:lvlJc w:val="left"/>
       <w:pPr>
         <w:ind w:left="720" w:hanging="360"/>
@@ -3906,9 +7923,9 @@
     </w:lvl>
     <w:lvl w:ilvl="1">
       <w:start w:val="1"/>
-      <w:numFmt w:val="bullet"/>
-      <w:lvlText w:val="○"/>
-      <w:lvlJc w:val="left"/>
+      <w:numFmt w:val="lowerRoman"/>
+      <w:lvlText w:val="%2)"/>
+      <w:lvlJc w:val="right"/>
       <w:pPr>
         <w:ind w:left="1440" w:hanging="360"/>
       </w:pPr>
@@ -3918,8 +7935,8 @@
     </w:lvl>
     <w:lvl w:ilvl="2">
       <w:start w:val="1"/>
-      <w:numFmt w:val="bullet"/>
-      <w:lvlText w:val="■"/>
+      <w:numFmt w:val="decimal"/>
+      <w:lvlText w:val="%3)"/>
       <w:lvlJc w:val="left"/>
       <w:pPr>
         <w:ind w:left="2160" w:hanging="360"/>
@@ -3930,8 +7947,8 @@
     </w:lvl>
     <w:lvl w:ilvl="3">
       <w:start w:val="1"/>
-      <w:numFmt w:val="bullet"/>
-      <w:lvlText w:val="●"/>
+      <w:numFmt w:val="lowerLetter"/>
+      <w:lvlText w:val="(%4)"/>
       <w:lvlJc w:val="left"/>
       <w:pPr>
         <w:ind w:left="2880" w:hanging="360"/>
@@ -3942,9 +7959,9 @@
     </w:lvl>
     <w:lvl w:ilvl="4">
       <w:start w:val="1"/>
-      <w:numFmt w:val="bullet"/>
-      <w:lvlText w:val="○"/>
-      <w:lvlJc w:val="left"/>
+      <w:numFmt w:val="lowerRoman"/>
+      <w:lvlText w:val="(%5)"/>
+      <w:lvlJc w:val="right"/>
       <w:pPr>
         <w:ind w:left="3600" w:hanging="360"/>
       </w:pPr>
@@ -3954,8 +7971,8 @@
     </w:lvl>
     <w:lvl w:ilvl="5">
       <w:start w:val="1"/>
-      <w:numFmt w:val="bullet"/>
-      <w:lvlText w:val="■"/>
+      <w:numFmt w:val="decimal"/>
+      <w:lvlText w:val="(%6)"/>
       <w:lvlJc w:val="left"/>
       <w:pPr>
         <w:ind w:left="4320" w:hanging="360"/>
@@ -3966,8 +7983,8 @@
     </w:lvl>
     <w:lvl w:ilvl="6">
       <w:start w:val="1"/>
-      <w:numFmt w:val="bullet"/>
-      <w:lvlText w:val="●"/>
+      <w:numFmt w:val="lowerLetter"/>
+      <w:lvlText w:val="%7."/>
       <w:lvlJc w:val="left"/>
       <w:pPr>
         <w:ind w:left="5040" w:hanging="360"/>
@@ -3978,9 +7995,9 @@
     </w:lvl>
     <w:lvl w:ilvl="7">
       <w:start w:val="1"/>
-      <w:numFmt w:val="bullet"/>
-      <w:lvlText w:val="○"/>
-      <w:lvlJc w:val="left"/>
+      <w:numFmt w:val="lowerRoman"/>
+      <w:lvlText w:val="%8."/>
+      <w:lvlJc w:val="right"/>
       <w:pPr>
         <w:ind w:left="5760" w:hanging="360"/>
       </w:pPr>
@@ -3990,8 +8007,8 @@
     </w:lvl>
     <w:lvl w:ilvl="8">
       <w:start w:val="1"/>
-      <w:numFmt w:val="bullet"/>
-      <w:lvlText w:val="■"/>
+      <w:numFmt w:val="decimal"/>
+      <w:lvlText w:val="%9."/>
       <w:lvlJc w:val="left"/>
       <w:pPr>
         <w:ind w:left="6480" w:hanging="360"/>
@@ -4004,11 +8021,11 @@
   <w:abstractNum w:abstractNumId="7">
     <w:lvl w:ilvl="0">
       <w:start w:val="1"/>
-      <w:numFmt w:val="bullet"/>
-      <w:lvlText w:val="●"/>
-      <w:lvlJc w:val="left"/>
-      <w:pPr>
-        <w:ind w:left="720" w:hanging="360"/>
+      <w:numFmt w:val="lowerLetter"/>
+      <w:lvlText w:val="%1)"/>
+      <w:lvlJc w:val="left"/>
+      <w:pPr>
+        <w:ind w:left="1440" w:hanging="360"/>
       </w:pPr>
       <w:rPr>
         <w:u w:val="none"/>
@@ -4016,11 +8033,11 @@
     </w:lvl>
     <w:lvl w:ilvl="1">
       <w:start w:val="1"/>
-      <w:numFmt w:val="bullet"/>
-      <w:lvlText w:val="○"/>
-      <w:lvlJc w:val="left"/>
-      <w:pPr>
-        <w:ind w:left="1440" w:hanging="360"/>
+      <w:numFmt w:val="lowerRoman"/>
+      <w:lvlText w:val="%2)"/>
+      <w:lvlJc w:val="right"/>
+      <w:pPr>
+        <w:ind w:left="2160" w:hanging="360"/>
       </w:pPr>
       <w:rPr>
         <w:u w:val="none"/>
@@ -4028,11 +8045,11 @@
     </w:lvl>
     <w:lvl w:ilvl="2">
       <w:start w:val="1"/>
-      <w:numFmt w:val="bullet"/>
-      <w:lvlText w:val="■"/>
-      <w:lvlJc w:val="left"/>
-      <w:pPr>
-        <w:ind w:left="2160" w:hanging="360"/>
+      <w:numFmt w:val="decimal"/>
+      <w:lvlText w:val="%3)"/>
+      <w:lvlJc w:val="left"/>
+      <w:pPr>
+        <w:ind w:left="2880" w:hanging="360"/>
       </w:pPr>
       <w:rPr>
         <w:u w:val="none"/>
@@ -4040,11 +8057,11 @@
     </w:lvl>
     <w:lvl w:ilvl="3">
       <w:start w:val="1"/>
-      <w:numFmt w:val="bullet"/>
-      <w:lvlText w:val="●"/>
-      <w:lvlJc w:val="left"/>
-      <w:pPr>
-        <w:ind w:left="2880" w:hanging="360"/>
+      <w:numFmt w:val="lowerLetter"/>
+      <w:lvlText w:val="(%4)"/>
+      <w:lvlJc w:val="left"/>
+      <w:pPr>
+        <w:ind w:left="3600" w:hanging="360"/>
       </w:pPr>
       <w:rPr>
         <w:u w:val="none"/>
@@ -4052,11 +8069,11 @@
     </w:lvl>
     <w:lvl w:ilvl="4">
       <w:start w:val="1"/>
-      <w:numFmt w:val="bullet"/>
-      <w:lvlText w:val="○"/>
-      <w:lvlJc w:val="left"/>
-      <w:pPr>
-        <w:ind w:left="3600" w:hanging="360"/>
+      <w:numFmt w:val="lowerRoman"/>
+      <w:lvlText w:val="(%5)"/>
+      <w:lvlJc w:val="right"/>
+      <w:pPr>
+        <w:ind w:left="4320" w:hanging="360"/>
       </w:pPr>
       <w:rPr>
         <w:u w:val="none"/>
@@ -4064,11 +8081,11 @@
     </w:lvl>
     <w:lvl w:ilvl="5">
       <w:start w:val="1"/>
-      <w:numFmt w:val="bullet"/>
-      <w:lvlText w:val="■"/>
-      <w:lvlJc w:val="left"/>
-      <w:pPr>
-        <w:ind w:left="4320" w:hanging="360"/>
+      <w:numFmt w:val="decimal"/>
+      <w:lvlText w:val="(%6)"/>
+      <w:lvlJc w:val="left"/>
+      <w:pPr>
+        <w:ind w:left="5040" w:hanging="360"/>
       </w:pPr>
       <w:rPr>
         <w:u w:val="none"/>
@@ -4076,11 +8093,11 @@
     </w:lvl>
     <w:lvl w:ilvl="6">
       <w:start w:val="1"/>
-      <w:numFmt w:val="bullet"/>
-      <w:lvlText w:val="●"/>
-      <w:lvlJc w:val="left"/>
-      <w:pPr>
-        <w:ind w:left="5040" w:hanging="360"/>
+      <w:numFmt w:val="lowerLetter"/>
+      <w:lvlText w:val="%7."/>
+      <w:lvlJc w:val="left"/>
+      <w:pPr>
+        <w:ind w:left="5760" w:hanging="360"/>
       </w:pPr>
       <w:rPr>
         <w:u w:val="none"/>
@@ -4088,11 +8105,11 @@
     </w:lvl>
     <w:lvl w:ilvl="7">
       <w:start w:val="1"/>
-      <w:numFmt w:val="bullet"/>
-      <w:lvlText w:val="○"/>
-      <w:lvlJc w:val="left"/>
-      <w:pPr>
-        <w:ind w:left="5760" w:hanging="360"/>
+      <w:numFmt w:val="lowerRoman"/>
+      <w:lvlText w:val="%8."/>
+      <w:lvlJc w:val="right"/>
+      <w:pPr>
+        <w:ind w:left="6480" w:hanging="360"/>
       </w:pPr>
       <w:rPr>
         <w:u w:val="none"/>
@@ -4100,11 +8117,11 @@
     </w:lvl>
     <w:lvl w:ilvl="8">
       <w:start w:val="1"/>
-      <w:numFmt w:val="bullet"/>
-      <w:lvlText w:val="■"/>
-      <w:lvlJc w:val="left"/>
-      <w:pPr>
-        <w:ind w:left="6480" w:hanging="360"/>
+      <w:numFmt w:val="decimal"/>
+      <w:lvlText w:val="%9."/>
+      <w:lvlJc w:val="left"/>
+      <w:pPr>
+        <w:ind w:left="7200" w:hanging="360"/>
       </w:pPr>
       <w:rPr>
         <w:u w:val="none"/>
@@ -4334,11 +8351,11 @@
   <w:abstractNum w:abstractNumId="10">
     <w:lvl w:ilvl="0">
       <w:start w:val="1"/>
-      <w:numFmt w:val="bullet"/>
-      <w:lvlText w:val="●"/>
-      <w:lvlJc w:val="left"/>
-      <w:pPr>
-        <w:ind w:left="720" w:hanging="360"/>
+      <w:numFmt w:val="lowerLetter"/>
+      <w:lvlText w:val="%1)"/>
+      <w:lvlJc w:val="left"/>
+      <w:pPr>
+        <w:ind w:left="2160" w:hanging="360"/>
       </w:pPr>
       <w:rPr>
         <w:u w:val="none"/>
@@ -4346,11 +8363,11 @@
     </w:lvl>
     <w:lvl w:ilvl="1">
       <w:start w:val="1"/>
-      <w:numFmt w:val="bullet"/>
-      <w:lvlText w:val="○"/>
-      <w:lvlJc w:val="left"/>
-      <w:pPr>
-        <w:ind w:left="1440" w:hanging="360"/>
+      <w:numFmt w:val="lowerRoman"/>
+      <w:lvlText w:val="%2)"/>
+      <w:lvlJc w:val="right"/>
+      <w:pPr>
+        <w:ind w:left="2880" w:hanging="360"/>
       </w:pPr>
       <w:rPr>
         <w:u w:val="none"/>
@@ -4358,11 +8375,11 @@
     </w:lvl>
     <w:lvl w:ilvl="2">
       <w:start w:val="1"/>
-      <w:numFmt w:val="bullet"/>
-      <w:lvlText w:val="■"/>
-      <w:lvlJc w:val="left"/>
-      <w:pPr>
-        <w:ind w:left="2160" w:hanging="360"/>
+      <w:numFmt w:val="decimal"/>
+      <w:lvlText w:val="%3)"/>
+      <w:lvlJc w:val="left"/>
+      <w:pPr>
+        <w:ind w:left="3600" w:hanging="360"/>
       </w:pPr>
       <w:rPr>
         <w:u w:val="none"/>
@@ -4370,11 +8387,11 @@
     </w:lvl>
     <w:lvl w:ilvl="3">
       <w:start w:val="1"/>
-      <w:numFmt w:val="bullet"/>
-      <w:lvlText w:val="●"/>
-      <w:lvlJc w:val="left"/>
-      <w:pPr>
-        <w:ind w:left="2880" w:hanging="360"/>
+      <w:numFmt w:val="lowerLetter"/>
+      <w:lvlText w:val="(%4)"/>
+      <w:lvlJc w:val="left"/>
+      <w:pPr>
+        <w:ind w:left="4320" w:hanging="360"/>
       </w:pPr>
       <w:rPr>
         <w:u w:val="none"/>
@@ -4382,11 +8399,11 @@
     </w:lvl>
     <w:lvl w:ilvl="4">
       <w:start w:val="1"/>
-      <w:numFmt w:val="bullet"/>
-      <w:lvlText w:val="○"/>
-      <w:lvlJc w:val="left"/>
-      <w:pPr>
-        <w:ind w:left="3600" w:hanging="360"/>
+      <w:numFmt w:val="lowerRoman"/>
+      <w:lvlText w:val="(%5)"/>
+      <w:lvlJc w:val="right"/>
+      <w:pPr>
+        <w:ind w:left="5040" w:hanging="360"/>
       </w:pPr>
       <w:rPr>
         <w:u w:val="none"/>
@@ -4394,11 +8411,11 @@
     </w:lvl>
     <w:lvl w:ilvl="5">
       <w:start w:val="1"/>
-      <w:numFmt w:val="bullet"/>
-      <w:lvlText w:val="■"/>
-      <w:lvlJc w:val="left"/>
-      <w:pPr>
-        <w:ind w:left="4320" w:hanging="360"/>
+      <w:numFmt w:val="decimal"/>
+      <w:lvlText w:val="(%6)"/>
+      <w:lvlJc w:val="left"/>
+      <w:pPr>
+        <w:ind w:left="5760" w:hanging="360"/>
       </w:pPr>
       <w:rPr>
         <w:u w:val="none"/>
@@ -4406,11 +8423,11 @@
     </w:lvl>
     <w:lvl w:ilvl="6">
       <w:start w:val="1"/>
-      <w:numFmt w:val="bullet"/>
-      <w:lvlText w:val="●"/>
-      <w:lvlJc w:val="left"/>
-      <w:pPr>
-        <w:ind w:left="5040" w:hanging="360"/>
+      <w:numFmt w:val="lowerLetter"/>
+      <w:lvlText w:val="%7."/>
+      <w:lvlJc w:val="left"/>
+      <w:pPr>
+        <w:ind w:left="6480" w:hanging="360"/>
       </w:pPr>
       <w:rPr>
         <w:u w:val="none"/>
@@ -4418,11 +8435,11 @@
     </w:lvl>
     <w:lvl w:ilvl="7">
       <w:start w:val="1"/>
-      <w:numFmt w:val="bullet"/>
-      <w:lvlText w:val="○"/>
-      <w:lvlJc w:val="left"/>
-      <w:pPr>
-        <w:ind w:left="5760" w:hanging="360"/>
+      <w:numFmt w:val="lowerRoman"/>
+      <w:lvlText w:val="%8."/>
+      <w:lvlJc w:val="right"/>
+      <w:pPr>
+        <w:ind w:left="7200" w:hanging="360"/>
       </w:pPr>
       <w:rPr>
         <w:u w:val="none"/>
@@ -4430,11 +8447,11 @@
     </w:lvl>
     <w:lvl w:ilvl="8">
       <w:start w:val="1"/>
-      <w:numFmt w:val="bullet"/>
-      <w:lvlText w:val="■"/>
-      <w:lvlJc w:val="left"/>
-      <w:pPr>
-        <w:ind w:left="6480" w:hanging="360"/>
+      <w:numFmt w:val="decimal"/>
+      <w:lvlText w:val="%9."/>
+      <w:lvlJc w:val="left"/>
+      <w:pPr>
+        <w:ind w:left="7920" w:hanging="360"/>
       </w:pPr>
       <w:rPr>
         <w:u w:val="none"/>
@@ -4994,11 +9011,11 @@
   <w:abstractNum w:abstractNumId="16">
     <w:lvl w:ilvl="0">
       <w:start w:val="1"/>
-      <w:numFmt w:val="bullet"/>
-      <w:lvlText w:val="●"/>
-      <w:lvlJc w:val="left"/>
-      <w:pPr>
-        <w:ind w:left="720" w:hanging="360"/>
+      <w:numFmt w:val="lowerLetter"/>
+      <w:lvlText w:val="%1)"/>
+      <w:lvlJc w:val="left"/>
+      <w:pPr>
+        <w:ind w:left="2160" w:hanging="360"/>
       </w:pPr>
       <w:rPr>
         <w:u w:val="none"/>
@@ -5006,11 +9023,11 @@
     </w:lvl>
     <w:lvl w:ilvl="1">
       <w:start w:val="1"/>
-      <w:numFmt w:val="bullet"/>
-      <w:lvlText w:val="○"/>
-      <w:lvlJc w:val="left"/>
-      <w:pPr>
-        <w:ind w:left="1440" w:hanging="360"/>
+      <w:numFmt w:val="lowerRoman"/>
+      <w:lvlText w:val="%2)"/>
+      <w:lvlJc w:val="right"/>
+      <w:pPr>
+        <w:ind w:left="2880" w:hanging="360"/>
       </w:pPr>
       <w:rPr>
         <w:u w:val="none"/>
@@ -5018,11 +9035,11 @@
     </w:lvl>
     <w:lvl w:ilvl="2">
       <w:start w:val="1"/>
-      <w:numFmt w:val="bullet"/>
-      <w:lvlText w:val="■"/>
-      <w:lvlJc w:val="left"/>
-      <w:pPr>
-        <w:ind w:left="2160" w:hanging="360"/>
+      <w:numFmt w:val="decimal"/>
+      <w:lvlText w:val="%3)"/>
+      <w:lvlJc w:val="left"/>
+      <w:pPr>
+        <w:ind w:left="3600" w:hanging="360"/>
       </w:pPr>
       <w:rPr>
         <w:u w:val="none"/>
@@ -5030,11 +9047,11 @@
     </w:lvl>
     <w:lvl w:ilvl="3">
       <w:start w:val="1"/>
-      <w:numFmt w:val="bullet"/>
-      <w:lvlText w:val="●"/>
-      <w:lvlJc w:val="left"/>
-      <w:pPr>
-        <w:ind w:left="2880" w:hanging="360"/>
+      <w:numFmt w:val="lowerLetter"/>
+      <w:lvlText w:val="(%4)"/>
+      <w:lvlJc w:val="left"/>
+      <w:pPr>
+        <w:ind w:left="4320" w:hanging="360"/>
       </w:pPr>
       <w:rPr>
         <w:u w:val="none"/>
@@ -5042,11 +9059,11 @@
     </w:lvl>
     <w:lvl w:ilvl="4">
       <w:start w:val="1"/>
-      <w:numFmt w:val="bullet"/>
-      <w:lvlText w:val="○"/>
-      <w:lvlJc w:val="left"/>
-      <w:pPr>
-        <w:ind w:left="3600" w:hanging="360"/>
+      <w:numFmt w:val="lowerRoman"/>
+      <w:lvlText w:val="(%5)"/>
+      <w:lvlJc w:val="right"/>
+      <w:pPr>
+        <w:ind w:left="5040" w:hanging="360"/>
       </w:pPr>
       <w:rPr>
         <w:u w:val="none"/>
@@ -5054,11 +9071,11 @@
     </w:lvl>
     <w:lvl w:ilvl="5">
       <w:start w:val="1"/>
-      <w:numFmt w:val="bullet"/>
-      <w:lvlText w:val="■"/>
-      <w:lvlJc w:val="left"/>
-      <w:pPr>
-        <w:ind w:left="4320" w:hanging="360"/>
+      <w:numFmt w:val="decimal"/>
+      <w:lvlText w:val="(%6)"/>
+      <w:lvlJc w:val="left"/>
+      <w:pPr>
+        <w:ind w:left="5760" w:hanging="360"/>
       </w:pPr>
       <w:rPr>
         <w:u w:val="none"/>
@@ -5066,11 +9083,11 @@
     </w:lvl>
     <w:lvl w:ilvl="6">
       <w:start w:val="1"/>
-      <w:numFmt w:val="bullet"/>
-      <w:lvlText w:val="●"/>
-      <w:lvlJc w:val="left"/>
-      <w:pPr>
-        <w:ind w:left="5040" w:hanging="360"/>
+      <w:numFmt w:val="lowerLetter"/>
+      <w:lvlText w:val="%7."/>
+      <w:lvlJc w:val="left"/>
+      <w:pPr>
+        <w:ind w:left="6480" w:hanging="360"/>
       </w:pPr>
       <w:rPr>
         <w:u w:val="none"/>
@@ -5078,11 +9095,11 @@
     </w:lvl>
     <w:lvl w:ilvl="7">
       <w:start w:val="1"/>
-      <w:numFmt w:val="bullet"/>
-      <w:lvlText w:val="○"/>
-      <w:lvlJc w:val="left"/>
-      <w:pPr>
-        <w:ind w:left="5760" w:hanging="360"/>
+      <w:numFmt w:val="lowerRoman"/>
+      <w:lvlText w:val="%8."/>
+      <w:lvlJc w:val="right"/>
+      <w:pPr>
+        <w:ind w:left="7200" w:hanging="360"/>
       </w:pPr>
       <w:rPr>
         <w:u w:val="none"/>
@@ -5090,11 +9107,11 @@
     </w:lvl>
     <w:lvl w:ilvl="8">
       <w:start w:val="1"/>
-      <w:numFmt w:val="bullet"/>
-      <w:lvlText w:val="■"/>
-      <w:lvlJc w:val="left"/>
-      <w:pPr>
-        <w:ind w:left="6480" w:hanging="360"/>
+      <w:numFmt w:val="decimal"/>
+      <w:lvlText w:val="%9."/>
+      <w:lvlJc w:val="left"/>
+      <w:pPr>
+        <w:ind w:left="7920" w:hanging="360"/>
       </w:pPr>
       <w:rPr>
         <w:u w:val="none"/>
@@ -5432,6 +9449,1106 @@
     </w:lvl>
   </w:abstractNum>
   <w:abstractNum w:abstractNumId="20">
+    <w:lvl w:ilvl="0">
+      <w:start w:val="1"/>
+      <w:numFmt w:val="lowerLetter"/>
+      <w:lvlText w:val="%1)"/>
+      <w:lvlJc w:val="left"/>
+      <w:pPr>
+        <w:ind w:left="2160" w:hanging="360"/>
+      </w:pPr>
+      <w:rPr>
+        <w:u w:val="none"/>
+      </w:rPr>
+    </w:lvl>
+    <w:lvl w:ilvl="1">
+      <w:start w:val="1"/>
+      <w:numFmt w:val="lowerRoman"/>
+      <w:lvlText w:val="%2)"/>
+      <w:lvlJc w:val="right"/>
+      <w:pPr>
+        <w:ind w:left="2880" w:hanging="360"/>
+      </w:pPr>
+      <w:rPr>
+        <w:u w:val="none"/>
+      </w:rPr>
+    </w:lvl>
+    <w:lvl w:ilvl="2">
+      <w:start w:val="1"/>
+      <w:numFmt w:val="decimal"/>
+      <w:lvlText w:val="%3)"/>
+      <w:lvlJc w:val="left"/>
+      <w:pPr>
+        <w:ind w:left="3600" w:hanging="360"/>
+      </w:pPr>
+      <w:rPr>
+        <w:u w:val="none"/>
+      </w:rPr>
+    </w:lvl>
+    <w:lvl w:ilvl="3">
+      <w:start w:val="1"/>
+      <w:numFmt w:val="lowerLetter"/>
+      <w:lvlText w:val="(%4)"/>
+      <w:lvlJc w:val="left"/>
+      <w:pPr>
+        <w:ind w:left="4320" w:hanging="360"/>
+      </w:pPr>
+      <w:rPr>
+        <w:u w:val="none"/>
+      </w:rPr>
+    </w:lvl>
+    <w:lvl w:ilvl="4">
+      <w:start w:val="1"/>
+      <w:numFmt w:val="lowerRoman"/>
+      <w:lvlText w:val="(%5)"/>
+      <w:lvlJc w:val="right"/>
+      <w:pPr>
+        <w:ind w:left="5040" w:hanging="360"/>
+      </w:pPr>
+      <w:rPr>
+        <w:u w:val="none"/>
+      </w:rPr>
+    </w:lvl>
+    <w:lvl w:ilvl="5">
+      <w:start w:val="1"/>
+      <w:numFmt w:val="decimal"/>
+      <w:lvlText w:val="(%6)"/>
+      <w:lvlJc w:val="left"/>
+      <w:pPr>
+        <w:ind w:left="5760" w:hanging="360"/>
+      </w:pPr>
+      <w:rPr>
+        <w:u w:val="none"/>
+      </w:rPr>
+    </w:lvl>
+    <w:lvl w:ilvl="6">
+      <w:start w:val="1"/>
+      <w:numFmt w:val="lowerLetter"/>
+      <w:lvlText w:val="%7."/>
+      <w:lvlJc w:val="left"/>
+      <w:pPr>
+        <w:ind w:left="6480" w:hanging="360"/>
+      </w:pPr>
+      <w:rPr>
+        <w:u w:val="none"/>
+      </w:rPr>
+    </w:lvl>
+    <w:lvl w:ilvl="7">
+      <w:start w:val="1"/>
+      <w:numFmt w:val="lowerRoman"/>
+      <w:lvlText w:val="%8."/>
+      <w:lvlJc w:val="right"/>
+      <w:pPr>
+        <w:ind w:left="7200" w:hanging="360"/>
+      </w:pPr>
+      <w:rPr>
+        <w:u w:val="none"/>
+      </w:rPr>
+    </w:lvl>
+    <w:lvl w:ilvl="8">
+      <w:start w:val="1"/>
+      <w:numFmt w:val="decimal"/>
+      <w:lvlText w:val="%9."/>
+      <w:lvlJc w:val="left"/>
+      <w:pPr>
+        <w:ind w:left="7920" w:hanging="360"/>
+      </w:pPr>
+      <w:rPr>
+        <w:u w:val="none"/>
+      </w:rPr>
+    </w:lvl>
+  </w:abstractNum>
+  <w:abstractNum w:abstractNumId="21">
+    <w:lvl w:ilvl="0">
+      <w:start w:val="1"/>
+      <w:numFmt w:val="bullet"/>
+      <w:lvlText w:val="●"/>
+      <w:lvlJc w:val="left"/>
+      <w:pPr>
+        <w:ind w:left="720" w:hanging="360"/>
+      </w:pPr>
+      <w:rPr>
+        <w:u w:val="none"/>
+      </w:rPr>
+    </w:lvl>
+    <w:lvl w:ilvl="1">
+      <w:start w:val="1"/>
+      <w:numFmt w:val="bullet"/>
+      <w:lvlText w:val="○"/>
+      <w:lvlJc w:val="left"/>
+      <w:pPr>
+        <w:ind w:left="1440" w:hanging="360"/>
+      </w:pPr>
+      <w:rPr>
+        <w:u w:val="none"/>
+      </w:rPr>
+    </w:lvl>
+    <w:lvl w:ilvl="2">
+      <w:start w:val="1"/>
+      <w:numFmt w:val="bullet"/>
+      <w:lvlText w:val="■"/>
+      <w:lvlJc w:val="left"/>
+      <w:pPr>
+        <w:ind w:left="2160" w:hanging="360"/>
+      </w:pPr>
+      <w:rPr>
+        <w:u w:val="none"/>
+      </w:rPr>
+    </w:lvl>
+    <w:lvl w:ilvl="3">
+      <w:start w:val="1"/>
+      <w:numFmt w:val="bullet"/>
+      <w:lvlText w:val="●"/>
+      <w:lvlJc w:val="left"/>
+      <w:pPr>
+        <w:ind w:left="2880" w:hanging="360"/>
+      </w:pPr>
+      <w:rPr>
+        <w:u w:val="none"/>
+      </w:rPr>
+    </w:lvl>
+    <w:lvl w:ilvl="4">
+      <w:start w:val="1"/>
+      <w:numFmt w:val="bullet"/>
+      <w:lvlText w:val="○"/>
+      <w:lvlJc w:val="left"/>
+      <w:pPr>
+        <w:ind w:left="3600" w:hanging="360"/>
+      </w:pPr>
+      <w:rPr>
+        <w:u w:val="none"/>
+      </w:rPr>
+    </w:lvl>
+    <w:lvl w:ilvl="5">
+      <w:start w:val="1"/>
+      <w:numFmt w:val="bullet"/>
+      <w:lvlText w:val="■"/>
+      <w:lvlJc w:val="left"/>
+      <w:pPr>
+        <w:ind w:left="4320" w:hanging="360"/>
+      </w:pPr>
+      <w:rPr>
+        <w:u w:val="none"/>
+      </w:rPr>
+    </w:lvl>
+    <w:lvl w:ilvl="6">
+      <w:start w:val="1"/>
+      <w:numFmt w:val="bullet"/>
+      <w:lvlText w:val="●"/>
+      <w:lvlJc w:val="left"/>
+      <w:pPr>
+        <w:ind w:left="5040" w:hanging="360"/>
+      </w:pPr>
+      <w:rPr>
+        <w:u w:val="none"/>
+      </w:rPr>
+    </w:lvl>
+    <w:lvl w:ilvl="7">
+      <w:start w:val="1"/>
+      <w:numFmt w:val="bullet"/>
+      <w:lvlText w:val="○"/>
+      <w:lvlJc w:val="left"/>
+      <w:pPr>
+        <w:ind w:left="5760" w:hanging="360"/>
+      </w:pPr>
+      <w:rPr>
+        <w:u w:val="none"/>
+      </w:rPr>
+    </w:lvl>
+    <w:lvl w:ilvl="8">
+      <w:start w:val="1"/>
+      <w:numFmt w:val="bullet"/>
+      <w:lvlText w:val="■"/>
+      <w:lvlJc w:val="left"/>
+      <w:pPr>
+        <w:ind w:left="6480" w:hanging="360"/>
+      </w:pPr>
+      <w:rPr>
+        <w:u w:val="none"/>
+      </w:rPr>
+    </w:lvl>
+  </w:abstractNum>
+  <w:abstractNum w:abstractNumId="22">
+    <w:lvl w:ilvl="0">
+      <w:start w:val="1"/>
+      <w:numFmt w:val="lowerLetter"/>
+      <w:lvlText w:val="%1)"/>
+      <w:lvlJc w:val="left"/>
+      <w:pPr>
+        <w:ind w:left="720" w:hanging="360"/>
+      </w:pPr>
+      <w:rPr>
+        <w:u w:val="none"/>
+      </w:rPr>
+    </w:lvl>
+    <w:lvl w:ilvl="1">
+      <w:start w:val="1"/>
+      <w:numFmt w:val="lowerRoman"/>
+      <w:lvlText w:val="%2)"/>
+      <w:lvlJc w:val="right"/>
+      <w:pPr>
+        <w:ind w:left="1440" w:hanging="360"/>
+      </w:pPr>
+      <w:rPr>
+        <w:u w:val="none"/>
+      </w:rPr>
+    </w:lvl>
+    <w:lvl w:ilvl="2">
+      <w:start w:val="1"/>
+      <w:numFmt w:val="decimal"/>
+      <w:lvlText w:val="%3)"/>
+      <w:lvlJc w:val="left"/>
+      <w:pPr>
+        <w:ind w:left="2160" w:hanging="360"/>
+      </w:pPr>
+      <w:rPr>
+        <w:u w:val="none"/>
+      </w:rPr>
+    </w:lvl>
+    <w:lvl w:ilvl="3">
+      <w:start w:val="1"/>
+      <w:numFmt w:val="lowerLetter"/>
+      <w:lvlText w:val="(%4)"/>
+      <w:lvlJc w:val="left"/>
+      <w:pPr>
+        <w:ind w:left="2880" w:hanging="360"/>
+      </w:pPr>
+      <w:rPr>
+        <w:u w:val="none"/>
+      </w:rPr>
+    </w:lvl>
+    <w:lvl w:ilvl="4">
+      <w:start w:val="1"/>
+      <w:numFmt w:val="lowerRoman"/>
+      <w:lvlText w:val="(%5)"/>
+      <w:lvlJc w:val="right"/>
+      <w:pPr>
+        <w:ind w:left="3600" w:hanging="360"/>
+      </w:pPr>
+      <w:rPr>
+        <w:u w:val="none"/>
+      </w:rPr>
+    </w:lvl>
+    <w:lvl w:ilvl="5">
+      <w:start w:val="1"/>
+      <w:numFmt w:val="decimal"/>
+      <w:lvlText w:val="(%6)"/>
+      <w:lvlJc w:val="left"/>
+      <w:pPr>
+        <w:ind w:left="4320" w:hanging="360"/>
+      </w:pPr>
+      <w:rPr>
+        <w:u w:val="none"/>
+      </w:rPr>
+    </w:lvl>
+    <w:lvl w:ilvl="6">
+      <w:start w:val="1"/>
+      <w:numFmt w:val="lowerLetter"/>
+      <w:lvlText w:val="%7."/>
+      <w:lvlJc w:val="left"/>
+      <w:pPr>
+        <w:ind w:left="5040" w:hanging="360"/>
+      </w:pPr>
+      <w:rPr>
+        <w:u w:val="none"/>
+      </w:rPr>
+    </w:lvl>
+    <w:lvl w:ilvl="7">
+      <w:start w:val="1"/>
+      <w:numFmt w:val="lowerRoman"/>
+      <w:lvlText w:val="%8."/>
+      <w:lvlJc w:val="right"/>
+      <w:pPr>
+        <w:ind w:left="5760" w:hanging="360"/>
+      </w:pPr>
+      <w:rPr>
+        <w:u w:val="none"/>
+      </w:rPr>
+    </w:lvl>
+    <w:lvl w:ilvl="8">
+      <w:start w:val="1"/>
+      <w:numFmt w:val="decimal"/>
+      <w:lvlText w:val="%9."/>
+      <w:lvlJc w:val="left"/>
+      <w:pPr>
+        <w:ind w:left="6480" w:hanging="360"/>
+      </w:pPr>
+      <w:rPr>
+        <w:u w:val="none"/>
+      </w:rPr>
+    </w:lvl>
+  </w:abstractNum>
+  <w:abstractNum w:abstractNumId="23">
+    <w:lvl w:ilvl="0">
+      <w:start w:val="1"/>
+      <w:numFmt w:val="bullet"/>
+      <w:lvlText w:val="●"/>
+      <w:lvlJc w:val="left"/>
+      <w:pPr>
+        <w:ind w:left="720" w:hanging="360"/>
+      </w:pPr>
+      <w:rPr>
+        <w:u w:val="none"/>
+      </w:rPr>
+    </w:lvl>
+    <w:lvl w:ilvl="1">
+      <w:start w:val="1"/>
+      <w:numFmt w:val="bullet"/>
+      <w:lvlText w:val="○"/>
+      <w:lvlJc w:val="left"/>
+      <w:pPr>
+        <w:ind w:left="1440" w:hanging="360"/>
+      </w:pPr>
+      <w:rPr>
+        <w:u w:val="none"/>
+      </w:rPr>
+    </w:lvl>
+    <w:lvl w:ilvl="2">
+      <w:start w:val="1"/>
+      <w:numFmt w:val="bullet"/>
+      <w:lvlText w:val="■"/>
+      <w:lvlJc w:val="left"/>
+      <w:pPr>
+        <w:ind w:left="2160" w:hanging="360"/>
+      </w:pPr>
+      <w:rPr>
+        <w:u w:val="none"/>
+      </w:rPr>
+    </w:lvl>
+    <w:lvl w:ilvl="3">
+      <w:start w:val="1"/>
+      <w:numFmt w:val="bullet"/>
+      <w:lvlText w:val="●"/>
+      <w:lvlJc w:val="left"/>
+      <w:pPr>
+        <w:ind w:left="2880" w:hanging="360"/>
+      </w:pPr>
+      <w:rPr>
+        <w:u w:val="none"/>
+      </w:rPr>
+    </w:lvl>
+    <w:lvl w:ilvl="4">
+      <w:start w:val="1"/>
+      <w:numFmt w:val="bullet"/>
+      <w:lvlText w:val="○"/>
+      <w:lvlJc w:val="left"/>
+      <w:pPr>
+        <w:ind w:left="3600" w:hanging="360"/>
+      </w:pPr>
+      <w:rPr>
+        <w:u w:val="none"/>
+      </w:rPr>
+    </w:lvl>
+    <w:lvl w:ilvl="5">
+      <w:start w:val="1"/>
+      <w:numFmt w:val="bullet"/>
+      <w:lvlText w:val="■"/>
+      <w:lvlJc w:val="left"/>
+      <w:pPr>
+        <w:ind w:left="4320" w:hanging="360"/>
+      </w:pPr>
+      <w:rPr>
+        <w:u w:val="none"/>
+      </w:rPr>
+    </w:lvl>
+    <w:lvl w:ilvl="6">
+      <w:start w:val="1"/>
+      <w:numFmt w:val="bullet"/>
+      <w:lvlText w:val="●"/>
+      <w:lvlJc w:val="left"/>
+      <w:pPr>
+        <w:ind w:left="5040" w:hanging="360"/>
+      </w:pPr>
+      <w:rPr>
+        <w:u w:val="none"/>
+      </w:rPr>
+    </w:lvl>
+    <w:lvl w:ilvl="7">
+      <w:start w:val="1"/>
+      <w:numFmt w:val="bullet"/>
+      <w:lvlText w:val="○"/>
+      <w:lvlJc w:val="left"/>
+      <w:pPr>
+        <w:ind w:left="5760" w:hanging="360"/>
+      </w:pPr>
+      <w:rPr>
+        <w:u w:val="none"/>
+      </w:rPr>
+    </w:lvl>
+    <w:lvl w:ilvl="8">
+      <w:start w:val="1"/>
+      <w:numFmt w:val="bullet"/>
+      <w:lvlText w:val="■"/>
+      <w:lvlJc w:val="left"/>
+      <w:pPr>
+        <w:ind w:left="6480" w:hanging="360"/>
+      </w:pPr>
+      <w:rPr>
+        <w:u w:val="none"/>
+      </w:rPr>
+    </w:lvl>
+  </w:abstractNum>
+  <w:abstractNum w:abstractNumId="24">
+    <w:lvl w:ilvl="0">
+      <w:start w:val="1"/>
+      <w:numFmt w:val="bullet"/>
+      <w:lvlText w:val="●"/>
+      <w:lvlJc w:val="left"/>
+      <w:pPr>
+        <w:ind w:left="720" w:hanging="360"/>
+      </w:pPr>
+      <w:rPr>
+        <w:u w:val="none"/>
+      </w:rPr>
+    </w:lvl>
+    <w:lvl w:ilvl="1">
+      <w:start w:val="1"/>
+      <w:numFmt w:val="bullet"/>
+      <w:lvlText w:val="○"/>
+      <w:lvlJc w:val="left"/>
+      <w:pPr>
+        <w:ind w:left="1440" w:hanging="360"/>
+      </w:pPr>
+      <w:rPr>
+        <w:u w:val="none"/>
+      </w:rPr>
+    </w:lvl>
+    <w:lvl w:ilvl="2">
+      <w:start w:val="1"/>
+      <w:numFmt w:val="bullet"/>
+      <w:lvlText w:val="■"/>
+      <w:lvlJc w:val="left"/>
+      <w:pPr>
+        <w:ind w:left="2160" w:hanging="360"/>
+      </w:pPr>
+      <w:rPr>
+        <w:u w:val="none"/>
+      </w:rPr>
+    </w:lvl>
+    <w:lvl w:ilvl="3">
+      <w:start w:val="1"/>
+      <w:numFmt w:val="bullet"/>
+      <w:lvlText w:val="●"/>
+      <w:lvlJc w:val="left"/>
+      <w:pPr>
+        <w:ind w:left="2880" w:hanging="360"/>
+      </w:pPr>
+      <w:rPr>
+        <w:u w:val="none"/>
+      </w:rPr>
+    </w:lvl>
+    <w:lvl w:ilvl="4">
+      <w:start w:val="1"/>
+      <w:numFmt w:val="bullet"/>
+      <w:lvlText w:val="○"/>
+      <w:lvlJc w:val="left"/>
+      <w:pPr>
+        <w:ind w:left="3600" w:hanging="360"/>
+      </w:pPr>
+      <w:rPr>
+        <w:u w:val="none"/>
+      </w:rPr>
+    </w:lvl>
+    <w:lvl w:ilvl="5">
+      <w:start w:val="1"/>
+      <w:numFmt w:val="bullet"/>
+      <w:lvlText w:val="■"/>
+      <w:lvlJc w:val="left"/>
+      <w:pPr>
+        <w:ind w:left="4320" w:hanging="360"/>
+      </w:pPr>
+      <w:rPr>
+        <w:u w:val="none"/>
+      </w:rPr>
+    </w:lvl>
+    <w:lvl w:ilvl="6">
+      <w:start w:val="1"/>
+      <w:numFmt w:val="bullet"/>
+      <w:lvlText w:val="●"/>
+      <w:lvlJc w:val="left"/>
+      <w:pPr>
+        <w:ind w:left="5040" w:hanging="360"/>
+      </w:pPr>
+      <w:rPr>
+        <w:u w:val="none"/>
+      </w:rPr>
+    </w:lvl>
+    <w:lvl w:ilvl="7">
+      <w:start w:val="1"/>
+      <w:numFmt w:val="bullet"/>
+      <w:lvlText w:val="○"/>
+      <w:lvlJc w:val="left"/>
+      <w:pPr>
+        <w:ind w:left="5760" w:hanging="360"/>
+      </w:pPr>
+      <w:rPr>
+        <w:u w:val="none"/>
+      </w:rPr>
+    </w:lvl>
+    <w:lvl w:ilvl="8">
+      <w:start w:val="1"/>
+      <w:numFmt w:val="bullet"/>
+      <w:lvlText w:val="■"/>
+      <w:lvlJc w:val="left"/>
+      <w:pPr>
+        <w:ind w:left="6480" w:hanging="360"/>
+      </w:pPr>
+      <w:rPr>
+        <w:u w:val="none"/>
+      </w:rPr>
+    </w:lvl>
+  </w:abstractNum>
+  <w:abstractNum w:abstractNumId="25">
+    <w:lvl w:ilvl="0">
+      <w:start w:val="1"/>
+      <w:numFmt w:val="bullet"/>
+      <w:lvlText w:val="●"/>
+      <w:lvlJc w:val="left"/>
+      <w:pPr>
+        <w:ind w:left="720" w:hanging="360"/>
+      </w:pPr>
+      <w:rPr>
+        <w:u w:val="none"/>
+      </w:rPr>
+    </w:lvl>
+    <w:lvl w:ilvl="1">
+      <w:start w:val="1"/>
+      <w:numFmt w:val="bullet"/>
+      <w:lvlText w:val="○"/>
+      <w:lvlJc w:val="left"/>
+      <w:pPr>
+        <w:ind w:left="1440" w:hanging="360"/>
+      </w:pPr>
+      <w:rPr>
+        <w:u w:val="none"/>
+      </w:rPr>
+    </w:lvl>
+    <w:lvl w:ilvl="2">
+      <w:start w:val="1"/>
+      <w:numFmt w:val="bullet"/>
+      <w:lvlText w:val="■"/>
+      <w:lvlJc w:val="left"/>
+      <w:pPr>
+        <w:ind w:left="2160" w:hanging="360"/>
+      </w:pPr>
+      <w:rPr>
+        <w:u w:val="none"/>
+      </w:rPr>
+    </w:lvl>
+    <w:lvl w:ilvl="3">
+      <w:start w:val="1"/>
+      <w:numFmt w:val="bullet"/>
+      <w:lvlText w:val="●"/>
+      <w:lvlJc w:val="left"/>
+      <w:pPr>
+        <w:ind w:left="2880" w:hanging="360"/>
+      </w:pPr>
+      <w:rPr>
+        <w:u w:val="none"/>
+      </w:rPr>
+    </w:lvl>
+    <w:lvl w:ilvl="4">
+      <w:start w:val="1"/>
+      <w:numFmt w:val="bullet"/>
+      <w:lvlText w:val="○"/>
+      <w:lvlJc w:val="left"/>
+      <w:pPr>
+        <w:ind w:left="3600" w:hanging="360"/>
+      </w:pPr>
+      <w:rPr>
+        <w:u w:val="none"/>
+      </w:rPr>
+    </w:lvl>
+    <w:lvl w:ilvl="5">
+      <w:start w:val="1"/>
+      <w:numFmt w:val="bullet"/>
+      <w:lvlText w:val="■"/>
+      <w:lvlJc w:val="left"/>
+      <w:pPr>
+        <w:ind w:left="4320" w:hanging="360"/>
+      </w:pPr>
+      <w:rPr>
+        <w:u w:val="none"/>
+      </w:rPr>
+    </w:lvl>
+    <w:lvl w:ilvl="6">
+      <w:start w:val="1"/>
+      <w:numFmt w:val="bullet"/>
+      <w:lvlText w:val="●"/>
+      <w:lvlJc w:val="left"/>
+      <w:pPr>
+        <w:ind w:left="5040" w:hanging="360"/>
+      </w:pPr>
+      <w:rPr>
+        <w:u w:val="none"/>
+      </w:rPr>
+    </w:lvl>
+    <w:lvl w:ilvl="7">
+      <w:start w:val="1"/>
+      <w:numFmt w:val="bullet"/>
+      <w:lvlText w:val="○"/>
+      <w:lvlJc w:val="left"/>
+      <w:pPr>
+        <w:ind w:left="5760" w:hanging="360"/>
+      </w:pPr>
+      <w:rPr>
+        <w:u w:val="none"/>
+      </w:rPr>
+    </w:lvl>
+    <w:lvl w:ilvl="8">
+      <w:start w:val="1"/>
+      <w:numFmt w:val="bullet"/>
+      <w:lvlText w:val="■"/>
+      <w:lvlJc w:val="left"/>
+      <w:pPr>
+        <w:ind w:left="6480" w:hanging="360"/>
+      </w:pPr>
+      <w:rPr>
+        <w:u w:val="none"/>
+      </w:rPr>
+    </w:lvl>
+  </w:abstractNum>
+  <w:abstractNum w:abstractNumId="26">
+    <w:lvl w:ilvl="0">
+      <w:start w:val="1"/>
+      <w:numFmt w:val="bullet"/>
+      <w:lvlText w:val="●"/>
+      <w:lvlJc w:val="left"/>
+      <w:pPr>
+        <w:ind w:left="720" w:hanging="360"/>
+      </w:pPr>
+      <w:rPr>
+        <w:u w:val="none"/>
+      </w:rPr>
+    </w:lvl>
+    <w:lvl w:ilvl="1">
+      <w:start w:val="1"/>
+      <w:numFmt w:val="bullet"/>
+      <w:lvlText w:val="○"/>
+      <w:lvlJc w:val="left"/>
+      <w:pPr>
+        <w:ind w:left="1440" w:hanging="360"/>
+      </w:pPr>
+      <w:rPr>
+        <w:u w:val="none"/>
+      </w:rPr>
+    </w:lvl>
+    <w:lvl w:ilvl="2">
+      <w:start w:val="1"/>
+      <w:numFmt w:val="bullet"/>
+      <w:lvlText w:val="■"/>
+      <w:lvlJc w:val="left"/>
+      <w:pPr>
+        <w:ind w:left="2160" w:hanging="360"/>
+      </w:pPr>
+      <w:rPr>
+        <w:u w:val="none"/>
+      </w:rPr>
+    </w:lvl>
+    <w:lvl w:ilvl="3">
+      <w:start w:val="1"/>
+      <w:numFmt w:val="bullet"/>
+      <w:lvlText w:val="●"/>
+      <w:lvlJc w:val="left"/>
+      <w:pPr>
+        <w:ind w:left="2880" w:hanging="360"/>
+      </w:pPr>
+      <w:rPr>
+        <w:u w:val="none"/>
+      </w:rPr>
+    </w:lvl>
+    <w:lvl w:ilvl="4">
+      <w:start w:val="1"/>
+      <w:numFmt w:val="bullet"/>
+      <w:lvlText w:val="○"/>
+      <w:lvlJc w:val="left"/>
+      <w:pPr>
+        <w:ind w:left="3600" w:hanging="360"/>
+      </w:pPr>
+      <w:rPr>
+        <w:u w:val="none"/>
+      </w:rPr>
+    </w:lvl>
+    <w:lvl w:ilvl="5">
+      <w:start w:val="1"/>
+      <w:numFmt w:val="bullet"/>
+      <w:lvlText w:val="■"/>
+      <w:lvlJc w:val="left"/>
+      <w:pPr>
+        <w:ind w:left="4320" w:hanging="360"/>
+      </w:pPr>
+      <w:rPr>
+        <w:u w:val="none"/>
+      </w:rPr>
+    </w:lvl>
+    <w:lvl w:ilvl="6">
+      <w:start w:val="1"/>
+      <w:numFmt w:val="bullet"/>
+      <w:lvlText w:val="●"/>
+      <w:lvlJc w:val="left"/>
+      <w:pPr>
+        <w:ind w:left="5040" w:hanging="360"/>
+      </w:pPr>
+      <w:rPr>
+        <w:u w:val="none"/>
+      </w:rPr>
+    </w:lvl>
+    <w:lvl w:ilvl="7">
+      <w:start w:val="1"/>
+      <w:numFmt w:val="bullet"/>
+      <w:lvlText w:val="○"/>
+      <w:lvlJc w:val="left"/>
+      <w:pPr>
+        <w:ind w:left="5760" w:hanging="360"/>
+      </w:pPr>
+      <w:rPr>
+        <w:u w:val="none"/>
+      </w:rPr>
+    </w:lvl>
+    <w:lvl w:ilvl="8">
+      <w:start w:val="1"/>
+      <w:numFmt w:val="bullet"/>
+      <w:lvlText w:val="■"/>
+      <w:lvlJc w:val="left"/>
+      <w:pPr>
+        <w:ind w:left="6480" w:hanging="360"/>
+      </w:pPr>
+      <w:rPr>
+        <w:u w:val="none"/>
+      </w:rPr>
+    </w:lvl>
+  </w:abstractNum>
+  <w:abstractNum w:abstractNumId="27">
+    <w:lvl w:ilvl="0">
+      <w:start w:val="1"/>
+      <w:numFmt w:val="bullet"/>
+      <w:lvlText w:val="●"/>
+      <w:lvlJc w:val="left"/>
+      <w:pPr>
+        <w:ind w:left="720" w:hanging="360"/>
+      </w:pPr>
+      <w:rPr>
+        <w:u w:val="none"/>
+      </w:rPr>
+    </w:lvl>
+    <w:lvl w:ilvl="1">
+      <w:start w:val="1"/>
+      <w:numFmt w:val="bullet"/>
+      <w:lvlText w:val="○"/>
+      <w:lvlJc w:val="left"/>
+      <w:pPr>
+        <w:ind w:left="1440" w:hanging="360"/>
+      </w:pPr>
+      <w:rPr>
+        <w:u w:val="none"/>
+      </w:rPr>
+    </w:lvl>
+    <w:lvl w:ilvl="2">
+      <w:start w:val="1"/>
+      <w:numFmt w:val="bullet"/>
+      <w:lvlText w:val="■"/>
+      <w:lvlJc w:val="left"/>
+      <w:pPr>
+        <w:ind w:left="2160" w:hanging="360"/>
+      </w:pPr>
+      <w:rPr>
+        <w:u w:val="none"/>
+      </w:rPr>
+    </w:lvl>
+    <w:lvl w:ilvl="3">
+      <w:start w:val="1"/>
+      <w:numFmt w:val="bullet"/>
+      <w:lvlText w:val="●"/>
+      <w:lvlJc w:val="left"/>
+      <w:pPr>
+        <w:ind w:left="2880" w:hanging="360"/>
+      </w:pPr>
+      <w:rPr>
+        <w:u w:val="none"/>
+      </w:rPr>
+    </w:lvl>
+    <w:lvl w:ilvl="4">
+      <w:start w:val="1"/>
+      <w:numFmt w:val="bullet"/>
+      <w:lvlText w:val="○"/>
+      <w:lvlJc w:val="left"/>
+      <w:pPr>
+        <w:ind w:left="3600" w:hanging="360"/>
+      </w:pPr>
+      <w:rPr>
+        <w:u w:val="none"/>
+      </w:rPr>
+    </w:lvl>
+    <w:lvl w:ilvl="5">
+      <w:start w:val="1"/>
+      <w:numFmt w:val="bullet"/>
+      <w:lvlText w:val="■"/>
+      <w:lvlJc w:val="left"/>
+      <w:pPr>
+        <w:ind w:left="4320" w:hanging="360"/>
+      </w:pPr>
+      <w:rPr>
+        <w:u w:val="none"/>
+      </w:rPr>
+    </w:lvl>
+    <w:lvl w:ilvl="6">
+      <w:start w:val="1"/>
+      <w:numFmt w:val="bullet"/>
+      <w:lvlText w:val="●"/>
+      <w:lvlJc w:val="left"/>
+      <w:pPr>
+        <w:ind w:left="5040" w:hanging="360"/>
+      </w:pPr>
+      <w:rPr>
+        <w:u w:val="none"/>
+      </w:rPr>
+    </w:lvl>
+    <w:lvl w:ilvl="7">
+      <w:start w:val="1"/>
+      <w:numFmt w:val="bullet"/>
+      <w:lvlText w:val="○"/>
+      <w:lvlJc w:val="left"/>
+      <w:pPr>
+        <w:ind w:left="5760" w:hanging="360"/>
+      </w:pPr>
+      <w:rPr>
+        <w:u w:val="none"/>
+      </w:rPr>
+    </w:lvl>
+    <w:lvl w:ilvl="8">
+      <w:start w:val="1"/>
+      <w:numFmt w:val="bullet"/>
+      <w:lvlText w:val="■"/>
+      <w:lvlJc w:val="left"/>
+      <w:pPr>
+        <w:ind w:left="6480" w:hanging="360"/>
+      </w:pPr>
+      <w:rPr>
+        <w:u w:val="none"/>
+      </w:rPr>
+    </w:lvl>
+  </w:abstractNum>
+  <w:abstractNum w:abstractNumId="28">
+    <w:lvl w:ilvl="0">
+      <w:start w:val="1"/>
+      <w:numFmt w:val="bullet"/>
+      <w:lvlText w:val="●"/>
+      <w:lvlJc w:val="left"/>
+      <w:pPr>
+        <w:ind w:left="720" w:hanging="360"/>
+      </w:pPr>
+      <w:rPr>
+        <w:u w:val="none"/>
+      </w:rPr>
+    </w:lvl>
+    <w:lvl w:ilvl="1">
+      <w:start w:val="1"/>
+      <w:numFmt w:val="bullet"/>
+      <w:lvlText w:val="○"/>
+      <w:lvlJc w:val="left"/>
+      <w:pPr>
+        <w:ind w:left="1440" w:hanging="360"/>
+      </w:pPr>
+      <w:rPr>
+        <w:u w:val="none"/>
+      </w:rPr>
+    </w:lvl>
+    <w:lvl w:ilvl="2">
+      <w:start w:val="1"/>
+      <w:numFmt w:val="bullet"/>
+      <w:lvlText w:val="■"/>
+      <w:lvlJc w:val="left"/>
+      <w:pPr>
+        <w:ind w:left="2160" w:hanging="360"/>
+      </w:pPr>
+      <w:rPr>
+        <w:u w:val="none"/>
+      </w:rPr>
+    </w:lvl>
+    <w:lvl w:ilvl="3">
+      <w:start w:val="1"/>
+      <w:numFmt w:val="bullet"/>
+      <w:lvlText w:val="●"/>
+      <w:lvlJc w:val="left"/>
+      <w:pPr>
+        <w:ind w:left="2880" w:hanging="360"/>
+      </w:pPr>
+      <w:rPr>
+        <w:u w:val="none"/>
+      </w:rPr>
+    </w:lvl>
+    <w:lvl w:ilvl="4">
+      <w:start w:val="1"/>
+      <w:numFmt w:val="bullet"/>
+      <w:lvlText w:val="○"/>
+      <w:lvlJc w:val="left"/>
+      <w:pPr>
+        <w:ind w:left="3600" w:hanging="360"/>
+      </w:pPr>
+      <w:rPr>
+        <w:u w:val="none"/>
+      </w:rPr>
+    </w:lvl>
+    <w:lvl w:ilvl="5">
+      <w:start w:val="1"/>
+      <w:numFmt w:val="bullet"/>
+      <w:lvlText w:val="■"/>
+      <w:lvlJc w:val="left"/>
+      <w:pPr>
+        <w:ind w:left="4320" w:hanging="360"/>
+      </w:pPr>
+      <w:rPr>
+        <w:u w:val="none"/>
+      </w:rPr>
+    </w:lvl>
+    <w:lvl w:ilvl="6">
+      <w:start w:val="1"/>
+      <w:numFmt w:val="bullet"/>
+      <w:lvlText w:val="●"/>
+      <w:lvlJc w:val="left"/>
+      <w:pPr>
+        <w:ind w:left="5040" w:hanging="360"/>
+      </w:pPr>
+      <w:rPr>
+        <w:u w:val="none"/>
+      </w:rPr>
+    </w:lvl>
+    <w:lvl w:ilvl="7">
+      <w:start w:val="1"/>
+      <w:numFmt w:val="bullet"/>
+      <w:lvlText w:val="○"/>
+      <w:lvlJc w:val="left"/>
+      <w:pPr>
+        <w:ind w:left="5760" w:hanging="360"/>
+      </w:pPr>
+      <w:rPr>
+        <w:u w:val="none"/>
+      </w:rPr>
+    </w:lvl>
+    <w:lvl w:ilvl="8">
+      <w:start w:val="1"/>
+      <w:numFmt w:val="bullet"/>
+      <w:lvlText w:val="■"/>
+      <w:lvlJc w:val="left"/>
+      <w:pPr>
+        <w:ind w:left="6480" w:hanging="360"/>
+      </w:pPr>
+      <w:rPr>
+        <w:u w:val="none"/>
+      </w:rPr>
+    </w:lvl>
+  </w:abstractNum>
+  <w:abstractNum w:abstractNumId="29">
+    <w:lvl w:ilvl="0">
+      <w:start w:val="1"/>
+      <w:numFmt w:val="decimal"/>
+      <w:lvlText w:val="%1)"/>
+      <w:lvlJc w:val="left"/>
+      <w:pPr>
+        <w:ind w:left="720" w:hanging="360"/>
+      </w:pPr>
+      <w:rPr>
+        <w:u w:val="none"/>
+      </w:rPr>
+    </w:lvl>
+    <w:lvl w:ilvl="1">
+      <w:start w:val="1"/>
+      <w:numFmt w:val="lowerLetter"/>
+      <w:lvlText w:val="%2)"/>
+      <w:lvlJc w:val="left"/>
+      <w:pPr>
+        <w:ind w:left="1440" w:hanging="360"/>
+      </w:pPr>
+      <w:rPr>
+        <w:u w:val="none"/>
+      </w:rPr>
+    </w:lvl>
+    <w:lvl w:ilvl="2">
+      <w:start w:val="1"/>
+      <w:numFmt w:val="lowerRoman"/>
+      <w:lvlText w:val="%3)"/>
+      <w:lvlJc w:val="right"/>
+      <w:pPr>
+        <w:ind w:left="2160" w:hanging="360"/>
+      </w:pPr>
+      <w:rPr>
+        <w:u w:val="none"/>
+      </w:rPr>
+    </w:lvl>
+    <w:lvl w:ilvl="3">
+      <w:start w:val="1"/>
+      <w:numFmt w:val="decimal"/>
+      <w:lvlText w:val="(%4)"/>
+      <w:lvlJc w:val="left"/>
+      <w:pPr>
+        <w:ind w:left="2880" w:hanging="360"/>
+      </w:pPr>
+      <w:rPr>
+        <w:u w:val="none"/>
+      </w:rPr>
+    </w:lvl>
+    <w:lvl w:ilvl="4">
+      <w:start w:val="1"/>
+      <w:numFmt w:val="lowerLetter"/>
+      <w:lvlText w:val="(%5)"/>
+      <w:lvlJc w:val="left"/>
+      <w:pPr>
+        <w:ind w:left="3600" w:hanging="360"/>
+      </w:pPr>
+      <w:rPr>
+        <w:u w:val="none"/>
+      </w:rPr>
+    </w:lvl>
+    <w:lvl w:ilvl="5">
+      <w:start w:val="1"/>
+      <w:numFmt w:val="lowerRoman"/>
+      <w:lvlText w:val="(%6)"/>
+      <w:lvlJc w:val="right"/>
+      <w:pPr>
+        <w:ind w:left="4320" w:hanging="360"/>
+      </w:pPr>
+      <w:rPr>
+        <w:u w:val="none"/>
+      </w:rPr>
+    </w:lvl>
+    <w:lvl w:ilvl="6">
+      <w:start w:val="1"/>
+      <w:numFmt w:val="decimal"/>
+      <w:lvlText w:val="%7."/>
+      <w:lvlJc w:val="left"/>
+      <w:pPr>
+        <w:ind w:left="5040" w:hanging="360"/>
+      </w:pPr>
+      <w:rPr>
+        <w:u w:val="none"/>
+      </w:rPr>
+    </w:lvl>
+    <w:lvl w:ilvl="7">
+      <w:start w:val="1"/>
+      <w:numFmt w:val="lowerLetter"/>
+      <w:lvlText w:val="%8."/>
+      <w:lvlJc w:val="left"/>
+      <w:pPr>
+        <w:ind w:left="5760" w:hanging="360"/>
+      </w:pPr>
+      <w:rPr>
+        <w:u w:val="none"/>
+      </w:rPr>
+    </w:lvl>
+    <w:lvl w:ilvl="8">
+      <w:start w:val="1"/>
+      <w:numFmt w:val="lowerRoman"/>
+      <w:lvlText w:val="%9."/>
+      <w:lvlJc w:val="right"/>
+      <w:pPr>
+        <w:ind w:left="6480" w:hanging="360"/>
+      </w:pPr>
+      <w:rPr>
+        <w:u w:val="none"/>
+      </w:rPr>
+    </w:lvl>
+  </w:abstractNum>
+  <w:abstractNum w:abstractNumId="30">
     <w:lvl w:ilvl="0">
       <w:start w:val="1"/>
       <w:numFmt w:val="bullet"/>
@@ -5600,6 +10717,36 @@
   </w:num>
   <w:num w:numId="20">
     <w:abstractNumId w:val="20"/>
+  </w:num>
+  <w:num w:numId="21">
+    <w:abstractNumId w:val="21"/>
+  </w:num>
+  <w:num w:numId="22">
+    <w:abstractNumId w:val="22"/>
+  </w:num>
+  <w:num w:numId="23">
+    <w:abstractNumId w:val="23"/>
+  </w:num>
+  <w:num w:numId="24">
+    <w:abstractNumId w:val="24"/>
+  </w:num>
+  <w:num w:numId="25">
+    <w:abstractNumId w:val="25"/>
+  </w:num>
+  <w:num w:numId="26">
+    <w:abstractNumId w:val="26"/>
+  </w:num>
+  <w:num w:numId="27">
+    <w:abstractNumId w:val="27"/>
+  </w:num>
+  <w:num w:numId="28">
+    <w:abstractNumId w:val="28"/>
+  </w:num>
+  <w:num w:numId="29">
+    <w:abstractNumId w:val="29"/>
+  </w:num>
+  <w:num w:numId="30">
+    <w:abstractNumId w:val="30"/>
   </w:num>
 </w:numbering>
 </file>
@@ -5770,6 +10917,13 @@
     </w:rPr>
   </w:style>
   <w:style w:type="table" w:styleId="Table1">
+    <w:basedOn w:val="TableNormal"/>
+    <w:tblPr>
+      <w:tblStyleRowBandSize w:val="1"/>
+      <w:tblStyleColBandSize w:val="1"/>
+    </w:tblPr>
+  </w:style>
+  <w:style w:type="table" w:styleId="Table2">
     <w:basedOn w:val="TableNormal"/>
     <w:tblPr>
       <w:tblStyleRowBandSize w:val="1"/>
